--- a/docs/GG2_GG3_аудио_видео.docx
+++ b/docs/GG2_GG3_аудио_видео.docx
@@ -66,7 +66,7 @@
           <w:sz w:val="18"/>
           <w:szCs w:val="18"/>
         </w:rPr>
-        <w:t xml:space="preserve">, папки </w:t>
+        <w:t xml:space="preserve">, папка курса и юнита — она написана у каждого юнита ниже (например, </w:t>
       </w:r>
       <w:r>
         <w:rPr>
@@ -74,7 +74,7 @@
           <w:sz w:val="18"/>
           <w:szCs w:val="18"/>
         </w:rPr>
-        <w:t xml:space="preserve">gg2/</w:t>
+        <w:t xml:space="preserve">classroom-media/gg2/u1/gg2_u1_hw2_b3.mp4</w:t>
       </w:r>
       <w:r>
         <w:rPr>
@@ -82,15 +82,22 @@
           <w:sz w:val="18"/>
           <w:szCs w:val="18"/>
         </w:rPr>
-        <w:t xml:space="preserve"> и </w:t>
+        <w:t xml:space="preserve">). Файлы Final Test — в папку последнего юнита, u8. Имя файла — ровно как в последнем столбце: по нему я найду урок и блок и вставлю ссылку сам. Загрузили часть — пишите, вставлю то, что уже лежит.</w:t>
       </w:r>
+    </w:p>
+    <w:p>
+      <w:pPr>
+        <w:spacing w:after="120"/>
+      </w:pPr>
       <w:r>
         <w:rPr>
-          <w:rFonts w:ascii="Consolas" w:cs="Consolas" w:eastAsia="Consolas" w:hAnsi="Consolas"/>
+          <w:rFonts w:ascii="Arial" w:cs="Arial" w:eastAsia="Arial" w:hAnsi="Arial"/>
+          <w:b/>
+          <w:bCs/>
           <w:sz w:val="18"/>
           <w:szCs w:val="18"/>
         </w:rPr>
-        <w:t xml:space="preserve">gg3/</w:t>
+        <w:t xml:space="preserve">Проверить после вставки: </w:t>
       </w:r>
       <w:r>
         <w:rPr>
@@ -98,23 +105,7 @@
           <w:sz w:val="18"/>
           <w:szCs w:val="18"/>
         </w:rPr>
-        <w:t xml:space="preserve"> (например, </w:t>
-      </w:r>
-      <w:r>
-        <w:rPr>
-          <w:rFonts w:ascii="Consolas" w:cs="Consolas" w:eastAsia="Consolas" w:hAnsi="Consolas"/>
-          <w:sz w:val="18"/>
-          <w:szCs w:val="18"/>
-        </w:rPr>
-        <w:t xml:space="preserve">classroom-media/gg2/gg2_u1_hw2_b3.mp4</w:t>
-      </w:r>
-      <w:r>
-        <w:rPr>
-          <w:rFonts w:ascii="Arial" w:cs="Arial" w:eastAsia="Arial" w:hAnsi="Arial"/>
-          <w:sz w:val="18"/>
-          <w:szCs w:val="18"/>
-        </w:rPr>
-        <w:t xml:space="preserve">). Имя файла — ровно как в последнем столбце: по нему я найду урок и блок и вставлю ссылку сам. Загрузили часть — пишите, вставлю то, что уже лежит.</w:t>
+        <w:t xml:space="preserve">платформа app.wowteach.ru → «Контент» → «Библиотека» → курс → юнит → 👁 у урока.</w:t>
       </w:r>
     </w:p>
     <w:p>
@@ -171,382 +162,14 @@
         </w:rPr>
         <w:t xml:space="preserve">Unit 0</w:t>
       </w:r>
-    </w:p>
-    <w:tbl>
-      <w:tblPr>
-        <w:tblW w:type="dxa" w:w="15398"/>
-        <w:tblBorders>
-          <w:top w:val="single" w:color="auto" w:sz="4"/>
-          <w:left w:val="single" w:color="auto" w:sz="4"/>
-          <w:bottom w:val="single" w:color="auto" w:sz="4"/>
-          <w:right w:val="single" w:color="auto" w:sz="4"/>
-          <w:insideH w:val="single" w:color="auto" w:sz="4"/>
-          <w:insideV w:val="single" w:color="auto" w:sz="4"/>
-        </w:tblBorders>
-      </w:tblPr>
-      <w:tblGrid>
-        <w:gridCol w:w="420"/>
-        <w:gridCol w:w="480"/>
-        <w:gridCol w:w="1000"/>
-        <w:gridCol w:w="900"/>
-        <w:gridCol w:w="4200"/>
-        <w:gridCol w:w="5200"/>
-        <w:gridCol w:w="3198"/>
-      </w:tblGrid>
-      <w:tr>
-        <w:trPr>
-          <w:tblHeader/>
-        </w:trPr>
-        <w:tc>
-          <w:tcPr>
-            <w:tcW w:type="dxa" w:w="420"/>
-            <w:shd w:fill="E8EEF7" w:color="auto" w:val="clear"/>
-            <w:tcMar>
-              <w:top w:type="dxa" w:w="60"/>
-              <w:left w:type="dxa" w:w="80"/>
-              <w:bottom w:type="dxa" w:w="60"/>
-              <w:right w:type="dxa" w:w="80"/>
-            </w:tcMar>
-          </w:tcPr>
-          <w:p>
-            <w:r>
-              <w:rPr>
-                <w:rFonts w:ascii="Arial" w:cs="Arial" w:eastAsia="Arial" w:hAnsi="Arial"/>
-                <w:b/>
-                <w:bCs/>
-                <w:sz w:val="18"/>
-                <w:szCs w:val="18"/>
-              </w:rPr>
-              <w:t xml:space="preserve">✔</w:t>
-            </w:r>
-          </w:p>
-        </w:tc>
-        <w:tc>
-          <w:tcPr>
-            <w:tcW w:type="dxa" w:w="480"/>
-            <w:shd w:fill="E8EEF7" w:color="auto" w:val="clear"/>
-            <w:tcMar>
-              <w:top w:type="dxa" w:w="60"/>
-              <w:left w:type="dxa" w:w="80"/>
-              <w:bottom w:type="dxa" w:w="60"/>
-              <w:right w:type="dxa" w:w="80"/>
-            </w:tcMar>
-          </w:tcPr>
-          <w:p>
-            <w:r>
-              <w:rPr>
-                <w:rFonts w:ascii="Arial" w:cs="Arial" w:eastAsia="Arial" w:hAnsi="Arial"/>
-                <w:b/>
-                <w:bCs/>
-                <w:sz w:val="18"/>
-                <w:szCs w:val="18"/>
-              </w:rPr>
-              <w:t xml:space="preserve">№</w:t>
-            </w:r>
-          </w:p>
-        </w:tc>
-        <w:tc>
-          <w:tcPr>
-            <w:tcW w:type="dxa" w:w="1000"/>
-            <w:shd w:fill="E8EEF7" w:color="auto" w:val="clear"/>
-            <w:tcMar>
-              <w:top w:type="dxa" w:w="60"/>
-              <w:left w:type="dxa" w:w="80"/>
-              <w:bottom w:type="dxa" w:w="60"/>
-              <w:right w:type="dxa" w:w="80"/>
-            </w:tcMar>
-          </w:tcPr>
-          <w:p>
-            <w:r>
-              <w:rPr>
-                <w:rFonts w:ascii="Arial" w:cs="Arial" w:eastAsia="Arial" w:hAnsi="Arial"/>
-                <w:b/>
-                <w:bCs/>
-                <w:sz w:val="18"/>
-                <w:szCs w:val="18"/>
-              </w:rPr>
-              <w:t xml:space="preserve">Урок</w:t>
-            </w:r>
-          </w:p>
-        </w:tc>
-        <w:tc>
-          <w:tcPr>
-            <w:tcW w:type="dxa" w:w="900"/>
-            <w:shd w:fill="E8EEF7" w:color="auto" w:val="clear"/>
-            <w:tcMar>
-              <w:top w:type="dxa" w:w="60"/>
-              <w:left w:type="dxa" w:w="80"/>
-              <w:bottom w:type="dxa" w:w="60"/>
-              <w:right w:type="dxa" w:w="80"/>
-            </w:tcMar>
-          </w:tcPr>
-          <w:p>
-            <w:r>
-              <w:rPr>
-                <w:rFonts w:ascii="Arial" w:cs="Arial" w:eastAsia="Arial" w:hAnsi="Arial"/>
-                <w:b/>
-                <w:bCs/>
-                <w:sz w:val="18"/>
-                <w:szCs w:val="18"/>
-              </w:rPr>
-              <w:t xml:space="preserve">Тип</w:t>
-            </w:r>
-          </w:p>
-        </w:tc>
-        <w:tc>
-          <w:tcPr>
-            <w:tcW w:type="dxa" w:w="4200"/>
-            <w:shd w:fill="E8EEF7" w:color="auto" w:val="clear"/>
-            <w:tcMar>
-              <w:top w:type="dxa" w:w="60"/>
-              <w:left w:type="dxa" w:w="80"/>
-              <w:bottom w:type="dxa" w:w="60"/>
-              <w:right w:type="dxa" w:w="80"/>
-            </w:tcMar>
-          </w:tcPr>
-          <w:p>
-            <w:r>
-              <w:rPr>
-                <w:rFonts w:ascii="Arial" w:cs="Arial" w:eastAsia="Arial" w:hAnsi="Arial"/>
-                <w:b/>
-                <w:bCs/>
-                <w:sz w:val="18"/>
-                <w:szCs w:val="18"/>
-              </w:rPr>
-              <w:t xml:space="preserve">Что это</w:t>
-            </w:r>
-          </w:p>
-        </w:tc>
-        <w:tc>
-          <w:tcPr>
-            <w:tcW w:type="dxa" w:w="5200"/>
-            <w:shd w:fill="E8EEF7" w:color="auto" w:val="clear"/>
-            <w:tcMar>
-              <w:top w:type="dxa" w:w="60"/>
-              <w:left w:type="dxa" w:w="80"/>
-              <w:bottom w:type="dxa" w:w="60"/>
-              <w:right w:type="dxa" w:w="80"/>
-            </w:tcMar>
-          </w:tcPr>
-          <w:p>
-            <w:r>
-              <w:rPr>
-                <w:rFonts w:ascii="Arial" w:cs="Arial" w:eastAsia="Arial" w:hAnsi="Arial"/>
-                <w:b/>
-                <w:bCs/>
-                <w:sz w:val="18"/>
-                <w:szCs w:val="18"/>
-              </w:rPr>
-              <w:t xml:space="preserve">Как найти на «Взнания»</w:t>
-            </w:r>
-          </w:p>
-        </w:tc>
-        <w:tc>
-          <w:tcPr>
-            <w:tcW w:type="dxa" w:w="3198"/>
-            <w:shd w:fill="E8EEF7" w:color="auto" w:val="clear"/>
-            <w:tcMar>
-              <w:top w:type="dxa" w:w="60"/>
-              <w:left w:type="dxa" w:w="80"/>
-              <w:bottom w:type="dxa" w:w="60"/>
-              <w:right w:type="dxa" w:w="80"/>
-            </w:tcMar>
-          </w:tcPr>
-          <w:p>
-            <w:r>
-              <w:rPr>
-                <w:rFonts w:ascii="Arial" w:cs="Arial" w:eastAsia="Arial" w:hAnsi="Arial"/>
-                <w:b/>
-                <w:bCs/>
-                <w:sz w:val="18"/>
-                <w:szCs w:val="18"/>
-              </w:rPr>
-              <w:t xml:space="preserve">Как назвать файл</w:t>
-            </w:r>
-          </w:p>
-        </w:tc>
-      </w:tr>
-      <w:tr>
-        <w:trPr>
-          <w:cantSplit/>
-        </w:trPr>
-        <w:tc>
-          <w:tcPr>
-            <w:tcW w:type="dxa" w:w="420"/>
-            <w:tcMar>
-              <w:top w:type="dxa" w:w="60"/>
-              <w:left w:type="dxa" w:w="80"/>
-              <w:bottom w:type="dxa" w:w="60"/>
-              <w:right w:type="dxa" w:w="80"/>
-            </w:tcMar>
-          </w:tcPr>
-          <w:p>
-            <w:r>
-              <w:rPr>
-                <w:rFonts w:ascii="Arial" w:cs="Arial" w:eastAsia="Arial" w:hAnsi="Arial"/>
-                <w:b w:val="false"/>
-                <w:bCs w:val="false"/>
-                <w:sz w:val="18"/>
-                <w:szCs w:val="18"/>
-              </w:rPr>
-              <w:t xml:space="preserve">☐</w:t>
-            </w:r>
-          </w:p>
-        </w:tc>
-        <w:tc>
-          <w:tcPr>
-            <w:tcW w:type="dxa" w:w="480"/>
-            <w:tcMar>
-              <w:top w:type="dxa" w:w="60"/>
-              <w:left w:type="dxa" w:w="80"/>
-              <w:bottom w:type="dxa" w:w="60"/>
-              <w:right w:type="dxa" w:w="80"/>
-            </w:tcMar>
-          </w:tcPr>
-          <w:p>
-            <w:r>
-              <w:rPr>
-                <w:rFonts w:ascii="Arial" w:cs="Arial" w:eastAsia="Arial" w:hAnsi="Arial"/>
-                <w:b w:val="false"/>
-                <w:bCs w:val="false"/>
-                <w:sz w:val="18"/>
-                <w:szCs w:val="18"/>
-              </w:rPr>
-              <w:t xml:space="preserve">1</w:t>
-            </w:r>
-          </w:p>
-        </w:tc>
-        <w:tc>
-          <w:tcPr>
-            <w:tcW w:type="dxa" w:w="1000"/>
-            <w:tcMar>
-              <w:top w:type="dxa" w:w="60"/>
-              <w:left w:type="dxa" w:w="80"/>
-              <w:bottom w:type="dxa" w:w="60"/>
-              <w:right w:type="dxa" w:w="80"/>
-            </w:tcMar>
-          </w:tcPr>
-          <w:p>
-            <w:r>
-              <w:rPr>
-                <w:rFonts w:ascii="Arial" w:cs="Arial" w:eastAsia="Arial" w:hAnsi="Arial"/>
-                <w:b w:val="false"/>
-                <w:bCs w:val="false"/>
-                <w:sz w:val="18"/>
-                <w:szCs w:val="18"/>
-              </w:rPr>
-              <w:t xml:space="preserve">Тест · блок 13</w:t>
-            </w:r>
-          </w:p>
-        </w:tc>
-        <w:tc>
-          <w:tcPr>
-            <w:tcW w:type="dxa" w:w="900"/>
-            <w:tcMar>
-              <w:top w:type="dxa" w:w="60"/>
-              <w:left w:type="dxa" w:w="80"/>
-              <w:bottom w:type="dxa" w:w="60"/>
-              <w:right w:type="dxa" w:w="80"/>
-            </w:tcMar>
-          </w:tcPr>
-          <w:p>
-            <w:r>
-              <w:rPr>
-                <w:rFonts w:ascii="Arial" w:cs="Arial" w:eastAsia="Arial" w:hAnsi="Arial"/>
-                <w:b w:val="false"/>
-                <w:bCs w:val="false"/>
-                <w:sz w:val="18"/>
-                <w:szCs w:val="18"/>
-              </w:rPr>
-              <w:t xml:space="preserve">🔊 аудио</w:t>
-            </w:r>
-          </w:p>
-        </w:tc>
-        <w:tc>
-          <w:tcPr>
-            <w:tcW w:type="dxa" w:w="4200"/>
-            <w:tcMar>
-              <w:top w:type="dxa" w:w="60"/>
-              <w:left w:type="dxa" w:w="80"/>
-              <w:bottom w:type="dxa" w:w="60"/>
-              <w:right w:type="dxa" w:w="80"/>
-            </w:tcMar>
-          </w:tcPr>
-          <w:p>
-            <w:r>
-              <w:rPr>
-                <w:rFonts w:ascii="Arial" w:cs="Arial" w:eastAsia="Arial" w:hAnsi="Arial"/>
-                <w:b w:val="false"/>
-                <w:bCs w:val="false"/>
-                <w:sz w:val="18"/>
-                <w:szCs w:val="18"/>
-              </w:rPr>
-              <w:t xml:space="preserve">аудио «видеозвонок трёх подростков: Tom, Léa, Aylin» к следующему заданию</w:t>
-            </w:r>
-          </w:p>
-        </w:tc>
-        <w:tc>
-          <w:tcPr>
-            <w:tcW w:type="dxa" w:w="5200"/>
-            <w:tcMar>
-              <w:top w:type="dxa" w:w="60"/>
-              <w:left w:type="dxa" w:w="80"/>
-              <w:bottom w:type="dxa" w:w="60"/>
-              <w:right w:type="dxa" w:w="80"/>
-            </w:tcMar>
-          </w:tcPr>
-          <w:p>
-            <w:r>
-              <w:rPr>
-                <w:rFonts w:ascii="Arial" w:cs="Arial" w:eastAsia="Arial" w:hAnsi="Arial"/>
-                <w:b w:val="false"/>
-                <w:bCs w:val="false"/>
-                <w:sz w:val="18"/>
-                <w:szCs w:val="18"/>
-              </w:rPr>
-              <w:t xml:space="preserve">дальше: «Послушай запись ещё раз и соедини каждого подростка с двумя фактами о нём»</w:t>
-            </w:r>
-          </w:p>
-        </w:tc>
-        <w:tc>
-          <w:tcPr>
-            <w:tcW w:type="dxa" w:w="3198"/>
-            <w:tcMar>
-              <w:top w:type="dxa" w:w="60"/>
-              <w:left w:type="dxa" w:w="80"/>
-              <w:bottom w:type="dxa" w:w="60"/>
-              <w:right w:type="dxa" w:w="80"/>
-            </w:tcMar>
-          </w:tcPr>
-          <w:p>
-            <w:r>
-              <w:rPr>
-                <w:rFonts w:ascii="Consolas" w:cs="Consolas" w:eastAsia="Consolas" w:hAnsi="Consolas"/>
-                <w:b w:val="false"/>
-                <w:bCs w:val="false"/>
-                <w:sz w:val="18"/>
-                <w:szCs w:val="18"/>
-              </w:rPr>
-              <w:t xml:space="preserve">gg2_u0_test_b13.mp3</w:t>
-            </w:r>
-          </w:p>
-        </w:tc>
-      </w:tr>
-    </w:tbl>
-    <w:p>
-      <w:pPr>
-        <w:pStyle w:val="Heading2"/>
-        <w:spacing w:after="80" w:before="200"/>
-      </w:pPr>
       <w:r>
         <w:rPr>
-          <w:rFonts w:ascii="Arial" w:cs="Arial" w:eastAsia="Arial" w:hAnsi="Arial"/>
-          <w:b/>
-          <w:bCs/>
-          <w:sz w:val="24"/>
-          <w:szCs w:val="24"/>
+          <w:rFonts w:ascii="Consolas" w:cs="Consolas" w:eastAsia="Consolas" w:hAnsi="Consolas"/>
+          <w:color w:val="5A6372"/>
+          <w:sz w:val="18"/>
+          <w:szCs w:val="18"/>
         </w:rPr>
-        <w:t xml:space="preserve">Unit 1</w:t>
+        <w:t xml:space="preserve">   папка classroom-media/gg2/u0/</w:t>
       </w:r>
     </w:p>
     <w:tbl>
@@ -789,7 +412,7 @@
                 <w:sz w:val="18"/>
                 <w:szCs w:val="18"/>
               </w:rPr>
-              <w:t xml:space="preserve">2</w:t>
+              <w:t xml:space="preserve">1</w:t>
             </w:r>
           </w:p>
         </w:tc>
@@ -812,7 +435,7 @@
                 <w:sz w:val="18"/>
                 <w:szCs w:val="18"/>
               </w:rPr>
-              <w:t xml:space="preserve">ДЗ 2 · блок 3</w:t>
+              <w:t xml:space="preserve">Тест · блок 13</w:t>
             </w:r>
           </w:p>
         </w:tc>
@@ -835,7 +458,7 @@
                 <w:sz w:val="18"/>
                 <w:szCs w:val="18"/>
               </w:rPr>
-              <w:t xml:space="preserve">🎬 видео</w:t>
+              <w:t xml:space="preserve">🔊 аудио</w:t>
             </w:r>
           </w:p>
         </w:tc>
@@ -858,7 +481,7 @@
                 <w:sz w:val="18"/>
                 <w:szCs w:val="18"/>
               </w:rPr>
-              <w:t xml:space="preserve">видео «After school» (Anna, Max, Hammy)</w:t>
+              <w:t xml:space="preserve">аудио «видеозвонок трёх подростков: Tom, Léa, Aylin» к следующему заданию</w:t>
             </w:r>
           </w:p>
         </w:tc>
@@ -881,7 +504,7 @@
                 <w:sz w:val="18"/>
                 <w:szCs w:val="18"/>
               </w:rPr>
-              <w:t xml:space="preserve">дальше: «Выбери правильный вариант ответа для каждого пропуска»</w:t>
+              <w:t xml:space="preserve">дальше: «Послушай запись ещё раз и соедини каждого подростка с двумя фактами о нём»</w:t>
             </w:r>
           </w:p>
         </w:tc>
@@ -904,671 +527,7 @@
                 <w:sz w:val="18"/>
                 <w:szCs w:val="18"/>
               </w:rPr>
-              <w:t xml:space="preserve">gg2_u1_hw2_b3.mp4</w:t>
-            </w:r>
-          </w:p>
-        </w:tc>
-      </w:tr>
-      <w:tr>
-        <w:trPr>
-          <w:cantSplit/>
-        </w:trPr>
-        <w:tc>
-          <w:tcPr>
-            <w:tcW w:type="dxa" w:w="420"/>
-            <w:tcMar>
-              <w:top w:type="dxa" w:w="60"/>
-              <w:left w:type="dxa" w:w="80"/>
-              <w:bottom w:type="dxa" w:w="60"/>
-              <w:right w:type="dxa" w:w="80"/>
-            </w:tcMar>
-          </w:tcPr>
-          <w:p>
-            <w:r>
-              <w:rPr>
-                <w:rFonts w:ascii="Arial" w:cs="Arial" w:eastAsia="Arial" w:hAnsi="Arial"/>
-                <w:b w:val="false"/>
-                <w:bCs w:val="false"/>
-                <w:sz w:val="18"/>
-                <w:szCs w:val="18"/>
-              </w:rPr>
-              <w:t xml:space="preserve">☐</w:t>
-            </w:r>
-          </w:p>
-        </w:tc>
-        <w:tc>
-          <w:tcPr>
-            <w:tcW w:type="dxa" w:w="480"/>
-            <w:tcMar>
-              <w:top w:type="dxa" w:w="60"/>
-              <w:left w:type="dxa" w:w="80"/>
-              <w:bottom w:type="dxa" w:w="60"/>
-              <w:right w:type="dxa" w:w="80"/>
-            </w:tcMar>
-          </w:tcPr>
-          <w:p>
-            <w:r>
-              <w:rPr>
-                <w:rFonts w:ascii="Arial" w:cs="Arial" w:eastAsia="Arial" w:hAnsi="Arial"/>
-                <w:b w:val="false"/>
-                <w:bCs w:val="false"/>
-                <w:sz w:val="18"/>
-                <w:szCs w:val="18"/>
-              </w:rPr>
-              <w:t xml:space="preserve">3</w:t>
-            </w:r>
-          </w:p>
-        </w:tc>
-        <w:tc>
-          <w:tcPr>
-            <w:tcW w:type="dxa" w:w="1000"/>
-            <w:tcMar>
-              <w:top w:type="dxa" w:w="60"/>
-              <w:left w:type="dxa" w:w="80"/>
-              <w:bottom w:type="dxa" w:w="60"/>
-              <w:right w:type="dxa" w:w="80"/>
-            </w:tcMar>
-          </w:tcPr>
-          <w:p>
-            <w:r>
-              <w:rPr>
-                <w:rFonts w:ascii="Arial" w:cs="Arial" w:eastAsia="Arial" w:hAnsi="Arial"/>
-                <w:b w:val="false"/>
-                <w:bCs w:val="false"/>
-                <w:sz w:val="18"/>
-                <w:szCs w:val="18"/>
-              </w:rPr>
-              <w:t xml:space="preserve">ДЗ 3 · блок 3</w:t>
-            </w:r>
-          </w:p>
-        </w:tc>
-        <w:tc>
-          <w:tcPr>
-            <w:tcW w:type="dxa" w:w="900"/>
-            <w:tcMar>
-              <w:top w:type="dxa" w:w="60"/>
-              <w:left w:type="dxa" w:w="80"/>
-              <w:bottom w:type="dxa" w:w="60"/>
-              <w:right w:type="dxa" w:w="80"/>
-            </w:tcMar>
-          </w:tcPr>
-          <w:p>
-            <w:r>
-              <w:rPr>
-                <w:rFonts w:ascii="Arial" w:cs="Arial" w:eastAsia="Arial" w:hAnsi="Arial"/>
-                <w:b w:val="false"/>
-                <w:bCs w:val="false"/>
-                <w:sz w:val="18"/>
-                <w:szCs w:val="18"/>
-              </w:rPr>
-              <w:t xml:space="preserve">🎬 видео</w:t>
-            </w:r>
-          </w:p>
-        </w:tc>
-        <w:tc>
-          <w:tcPr>
-            <w:tcW w:type="dxa" w:w="4200"/>
-            <w:tcMar>
-              <w:top w:type="dxa" w:w="60"/>
-              <w:left w:type="dxa" w:w="80"/>
-              <w:bottom w:type="dxa" w:w="60"/>
-              <w:right w:type="dxa" w:w="80"/>
-            </w:tcMar>
-          </w:tcPr>
-          <w:p>
-            <w:r>
-              <w:rPr>
-                <w:rFonts w:ascii="Arial" w:cs="Arial" w:eastAsia="Arial" w:hAnsi="Arial"/>
-                <w:b w:val="false"/>
-                <w:bCs w:val="false"/>
-                <w:sz w:val="18"/>
-                <w:szCs w:val="18"/>
-              </w:rPr>
-              <w:t xml:space="preserve">видео «free time / football» (Anna, Max, Hammy)</w:t>
-            </w:r>
-          </w:p>
-        </w:tc>
-        <w:tc>
-          <w:tcPr>
-            <w:tcW w:type="dxa" w:w="5200"/>
-            <w:tcMar>
-              <w:top w:type="dxa" w:w="60"/>
-              <w:left w:type="dxa" w:w="80"/>
-              <w:bottom w:type="dxa" w:w="60"/>
-              <w:right w:type="dxa" w:w="80"/>
-            </w:tcMar>
-          </w:tcPr>
-          <w:p>
-            <w:r>
-              <w:rPr>
-                <w:rFonts w:ascii="Arial" w:cs="Arial" w:eastAsia="Arial" w:hAnsi="Arial"/>
-                <w:b w:val="false"/>
-                <w:bCs w:val="false"/>
-                <w:sz w:val="18"/>
-                <w:szCs w:val="18"/>
-              </w:rPr>
-              <w:t xml:space="preserve">дальше: «Выбери только верные утверждения»</w:t>
-            </w:r>
-          </w:p>
-        </w:tc>
-        <w:tc>
-          <w:tcPr>
-            <w:tcW w:type="dxa" w:w="3198"/>
-            <w:tcMar>
-              <w:top w:type="dxa" w:w="60"/>
-              <w:left w:type="dxa" w:w="80"/>
-              <w:bottom w:type="dxa" w:w="60"/>
-              <w:right w:type="dxa" w:w="80"/>
-            </w:tcMar>
-          </w:tcPr>
-          <w:p>
-            <w:r>
-              <w:rPr>
-                <w:rFonts w:ascii="Consolas" w:cs="Consolas" w:eastAsia="Consolas" w:hAnsi="Consolas"/>
-                <w:b w:val="false"/>
-                <w:bCs w:val="false"/>
-                <w:sz w:val="18"/>
-                <w:szCs w:val="18"/>
-              </w:rPr>
-              <w:t xml:space="preserve">gg2_u1_hw3_b3.mp4</w:t>
-            </w:r>
-          </w:p>
-        </w:tc>
-      </w:tr>
-      <w:tr>
-        <w:trPr>
-          <w:cantSplit/>
-        </w:trPr>
-        <w:tc>
-          <w:tcPr>
-            <w:tcW w:type="dxa" w:w="420"/>
-            <w:tcMar>
-              <w:top w:type="dxa" w:w="60"/>
-              <w:left w:type="dxa" w:w="80"/>
-              <w:bottom w:type="dxa" w:w="60"/>
-              <w:right w:type="dxa" w:w="80"/>
-            </w:tcMar>
-          </w:tcPr>
-          <w:p>
-            <w:r>
-              <w:rPr>
-                <w:rFonts w:ascii="Arial" w:cs="Arial" w:eastAsia="Arial" w:hAnsi="Arial"/>
-                <w:b w:val="false"/>
-                <w:bCs w:val="false"/>
-                <w:sz w:val="18"/>
-                <w:szCs w:val="18"/>
-              </w:rPr>
-              <w:t xml:space="preserve">☐</w:t>
-            </w:r>
-          </w:p>
-        </w:tc>
-        <w:tc>
-          <w:tcPr>
-            <w:tcW w:type="dxa" w:w="480"/>
-            <w:tcMar>
-              <w:top w:type="dxa" w:w="60"/>
-              <w:left w:type="dxa" w:w="80"/>
-              <w:bottom w:type="dxa" w:w="60"/>
-              <w:right w:type="dxa" w:w="80"/>
-            </w:tcMar>
-          </w:tcPr>
-          <w:p>
-            <w:r>
-              <w:rPr>
-                <w:rFonts w:ascii="Arial" w:cs="Arial" w:eastAsia="Arial" w:hAnsi="Arial"/>
-                <w:b w:val="false"/>
-                <w:bCs w:val="false"/>
-                <w:sz w:val="18"/>
-                <w:szCs w:val="18"/>
-              </w:rPr>
-              <w:t xml:space="preserve">4</w:t>
-            </w:r>
-          </w:p>
-        </w:tc>
-        <w:tc>
-          <w:tcPr>
-            <w:tcW w:type="dxa" w:w="1000"/>
-            <w:tcMar>
-              <w:top w:type="dxa" w:w="60"/>
-              <w:left w:type="dxa" w:w="80"/>
-              <w:bottom w:type="dxa" w:w="60"/>
-              <w:right w:type="dxa" w:w="80"/>
-            </w:tcMar>
-          </w:tcPr>
-          <w:p>
-            <w:r>
-              <w:rPr>
-                <w:rFonts w:ascii="Arial" w:cs="Arial" w:eastAsia="Arial" w:hAnsi="Arial"/>
-                <w:b w:val="false"/>
-                <w:bCs w:val="false"/>
-                <w:sz w:val="18"/>
-                <w:szCs w:val="18"/>
-              </w:rPr>
-              <w:t xml:space="preserve">ДЗ 4 · блок 3</w:t>
-            </w:r>
-          </w:p>
-        </w:tc>
-        <w:tc>
-          <w:tcPr>
-            <w:tcW w:type="dxa" w:w="900"/>
-            <w:tcMar>
-              <w:top w:type="dxa" w:w="60"/>
-              <w:left w:type="dxa" w:w="80"/>
-              <w:bottom w:type="dxa" w:w="60"/>
-              <w:right w:type="dxa" w:w="80"/>
-            </w:tcMar>
-          </w:tcPr>
-          <w:p>
-            <w:r>
-              <w:rPr>
-                <w:rFonts w:ascii="Arial" w:cs="Arial" w:eastAsia="Arial" w:hAnsi="Arial"/>
-                <w:b w:val="false"/>
-                <w:bCs w:val="false"/>
-                <w:sz w:val="18"/>
-                <w:szCs w:val="18"/>
-              </w:rPr>
-              <w:t xml:space="preserve">🎬 видео</w:t>
-            </w:r>
-          </w:p>
-        </w:tc>
-        <w:tc>
-          <w:tcPr>
-            <w:tcW w:type="dxa" w:w="4200"/>
-            <w:tcMar>
-              <w:top w:type="dxa" w:w="60"/>
-              <w:left w:type="dxa" w:w="80"/>
-              <w:bottom w:type="dxa" w:w="60"/>
-              <w:right w:type="dxa" w:w="80"/>
-            </w:tcMar>
-          </w:tcPr>
-          <w:p>
-            <w:r>
-              <w:rPr>
-                <w:rFonts w:ascii="Arial" w:cs="Arial" w:eastAsia="Arial" w:hAnsi="Arial"/>
-                <w:b w:val="false"/>
-                <w:bCs w:val="false"/>
-                <w:sz w:val="18"/>
-                <w:szCs w:val="18"/>
-              </w:rPr>
-              <w:t xml:space="preserve">видеоинтервью с Molly Greenberg (учитель из Нью-Йорка)</w:t>
-            </w:r>
-          </w:p>
-        </w:tc>
-        <w:tc>
-          <w:tcPr>
-            <w:tcW w:type="dxa" w:w="5200"/>
-            <w:tcMar>
-              <w:top w:type="dxa" w:w="60"/>
-              <w:left w:type="dxa" w:w="80"/>
-              <w:bottom w:type="dxa" w:w="60"/>
-              <w:right w:type="dxa" w:w="80"/>
-            </w:tcMar>
-          </w:tcPr>
-          <w:p>
-            <w:r>
-              <w:rPr>
-                <w:rFonts w:ascii="Arial" w:cs="Arial" w:eastAsia="Arial" w:hAnsi="Arial"/>
-                <w:b w:val="false"/>
-                <w:bCs w:val="false"/>
-                <w:sz w:val="18"/>
-                <w:szCs w:val="18"/>
-              </w:rPr>
-              <w:t xml:space="preserve">дальше: «Прочитай диалог и перетащи слова в пропуски»</w:t>
-            </w:r>
-          </w:p>
-        </w:tc>
-        <w:tc>
-          <w:tcPr>
-            <w:tcW w:type="dxa" w:w="3198"/>
-            <w:tcMar>
-              <w:top w:type="dxa" w:w="60"/>
-              <w:left w:type="dxa" w:w="80"/>
-              <w:bottom w:type="dxa" w:w="60"/>
-              <w:right w:type="dxa" w:w="80"/>
-            </w:tcMar>
-          </w:tcPr>
-          <w:p>
-            <w:r>
-              <w:rPr>
-                <w:rFonts w:ascii="Consolas" w:cs="Consolas" w:eastAsia="Consolas" w:hAnsi="Consolas"/>
-                <w:b w:val="false"/>
-                <w:bCs w:val="false"/>
-                <w:sz w:val="18"/>
-                <w:szCs w:val="18"/>
-              </w:rPr>
-              <w:t xml:space="preserve">gg2_u1_hw4_b3.mp4</w:t>
-            </w:r>
-          </w:p>
-        </w:tc>
-      </w:tr>
-      <w:tr>
-        <w:trPr>
-          <w:cantSplit/>
-        </w:trPr>
-        <w:tc>
-          <w:tcPr>
-            <w:tcW w:type="dxa" w:w="420"/>
-            <w:tcMar>
-              <w:top w:type="dxa" w:w="60"/>
-              <w:left w:type="dxa" w:w="80"/>
-              <w:bottom w:type="dxa" w:w="60"/>
-              <w:right w:type="dxa" w:w="80"/>
-            </w:tcMar>
-          </w:tcPr>
-          <w:p>
-            <w:r>
-              <w:rPr>
-                <w:rFonts w:ascii="Arial" w:cs="Arial" w:eastAsia="Arial" w:hAnsi="Arial"/>
-                <w:b w:val="false"/>
-                <w:bCs w:val="false"/>
-                <w:sz w:val="18"/>
-                <w:szCs w:val="18"/>
-              </w:rPr>
-              <w:t xml:space="preserve">☐</w:t>
-            </w:r>
-          </w:p>
-        </w:tc>
-        <w:tc>
-          <w:tcPr>
-            <w:tcW w:type="dxa" w:w="480"/>
-            <w:tcMar>
-              <w:top w:type="dxa" w:w="60"/>
-              <w:left w:type="dxa" w:w="80"/>
-              <w:bottom w:type="dxa" w:w="60"/>
-              <w:right w:type="dxa" w:w="80"/>
-            </w:tcMar>
-          </w:tcPr>
-          <w:p>
-            <w:r>
-              <w:rPr>
-                <w:rFonts w:ascii="Arial" w:cs="Arial" w:eastAsia="Arial" w:hAnsi="Arial"/>
-                <w:b w:val="false"/>
-                <w:bCs w:val="false"/>
-                <w:sz w:val="18"/>
-                <w:szCs w:val="18"/>
-              </w:rPr>
-              <w:t xml:space="preserve">5</w:t>
-            </w:r>
-          </w:p>
-        </w:tc>
-        <w:tc>
-          <w:tcPr>
-            <w:tcW w:type="dxa" w:w="1000"/>
-            <w:tcMar>
-              <w:top w:type="dxa" w:w="60"/>
-              <w:left w:type="dxa" w:w="80"/>
-              <w:bottom w:type="dxa" w:w="60"/>
-              <w:right w:type="dxa" w:w="80"/>
-            </w:tcMar>
-          </w:tcPr>
-          <w:p>
-            <w:r>
-              <w:rPr>
-                <w:rFonts w:ascii="Arial" w:cs="Arial" w:eastAsia="Arial" w:hAnsi="Arial"/>
-                <w:b w:val="false"/>
-                <w:bCs w:val="false"/>
-                <w:sz w:val="18"/>
-                <w:szCs w:val="18"/>
-              </w:rPr>
-              <w:t xml:space="preserve">ДЗ 6 · блок 3</w:t>
-            </w:r>
-          </w:p>
-        </w:tc>
-        <w:tc>
-          <w:tcPr>
-            <w:tcW w:type="dxa" w:w="900"/>
-            <w:tcMar>
-              <w:top w:type="dxa" w:w="60"/>
-              <w:left w:type="dxa" w:w="80"/>
-              <w:bottom w:type="dxa" w:w="60"/>
-              <w:right w:type="dxa" w:w="80"/>
-            </w:tcMar>
-          </w:tcPr>
-          <w:p>
-            <w:r>
-              <w:rPr>
-                <w:rFonts w:ascii="Arial" w:cs="Arial" w:eastAsia="Arial" w:hAnsi="Arial"/>
-                <w:b w:val="false"/>
-                <w:bCs w:val="false"/>
-                <w:sz w:val="18"/>
-                <w:szCs w:val="18"/>
-              </w:rPr>
-              <w:t xml:space="preserve">🔊 аудио</w:t>
-            </w:r>
-          </w:p>
-        </w:tc>
-        <w:tc>
-          <w:tcPr>
-            <w:tcW w:type="dxa" w:w="4200"/>
-            <w:tcMar>
-              <w:top w:type="dxa" w:w="60"/>
-              <w:left w:type="dxa" w:w="80"/>
-              <w:bottom w:type="dxa" w:w="60"/>
-              <w:right w:type="dxa" w:w="80"/>
-            </w:tcMar>
-          </w:tcPr>
-          <w:p>
-            <w:r>
-              <w:rPr>
-                <w:rFonts w:ascii="Arial" w:cs="Arial" w:eastAsia="Arial" w:hAnsi="Arial"/>
-                <w:b w:val="false"/>
-                <w:bCs w:val="false"/>
-                <w:sz w:val="18"/>
-                <w:szCs w:val="18"/>
-              </w:rPr>
-              <w:t xml:space="preserve">Mark рассказывает о своих предметах и расписании (без него следующие задания не решаются)</w:t>
-            </w:r>
-          </w:p>
-        </w:tc>
-        <w:tc>
-          <w:tcPr>
-            <w:tcW w:type="dxa" w:w="5200"/>
-            <w:tcMar>
-              <w:top w:type="dxa" w:w="60"/>
-              <w:left w:type="dxa" w:w="80"/>
-              <w:bottom w:type="dxa" w:w="60"/>
-              <w:right w:type="dxa" w:w="80"/>
-            </w:tcMar>
-          </w:tcPr>
-          <w:p>
-            <w:r>
-              <w:rPr>
-                <w:rFonts w:ascii="Arial" w:cs="Arial" w:eastAsia="Arial" w:hAnsi="Arial"/>
-                <w:b w:val="false"/>
-                <w:bCs w:val="false"/>
-                <w:sz w:val="18"/>
-                <w:szCs w:val="18"/>
-              </w:rPr>
-              <w:t xml:space="preserve">дальше: «Послушай аудио и заполни расписание Марка: выбери день недели для каждого предмета»</w:t>
-            </w:r>
-          </w:p>
-        </w:tc>
-        <w:tc>
-          <w:tcPr>
-            <w:tcW w:type="dxa" w:w="3198"/>
-            <w:tcMar>
-              <w:top w:type="dxa" w:w="60"/>
-              <w:left w:type="dxa" w:w="80"/>
-              <w:bottom w:type="dxa" w:w="60"/>
-              <w:right w:type="dxa" w:w="80"/>
-            </w:tcMar>
-          </w:tcPr>
-          <w:p>
-            <w:r>
-              <w:rPr>
-                <w:rFonts w:ascii="Consolas" w:cs="Consolas" w:eastAsia="Consolas" w:hAnsi="Consolas"/>
-                <w:b w:val="false"/>
-                <w:bCs w:val="false"/>
-                <w:sz w:val="18"/>
-                <w:szCs w:val="18"/>
-              </w:rPr>
-              <w:t xml:space="preserve">gg2_u1_hw6_b3.mp3</w:t>
-            </w:r>
-          </w:p>
-        </w:tc>
-      </w:tr>
-      <w:tr>
-        <w:trPr>
-          <w:cantSplit/>
-        </w:trPr>
-        <w:tc>
-          <w:tcPr>
-            <w:tcW w:type="dxa" w:w="420"/>
-            <w:tcMar>
-              <w:top w:type="dxa" w:w="60"/>
-              <w:left w:type="dxa" w:w="80"/>
-              <w:bottom w:type="dxa" w:w="60"/>
-              <w:right w:type="dxa" w:w="80"/>
-            </w:tcMar>
-          </w:tcPr>
-          <w:p>
-            <w:r>
-              <w:rPr>
-                <w:rFonts w:ascii="Arial" w:cs="Arial" w:eastAsia="Arial" w:hAnsi="Arial"/>
-                <w:b w:val="false"/>
-                <w:bCs w:val="false"/>
-                <w:sz w:val="18"/>
-                <w:szCs w:val="18"/>
-              </w:rPr>
-              <w:t xml:space="preserve">☐</w:t>
-            </w:r>
-          </w:p>
-        </w:tc>
-        <w:tc>
-          <w:tcPr>
-            <w:tcW w:type="dxa" w:w="480"/>
-            <w:tcMar>
-              <w:top w:type="dxa" w:w="60"/>
-              <w:left w:type="dxa" w:w="80"/>
-              <w:bottom w:type="dxa" w:w="60"/>
-              <w:right w:type="dxa" w:w="80"/>
-            </w:tcMar>
-          </w:tcPr>
-          <w:p>
-            <w:r>
-              <w:rPr>
-                <w:rFonts w:ascii="Arial" w:cs="Arial" w:eastAsia="Arial" w:hAnsi="Arial"/>
-                <w:b w:val="false"/>
-                <w:bCs w:val="false"/>
-                <w:sz w:val="18"/>
-                <w:szCs w:val="18"/>
-              </w:rPr>
-              <w:t xml:space="preserve">6</w:t>
-            </w:r>
-          </w:p>
-        </w:tc>
-        <w:tc>
-          <w:tcPr>
-            <w:tcW w:type="dxa" w:w="1000"/>
-            <w:tcMar>
-              <w:top w:type="dxa" w:w="60"/>
-              <w:left w:type="dxa" w:w="80"/>
-              <w:bottom w:type="dxa" w:w="60"/>
-              <w:right w:type="dxa" w:w="80"/>
-            </w:tcMar>
-          </w:tcPr>
-          <w:p>
-            <w:r>
-              <w:rPr>
-                <w:rFonts w:ascii="Arial" w:cs="Arial" w:eastAsia="Arial" w:hAnsi="Arial"/>
-                <w:b w:val="false"/>
-                <w:bCs w:val="false"/>
-                <w:sz w:val="18"/>
-                <w:szCs w:val="18"/>
-              </w:rPr>
-              <w:t xml:space="preserve">Тест · блок 13</w:t>
-            </w:r>
-          </w:p>
-        </w:tc>
-        <w:tc>
-          <w:tcPr>
-            <w:tcW w:type="dxa" w:w="900"/>
-            <w:tcMar>
-              <w:top w:type="dxa" w:w="60"/>
-              <w:left w:type="dxa" w:w="80"/>
-              <w:bottom w:type="dxa" w:w="60"/>
-              <w:right w:type="dxa" w:w="80"/>
-            </w:tcMar>
-          </w:tcPr>
-          <w:p>
-            <w:r>
-              <w:rPr>
-                <w:rFonts w:ascii="Arial" w:cs="Arial" w:eastAsia="Arial" w:hAnsi="Arial"/>
-                <w:b w:val="false"/>
-                <w:bCs w:val="false"/>
-                <w:sz w:val="18"/>
-                <w:szCs w:val="18"/>
-              </w:rPr>
-              <w:t xml:space="preserve">🔊 аудио</w:t>
-            </w:r>
-          </w:p>
-        </w:tc>
-        <w:tc>
-          <w:tcPr>
-            <w:tcW w:type="dxa" w:w="4200"/>
-            <w:tcMar>
-              <w:top w:type="dxa" w:w="60"/>
-              <w:left w:type="dxa" w:w="80"/>
-              <w:bottom w:type="dxa" w:w="60"/>
-              <w:right w:type="dxa" w:w="80"/>
-            </w:tcMar>
-          </w:tcPr>
-          <w:p>
-            <w:r>
-              <w:rPr>
-                <w:rFonts w:ascii="Arial" w:cs="Arial" w:eastAsia="Arial" w:hAnsi="Arial"/>
-                <w:b w:val="false"/>
-                <w:bCs w:val="false"/>
-                <w:sz w:val="18"/>
-                <w:szCs w:val="18"/>
-              </w:rPr>
-              <w:t xml:space="preserve">аудио «Sophia's Tuesday» — вставить в поле аудио этого блока</w:t>
-            </w:r>
-          </w:p>
-        </w:tc>
-        <w:tc>
-          <w:tcPr>
-            <w:tcW w:type="dxa" w:w="5200"/>
-            <w:tcMar>
-              <w:top w:type="dxa" w:w="60"/>
-              <w:left w:type="dxa" w:w="80"/>
-              <w:bottom w:type="dxa" w:w="60"/>
-              <w:right w:type="dxa" w:w="80"/>
-            </w:tcMar>
-          </w:tcPr>
-          <w:p>
-            <w:r>
-              <w:rPr>
-                <w:rFonts w:ascii="Arial" w:cs="Arial" w:eastAsia="Arial" w:hAnsi="Arial"/>
-                <w:b w:val="false"/>
-                <w:bCs w:val="false"/>
-                <w:sz w:val="18"/>
-                <w:szCs w:val="18"/>
-              </w:rPr>
-              <w:t xml:space="preserve">это сам блок «Послушай рассказ Софии о её вторнике. Расставь события в том порядке, в котором она о них говорит»</w:t>
-            </w:r>
-          </w:p>
-        </w:tc>
-        <w:tc>
-          <w:tcPr>
-            <w:tcW w:type="dxa" w:w="3198"/>
-            <w:tcMar>
-              <w:top w:type="dxa" w:w="60"/>
-              <w:left w:type="dxa" w:w="80"/>
-              <w:bottom w:type="dxa" w:w="60"/>
-              <w:right w:type="dxa" w:w="80"/>
-            </w:tcMar>
-          </w:tcPr>
-          <w:p>
-            <w:r>
-              <w:rPr>
-                <w:rFonts w:ascii="Consolas" w:cs="Consolas" w:eastAsia="Consolas" w:hAnsi="Consolas"/>
-                <w:b w:val="false"/>
-                <w:bCs w:val="false"/>
-                <w:sz w:val="18"/>
-                <w:szCs w:val="18"/>
-              </w:rPr>
-              <w:t xml:space="preserve">gg2_u1_test_b13.mp3</w:t>
+              <w:t xml:space="preserve">gg2_u0_test_b13.mp3</w:t>
             </w:r>
           </w:p>
         </w:tc>
@@ -1587,7 +546,16 @@
           <w:sz w:val="24"/>
           <w:szCs w:val="24"/>
         </w:rPr>
-        <w:t xml:space="preserve">Unit 2</w:t>
+        <w:t xml:space="preserve">Unit 1</w:t>
+      </w:r>
+      <w:r>
+        <w:rPr>
+          <w:rFonts w:ascii="Consolas" w:cs="Consolas" w:eastAsia="Consolas" w:hAnsi="Consolas"/>
+          <w:color w:val="5A6372"/>
+          <w:sz w:val="18"/>
+          <w:szCs w:val="18"/>
+        </w:rPr>
+        <w:t xml:space="preserve">   папка classroom-media/gg2/u1/</w:t>
       </w:r>
     </w:p>
     <w:tbl>
@@ -1830,7 +798,7 @@
                 <w:sz w:val="18"/>
                 <w:szCs w:val="18"/>
               </w:rPr>
-              <w:t xml:space="preserve">7</w:t>
+              <w:t xml:space="preserve">2</w:t>
             </w:r>
           </w:p>
         </w:tc>
@@ -1853,7 +821,7 @@
                 <w:sz w:val="18"/>
                 <w:szCs w:val="18"/>
               </w:rPr>
-              <w:t xml:space="preserve">ДЗ 2 · блок 7</w:t>
+              <w:t xml:space="preserve">ДЗ 2 · блок 3</w:t>
             </w:r>
           </w:p>
         </w:tc>
@@ -1899,7 +867,7 @@
                 <w:sz w:val="18"/>
                 <w:szCs w:val="18"/>
               </w:rPr>
-              <w:t xml:space="preserve">Анна, Макс и Хэмми пекут блины (Is there any…? / Are there any…?)</w:t>
+              <w:t xml:space="preserve">видео «After school» (Anna, Max, Hammy)</w:t>
             </w:r>
           </w:p>
         </w:tc>
@@ -1922,7 +890,7 @@
                 <w:sz w:val="18"/>
                 <w:szCs w:val="18"/>
               </w:rPr>
-              <w:t xml:space="preserve">дальше: «Рассортируй продукты: исчисляемые (их можно посчитать) — в колонку countable, неисчисляемые (их посчитать…»</w:t>
+              <w:t xml:space="preserve">дальше: «Выбери правильный вариант ответа для каждого пропуска»</w:t>
             </w:r>
           </w:p>
         </w:tc>
@@ -1945,7 +913,7 @@
                 <w:sz w:val="18"/>
                 <w:szCs w:val="18"/>
               </w:rPr>
-              <w:t xml:space="preserve">gg2_u2_hw2_b7.mp4</w:t>
+              <w:t xml:space="preserve">gg2_u1_hw2_b3.mp4</w:t>
             </w:r>
           </w:p>
         </w:tc>
@@ -1996,7 +964,7 @@
                 <w:sz w:val="18"/>
                 <w:szCs w:val="18"/>
               </w:rPr>
-              <w:t xml:space="preserve">8</w:t>
+              <w:t xml:space="preserve">3</w:t>
             </w:r>
           </w:p>
         </w:tc>
@@ -2019,7 +987,7 @@
                 <w:sz w:val="18"/>
                 <w:szCs w:val="18"/>
               </w:rPr>
-              <w:t xml:space="preserve">ДЗ 4 · блок 3</w:t>
+              <w:t xml:space="preserve">ДЗ 3 · блок 3</w:t>
             </w:r>
           </w:p>
         </w:tc>
@@ -2042,7 +1010,7 @@
                 <w:sz w:val="18"/>
                 <w:szCs w:val="18"/>
               </w:rPr>
-              <w:t xml:space="preserve">🔊 аудио</w:t>
+              <w:t xml:space="preserve">🎬 видео</w:t>
             </w:r>
           </w:p>
         </w:tc>
@@ -2065,7 +1033,7 @@
                 <w:sz w:val="18"/>
                 <w:szCs w:val="18"/>
               </w:rPr>
-              <w:t xml:space="preserve">реплики официанта с паузами для ролевой игры — пусто; стоит audio_tts реплик официанта без длинных пауз, при желании заменить записью</w:t>
+              <w:t xml:space="preserve">видео «free time / football» (Anna, Max, Hammy)</w:t>
             </w:r>
           </w:p>
         </w:tc>
@@ -2088,7 +1056,7 @@
                 <w:sz w:val="18"/>
                 <w:szCs w:val="18"/>
               </w:rPr>
-              <w:t xml:space="preserve">это сам блок «В кафе ☕ Давай вспомним все фразы, которые пригодятся нам в кафе. Смотри, это диалог между официантом и…»</w:t>
+              <w:t xml:space="preserve">дальше: «Выбери только верные утверждения»</w:t>
             </w:r>
           </w:p>
         </w:tc>
@@ -2111,7 +1079,7 @@
                 <w:sz w:val="18"/>
                 <w:szCs w:val="18"/>
               </w:rPr>
-              <w:t xml:space="preserve">gg2_u2_hw4_b3.mp3</w:t>
+              <w:t xml:space="preserve">gg2_u1_hw3_b3.mp4</w:t>
             </w:r>
           </w:p>
         </w:tc>
@@ -2162,7 +1130,7 @@
                 <w:sz w:val="18"/>
                 <w:szCs w:val="18"/>
               </w:rPr>
-              <w:t xml:space="preserve">9</w:t>
+              <w:t xml:space="preserve">4</w:t>
             </w:r>
           </w:p>
         </w:tc>
@@ -2185,7 +1153,7 @@
                 <w:sz w:val="18"/>
                 <w:szCs w:val="18"/>
               </w:rPr>
-              <w:t xml:space="preserve">ДЗ 6 · блок 2</w:t>
+              <w:t xml:space="preserve">ДЗ 4 · блок 3</w:t>
             </w:r>
           </w:p>
         </w:tc>
@@ -2208,7 +1176,7 @@
                 <w:sz w:val="18"/>
                 <w:szCs w:val="18"/>
               </w:rPr>
-              <w:t xml:space="preserve">🔊 аудио</w:t>
+              <w:t xml:space="preserve">🎬 видео</w:t>
             </w:r>
           </w:p>
         </w:tc>
@@ -2231,7 +1199,7 @@
                 <w:sz w:val="18"/>
                 <w:szCs w:val="18"/>
               </w:rPr>
-              <w:t xml:space="preserve">диалог Пенни с папой о завтраке — пусто (без него задания про Пенни решаются только по памяти)</w:t>
+              <w:t xml:space="preserve">видеоинтервью с Molly Greenberg (учитель из Нью-Йорка)</w:t>
             </w:r>
           </w:p>
         </w:tc>
@@ -2254,7 +1222,7 @@
                 <w:sz w:val="18"/>
                 <w:szCs w:val="18"/>
               </w:rPr>
-              <w:t xml:space="preserve">это сам блок «А начнём мы с аудио 🎧 Это Пенни. Прослушай её диалог с папой и выполни задания под аудио.»</w:t>
+              <w:t xml:space="preserve">дальше: «Прочитай диалог и перетащи слова в пропуски»</w:t>
             </w:r>
           </w:p>
         </w:tc>
@@ -2277,7 +1245,7 @@
                 <w:sz w:val="18"/>
                 <w:szCs w:val="18"/>
               </w:rPr>
-              <w:t xml:space="preserve">gg2_u2_hw6_b2.mp3</w:t>
+              <w:t xml:space="preserve">gg2_u1_hw4_b3.mp4</w:t>
             </w:r>
           </w:p>
         </w:tc>
@@ -2328,7 +1296,7 @@
                 <w:sz w:val="18"/>
                 <w:szCs w:val="18"/>
               </w:rPr>
-              <w:t xml:space="preserve">10</w:t>
+              <w:t xml:space="preserve">5</w:t>
             </w:r>
           </w:p>
         </w:tc>
@@ -2351,7 +1319,7 @@
                 <w:sz w:val="18"/>
                 <w:szCs w:val="18"/>
               </w:rPr>
-              <w:t xml:space="preserve">Тест · блок 12</w:t>
+              <w:t xml:space="preserve">ДЗ 6 · блок 3</w:t>
             </w:r>
           </w:p>
         </w:tc>
@@ -2397,7 +1365,7 @@
                 <w:sz w:val="18"/>
                 <w:szCs w:val="18"/>
               </w:rPr>
-              <w:t xml:space="preserve">LISTENING: рассказ Мии о покупках в супермаркете — пусто; без него следующий блок (верно/неверно) нерешаем</w:t>
+              <w:t xml:space="preserve">Mark рассказывает о своих предметах и расписании (без него следующие задания не решаются)</w:t>
             </w:r>
           </w:p>
         </w:tc>
@@ -2420,7 +1388,7 @@
                 <w:sz w:val="18"/>
                 <w:szCs w:val="18"/>
               </w:rPr>
-              <w:t xml:space="preserve">это сам блок «LISTENING 🎧 Послушай рассказ Мии о покупках в супермаркете. Затем отметь, какие предложения верные (True), а…»</w:t>
+              <w:t xml:space="preserve">дальше: «Послушай аудио и заполни расписание Марка: выбери день недели для каждого предмета»</w:t>
             </w:r>
           </w:p>
         </w:tc>
@@ -2443,7 +1411,173 @@
                 <w:sz w:val="18"/>
                 <w:szCs w:val="18"/>
               </w:rPr>
-              <w:t xml:space="preserve">gg2_u2_test_b12.mp3</w:t>
+              <w:t xml:space="preserve">gg2_u1_hw6_b3.mp3</w:t>
+            </w:r>
+          </w:p>
+        </w:tc>
+      </w:tr>
+      <w:tr>
+        <w:trPr>
+          <w:cantSplit/>
+        </w:trPr>
+        <w:tc>
+          <w:tcPr>
+            <w:tcW w:type="dxa" w:w="420"/>
+            <w:tcMar>
+              <w:top w:type="dxa" w:w="60"/>
+              <w:left w:type="dxa" w:w="80"/>
+              <w:bottom w:type="dxa" w:w="60"/>
+              <w:right w:type="dxa" w:w="80"/>
+            </w:tcMar>
+          </w:tcPr>
+          <w:p>
+            <w:r>
+              <w:rPr>
+                <w:rFonts w:ascii="Arial" w:cs="Arial" w:eastAsia="Arial" w:hAnsi="Arial"/>
+                <w:b w:val="false"/>
+                <w:bCs w:val="false"/>
+                <w:sz w:val="18"/>
+                <w:szCs w:val="18"/>
+              </w:rPr>
+              <w:t xml:space="preserve">☐</w:t>
+            </w:r>
+          </w:p>
+        </w:tc>
+        <w:tc>
+          <w:tcPr>
+            <w:tcW w:type="dxa" w:w="480"/>
+            <w:tcMar>
+              <w:top w:type="dxa" w:w="60"/>
+              <w:left w:type="dxa" w:w="80"/>
+              <w:bottom w:type="dxa" w:w="60"/>
+              <w:right w:type="dxa" w:w="80"/>
+            </w:tcMar>
+          </w:tcPr>
+          <w:p>
+            <w:r>
+              <w:rPr>
+                <w:rFonts w:ascii="Arial" w:cs="Arial" w:eastAsia="Arial" w:hAnsi="Arial"/>
+                <w:b w:val="false"/>
+                <w:bCs w:val="false"/>
+                <w:sz w:val="18"/>
+                <w:szCs w:val="18"/>
+              </w:rPr>
+              <w:t xml:space="preserve">6</w:t>
+            </w:r>
+          </w:p>
+        </w:tc>
+        <w:tc>
+          <w:tcPr>
+            <w:tcW w:type="dxa" w:w="1000"/>
+            <w:tcMar>
+              <w:top w:type="dxa" w:w="60"/>
+              <w:left w:type="dxa" w:w="80"/>
+              <w:bottom w:type="dxa" w:w="60"/>
+              <w:right w:type="dxa" w:w="80"/>
+            </w:tcMar>
+          </w:tcPr>
+          <w:p>
+            <w:r>
+              <w:rPr>
+                <w:rFonts w:ascii="Arial" w:cs="Arial" w:eastAsia="Arial" w:hAnsi="Arial"/>
+                <w:b w:val="false"/>
+                <w:bCs w:val="false"/>
+                <w:sz w:val="18"/>
+                <w:szCs w:val="18"/>
+              </w:rPr>
+              <w:t xml:space="preserve">Тест · блок 13</w:t>
+            </w:r>
+          </w:p>
+        </w:tc>
+        <w:tc>
+          <w:tcPr>
+            <w:tcW w:type="dxa" w:w="900"/>
+            <w:tcMar>
+              <w:top w:type="dxa" w:w="60"/>
+              <w:left w:type="dxa" w:w="80"/>
+              <w:bottom w:type="dxa" w:w="60"/>
+              <w:right w:type="dxa" w:w="80"/>
+            </w:tcMar>
+          </w:tcPr>
+          <w:p>
+            <w:r>
+              <w:rPr>
+                <w:rFonts w:ascii="Arial" w:cs="Arial" w:eastAsia="Arial" w:hAnsi="Arial"/>
+                <w:b w:val="false"/>
+                <w:bCs w:val="false"/>
+                <w:sz w:val="18"/>
+                <w:szCs w:val="18"/>
+              </w:rPr>
+              <w:t xml:space="preserve">🔊 аудио</w:t>
+            </w:r>
+          </w:p>
+        </w:tc>
+        <w:tc>
+          <w:tcPr>
+            <w:tcW w:type="dxa" w:w="4200"/>
+            <w:tcMar>
+              <w:top w:type="dxa" w:w="60"/>
+              <w:left w:type="dxa" w:w="80"/>
+              <w:bottom w:type="dxa" w:w="60"/>
+              <w:right w:type="dxa" w:w="80"/>
+            </w:tcMar>
+          </w:tcPr>
+          <w:p>
+            <w:r>
+              <w:rPr>
+                <w:rFonts w:ascii="Arial" w:cs="Arial" w:eastAsia="Arial" w:hAnsi="Arial"/>
+                <w:b w:val="false"/>
+                <w:bCs w:val="false"/>
+                <w:sz w:val="18"/>
+                <w:szCs w:val="18"/>
+              </w:rPr>
+              <w:t xml:space="preserve">аудио «Sophia's Tuesday» — вставить в поле аудио этого блока</w:t>
+            </w:r>
+          </w:p>
+        </w:tc>
+        <w:tc>
+          <w:tcPr>
+            <w:tcW w:type="dxa" w:w="5200"/>
+            <w:tcMar>
+              <w:top w:type="dxa" w:w="60"/>
+              <w:left w:type="dxa" w:w="80"/>
+              <w:bottom w:type="dxa" w:w="60"/>
+              <w:right w:type="dxa" w:w="80"/>
+            </w:tcMar>
+          </w:tcPr>
+          <w:p>
+            <w:r>
+              <w:rPr>
+                <w:rFonts w:ascii="Arial" w:cs="Arial" w:eastAsia="Arial" w:hAnsi="Arial"/>
+                <w:b w:val="false"/>
+                <w:bCs w:val="false"/>
+                <w:sz w:val="18"/>
+                <w:szCs w:val="18"/>
+              </w:rPr>
+              <w:t xml:space="preserve">это сам блок «Послушай рассказ Софии о её вторнике. Расставь события в том порядке, в котором она о них говорит»</w:t>
+            </w:r>
+          </w:p>
+        </w:tc>
+        <w:tc>
+          <w:tcPr>
+            <w:tcW w:type="dxa" w:w="3198"/>
+            <w:tcMar>
+              <w:top w:type="dxa" w:w="60"/>
+              <w:left w:type="dxa" w:w="80"/>
+              <w:bottom w:type="dxa" w:w="60"/>
+              <w:right w:type="dxa" w:w="80"/>
+            </w:tcMar>
+          </w:tcPr>
+          <w:p>
+            <w:r>
+              <w:rPr>
+                <w:rFonts w:ascii="Consolas" w:cs="Consolas" w:eastAsia="Consolas" w:hAnsi="Consolas"/>
+                <w:b w:val="false"/>
+                <w:bCs w:val="false"/>
+                <w:sz w:val="18"/>
+                <w:szCs w:val="18"/>
+              </w:rPr>
+              <w:t xml:space="preserve">gg2_u1_test_b13.mp3</w:t>
             </w:r>
           </w:p>
         </w:tc>
@@ -2462,7 +1596,16 @@
           <w:sz w:val="24"/>
           <w:szCs w:val="24"/>
         </w:rPr>
-        <w:t xml:space="preserve">Unit 3</w:t>
+        <w:t xml:space="preserve">Unit 2</w:t>
+      </w:r>
+      <w:r>
+        <w:rPr>
+          <w:rFonts w:ascii="Consolas" w:cs="Consolas" w:eastAsia="Consolas" w:hAnsi="Consolas"/>
+          <w:color w:val="5A6372"/>
+          <w:sz w:val="18"/>
+          <w:szCs w:val="18"/>
+        </w:rPr>
+        <w:t xml:space="preserve">   папка classroom-media/gg2/u2/</w:t>
       </w:r>
     </w:p>
     <w:tbl>
@@ -2705,7 +1848,7 @@
                 <w:sz w:val="18"/>
                 <w:szCs w:val="18"/>
               </w:rPr>
-              <w:t xml:space="preserve">11</w:t>
+              <w:t xml:space="preserve">7</w:t>
             </w:r>
           </w:p>
         </w:tc>
@@ -2728,7 +1871,7 @@
                 <w:sz w:val="18"/>
                 <w:szCs w:val="18"/>
               </w:rPr>
-              <w:t xml:space="preserve">ДЗ 2 · блок 3</w:t>
+              <w:t xml:space="preserve">ДЗ 2 · блок 7</w:t>
             </w:r>
           </w:p>
         </w:tc>
@@ -2774,7 +1917,7 @@
                 <w:sz w:val="18"/>
                 <w:szCs w:val="18"/>
               </w:rPr>
-              <w:t xml:space="preserve">видео на Present Continuous, в нём есть супергерой</w:t>
+              <w:t xml:space="preserve">Анна, Макс и Хэмми пекут блины (Is there any…? / Are there any…?)</w:t>
             </w:r>
           </w:p>
         </w:tc>
@@ -2797,7 +1940,7 @@
                 <w:sz w:val="18"/>
                 <w:szCs w:val="18"/>
               </w:rPr>
-              <w:t xml:space="preserve">дальше: «А теперь давай вспомним, кто что делает. Соедини картинку с предложением»</w:t>
+              <w:t xml:space="preserve">дальше: «Рассортируй продукты: исчисляемые (их можно посчитать) — в колонку countable, неисчисляемые (их посчитать…»</w:t>
             </w:r>
           </w:p>
         </w:tc>
@@ -2820,7 +1963,7 @@
                 <w:sz w:val="18"/>
                 <w:szCs w:val="18"/>
               </w:rPr>
-              <w:t xml:space="preserve">gg2_u3_hw2_b3.mp4</w:t>
+              <w:t xml:space="preserve">gg2_u2_hw2_b7.mp4</w:t>
             </w:r>
           </w:p>
         </w:tc>
@@ -2871,7 +2014,7 @@
                 <w:sz w:val="18"/>
                 <w:szCs w:val="18"/>
               </w:rPr>
-              <w:t xml:space="preserve">12</w:t>
+              <w:t xml:space="preserve">8</w:t>
             </w:r>
           </w:p>
         </w:tc>
@@ -2894,7 +2037,7 @@
                 <w:sz w:val="18"/>
                 <w:szCs w:val="18"/>
               </w:rPr>
-              <w:t xml:space="preserve">ДЗ 2 · блок 16</w:t>
+              <w:t xml:space="preserve">ДЗ 4 · блок 3</w:t>
             </w:r>
           </w:p>
         </w:tc>
@@ -2940,7 +2083,7 @@
                 <w:sz w:val="18"/>
                 <w:szCs w:val="18"/>
               </w:rPr>
-              <w:t xml:space="preserve">пример описания картинки (Present Continuous) к следующему заданию</w:t>
+              <w:t xml:space="preserve">реплики официанта с паузами для ролевой игры — пусто; стоит audio_tts реплик официанта без длинных пауз, при желании заменить записью</w:t>
             </w:r>
           </w:p>
         </w:tc>
@@ -2963,7 +2106,7 @@
                 <w:sz w:val="18"/>
                 <w:szCs w:val="18"/>
               </w:rPr>
-              <w:t xml:space="preserve">это сам блок «👏👏👏👏 Это аплодисменты за твои труды! Ты мега крут! Для тебя есть ещё дополнительное задание. Оно выполняется…»</w:t>
+              <w:t xml:space="preserve">это сам блок «В кафе ☕ Давай вспомним все фразы, которые пригодятся нам в кафе. Смотри, это диалог между официантом и…»</w:t>
             </w:r>
           </w:p>
         </w:tc>
@@ -2986,7 +2129,7 @@
                 <w:sz w:val="18"/>
                 <w:szCs w:val="18"/>
               </w:rPr>
-              <w:t xml:space="preserve">gg2_u3_hw2_b16.mp3</w:t>
+              <w:t xml:space="preserve">gg2_u2_hw4_b3.mp3</w:t>
             </w:r>
           </w:p>
         </w:tc>
@@ -3037,7 +2180,7 @@
                 <w:sz w:val="18"/>
                 <w:szCs w:val="18"/>
               </w:rPr>
-              <w:t xml:space="preserve">13</w:t>
+              <w:t xml:space="preserve">9</w:t>
             </w:r>
           </w:p>
         </w:tc>
@@ -3060,7 +2203,7 @@
                 <w:sz w:val="18"/>
                 <w:szCs w:val="18"/>
               </w:rPr>
-              <w:t xml:space="preserve">ДЗ 3 · блок 3</w:t>
+              <w:t xml:space="preserve">ДЗ 6 · блок 2</w:t>
             </w:r>
           </w:p>
         </w:tc>
@@ -3083,7 +2226,7 @@
                 <w:sz w:val="18"/>
                 <w:szCs w:val="18"/>
               </w:rPr>
-              <w:t xml:space="preserve">🎬 видео</w:t>
+              <w:t xml:space="preserve">🔊 аудио</w:t>
             </w:r>
           </w:p>
         </w:tc>
@@ -3106,7 +2249,7 @@
                 <w:sz w:val="18"/>
                 <w:szCs w:val="18"/>
               </w:rPr>
-              <w:t xml:space="preserve">видео с вопросами в Present Continuous (ответы Yes/No)</w:t>
+              <w:t xml:space="preserve">диалог Пенни с папой о завтраке — пусто (без него задания про Пенни решаются только по памяти)</w:t>
             </w:r>
           </w:p>
         </w:tc>
@@ -3129,7 +2272,7 @@
                 <w:sz w:val="18"/>
                 <w:szCs w:val="18"/>
               </w:rPr>
-              <w:t xml:space="preserve">дальше: «Вопросы и краткие ответы Посмотри правило и изучи его. Оно пригодится для следующих заданий.»</w:t>
+              <w:t xml:space="preserve">это сам блок «А начнём мы с аудио 🎧 Это Пенни. Прослушай её диалог с папой и выполни задания под аудио.»</w:t>
             </w:r>
           </w:p>
         </w:tc>
@@ -3152,7 +2295,7 @@
                 <w:sz w:val="18"/>
                 <w:szCs w:val="18"/>
               </w:rPr>
-              <w:t xml:space="preserve">gg2_u3_hw3_b3.mp4</w:t>
+              <w:t xml:space="preserve">gg2_u2_hw6_b2.mp3</w:t>
             </w:r>
           </w:p>
         </w:tc>
@@ -3203,7 +2346,7 @@
                 <w:sz w:val="18"/>
                 <w:szCs w:val="18"/>
               </w:rPr>
-              <w:t xml:space="preserve">14</w:t>
+              <w:t xml:space="preserve">10</w:t>
             </w:r>
           </w:p>
         </w:tc>
@@ -3226,7 +2369,7 @@
                 <w:sz w:val="18"/>
                 <w:szCs w:val="18"/>
               </w:rPr>
-              <w:t xml:space="preserve">ДЗ 4 · блок 3</w:t>
+              <w:t xml:space="preserve">Тест · блок 12</w:t>
             </w:r>
           </w:p>
         </w:tc>
@@ -3249,7 +2392,7 @@
                 <w:sz w:val="18"/>
                 <w:szCs w:val="18"/>
               </w:rPr>
-              <w:t xml:space="preserve">🎬 видео</w:t>
+              <w:t xml:space="preserve">🔊 аудио</w:t>
             </w:r>
           </w:p>
         </w:tc>
@@ -3272,7 +2415,7 @@
                 <w:sz w:val="18"/>
                 <w:szCs w:val="18"/>
               </w:rPr>
-              <w:t xml:space="preserve">телефонный разговор Тони и Саманты</w:t>
+              <w:t xml:space="preserve">LISTENING: рассказ Мии о покупках в супермаркете — пусто; без него следующий блок (верно/неверно) нерешаем</w:t>
             </w:r>
           </w:p>
         </w:tc>
@@ -3295,7 +2438,7 @@
                 <w:sz w:val="18"/>
                 <w:szCs w:val="18"/>
               </w:rPr>
-              <w:t xml:space="preserve">дальше: «Вот это круто! Теперь давай соединим вопросы с ответами. Если нужно что-то вспомнить — посмотри видео ещё раз»</w:t>
+              <w:t xml:space="preserve">это сам блок «LISTENING 🎧 Послушай рассказ Мии о покупках в супермаркете. Затем отметь, какие предложения верные (True), а…»</w:t>
             </w:r>
           </w:p>
         </w:tc>
@@ -3318,1003 +2461,7 @@
                 <w:sz w:val="18"/>
                 <w:szCs w:val="18"/>
               </w:rPr>
-              <w:t xml:space="preserve">gg2_u3_hw4_b3.mp4</w:t>
-            </w:r>
-          </w:p>
-        </w:tc>
-      </w:tr>
-      <w:tr>
-        <w:trPr>
-          <w:cantSplit/>
-        </w:trPr>
-        <w:tc>
-          <w:tcPr>
-            <w:tcW w:type="dxa" w:w="420"/>
-            <w:tcMar>
-              <w:top w:type="dxa" w:w="60"/>
-              <w:left w:type="dxa" w:w="80"/>
-              <w:bottom w:type="dxa" w:w="60"/>
-              <w:right w:type="dxa" w:w="80"/>
-            </w:tcMar>
-          </w:tcPr>
-          <w:p>
-            <w:r>
-              <w:rPr>
-                <w:rFonts w:ascii="Arial" w:cs="Arial" w:eastAsia="Arial" w:hAnsi="Arial"/>
-                <w:b w:val="false"/>
-                <w:bCs w:val="false"/>
-                <w:sz w:val="18"/>
-                <w:szCs w:val="18"/>
-              </w:rPr>
-              <w:t xml:space="preserve">☐</w:t>
-            </w:r>
-          </w:p>
-        </w:tc>
-        <w:tc>
-          <w:tcPr>
-            <w:tcW w:type="dxa" w:w="480"/>
-            <w:tcMar>
-              <w:top w:type="dxa" w:w="60"/>
-              <w:left w:type="dxa" w:w="80"/>
-              <w:bottom w:type="dxa" w:w="60"/>
-              <w:right w:type="dxa" w:w="80"/>
-            </w:tcMar>
-          </w:tcPr>
-          <w:p>
-            <w:r>
-              <w:rPr>
-                <w:rFonts w:ascii="Arial" w:cs="Arial" w:eastAsia="Arial" w:hAnsi="Arial"/>
-                <w:b w:val="false"/>
-                <w:bCs w:val="false"/>
-                <w:sz w:val="18"/>
-                <w:szCs w:val="18"/>
-              </w:rPr>
-              <w:t xml:space="preserve">15</w:t>
-            </w:r>
-          </w:p>
-        </w:tc>
-        <w:tc>
-          <w:tcPr>
-            <w:tcW w:type="dxa" w:w="1000"/>
-            <w:tcMar>
-              <w:top w:type="dxa" w:w="60"/>
-              <w:left w:type="dxa" w:w="80"/>
-              <w:bottom w:type="dxa" w:w="60"/>
-              <w:right w:type="dxa" w:w="80"/>
-            </w:tcMar>
-          </w:tcPr>
-          <w:p>
-            <w:r>
-              <w:rPr>
-                <w:rFonts w:ascii="Arial" w:cs="Arial" w:eastAsia="Arial" w:hAnsi="Arial"/>
-                <w:b w:val="false"/>
-                <w:bCs w:val="false"/>
-                <w:sz w:val="18"/>
-                <w:szCs w:val="18"/>
-              </w:rPr>
-              <w:t xml:space="preserve">ДЗ 4 · блок 6</w:t>
-            </w:r>
-          </w:p>
-        </w:tc>
-        <w:tc>
-          <w:tcPr>
-            <w:tcW w:type="dxa" w:w="900"/>
-            <w:tcMar>
-              <w:top w:type="dxa" w:w="60"/>
-              <w:left w:type="dxa" w:w="80"/>
-              <w:bottom w:type="dxa" w:w="60"/>
-              <w:right w:type="dxa" w:w="80"/>
-            </w:tcMar>
-          </w:tcPr>
-          <w:p>
-            <w:r>
-              <w:rPr>
-                <w:rFonts w:ascii="Arial" w:cs="Arial" w:eastAsia="Arial" w:hAnsi="Arial"/>
-                <w:b w:val="false"/>
-                <w:bCs w:val="false"/>
-                <w:sz w:val="18"/>
-                <w:szCs w:val="18"/>
-              </w:rPr>
-              <w:t xml:space="preserve">🔊 аудио</w:t>
-            </w:r>
-          </w:p>
-        </w:tc>
-        <w:tc>
-          <w:tcPr>
-            <w:tcW w:type="dxa" w:w="4200"/>
-            <w:tcMar>
-              <w:top w:type="dxa" w:w="60"/>
-              <w:left w:type="dxa" w:w="80"/>
-              <w:bottom w:type="dxa" w:w="60"/>
-              <w:right w:type="dxa" w:w="80"/>
-            </w:tcMar>
-          </w:tcPr>
-          <w:p>
-            <w:r>
-              <w:rPr>
-                <w:rFonts w:ascii="Arial" w:cs="Arial" w:eastAsia="Arial" w:hAnsi="Arial"/>
-                <w:b w:val="false"/>
-                <w:bCs w:val="false"/>
-                <w:sz w:val="18"/>
-                <w:szCs w:val="18"/>
-              </w:rPr>
-              <w:t xml:space="preserve">реплики Amy и Amy's Dad с паузами для ролевой игры</w:t>
-            </w:r>
-          </w:p>
-        </w:tc>
-        <w:tc>
-          <w:tcPr>
-            <w:tcW w:type="dxa" w:w="5200"/>
-            <w:tcMar>
-              <w:top w:type="dxa" w:w="60"/>
-              <w:left w:type="dxa" w:w="80"/>
-              <w:bottom w:type="dxa" w:w="60"/>
-              <w:right w:type="dxa" w:w="80"/>
-            </w:tcMar>
-          </w:tcPr>
-          <w:p>
-            <w:r>
-              <w:rPr>
-                <w:rFonts w:ascii="Arial" w:cs="Arial" w:eastAsia="Arial" w:hAnsi="Arial"/>
-                <w:b w:val="false"/>
-                <w:bCs w:val="false"/>
-                <w:sz w:val="18"/>
-                <w:szCs w:val="18"/>
-              </w:rPr>
-              <w:t xml:space="preserve">это сам блок «Elena/Misha: Hello? Amy's Dad: Hi, it's Amy's dad. How are you doing? Elena/Misha: Oh, hi! I'm good, thanks.…»</w:t>
-            </w:r>
-          </w:p>
-        </w:tc>
-        <w:tc>
-          <w:tcPr>
-            <w:tcW w:type="dxa" w:w="3198"/>
-            <w:tcMar>
-              <w:top w:type="dxa" w:w="60"/>
-              <w:left w:type="dxa" w:w="80"/>
-              <w:bottom w:type="dxa" w:w="60"/>
-              <w:right w:type="dxa" w:w="80"/>
-            </w:tcMar>
-          </w:tcPr>
-          <w:p>
-            <w:r>
-              <w:rPr>
-                <w:rFonts w:ascii="Consolas" w:cs="Consolas" w:eastAsia="Consolas" w:hAnsi="Consolas"/>
-                <w:b w:val="false"/>
-                <w:bCs w:val="false"/>
-                <w:sz w:val="18"/>
-                <w:szCs w:val="18"/>
-              </w:rPr>
-              <w:t xml:space="preserve">gg2_u3_hw4_b6.mp3</w:t>
-            </w:r>
-          </w:p>
-        </w:tc>
-      </w:tr>
-      <w:tr>
-        <w:trPr>
-          <w:cantSplit/>
-        </w:trPr>
-        <w:tc>
-          <w:tcPr>
-            <w:tcW w:type="dxa" w:w="420"/>
-            <w:tcMar>
-              <w:top w:type="dxa" w:w="60"/>
-              <w:left w:type="dxa" w:w="80"/>
-              <w:bottom w:type="dxa" w:w="60"/>
-              <w:right w:type="dxa" w:w="80"/>
-            </w:tcMar>
-          </w:tcPr>
-          <w:p>
-            <w:r>
-              <w:rPr>
-                <w:rFonts w:ascii="Arial" w:cs="Arial" w:eastAsia="Arial" w:hAnsi="Arial"/>
-                <w:b w:val="false"/>
-                <w:bCs w:val="false"/>
-                <w:sz w:val="18"/>
-                <w:szCs w:val="18"/>
-              </w:rPr>
-              <w:t xml:space="preserve">☐</w:t>
-            </w:r>
-          </w:p>
-        </w:tc>
-        <w:tc>
-          <w:tcPr>
-            <w:tcW w:type="dxa" w:w="480"/>
-            <w:tcMar>
-              <w:top w:type="dxa" w:w="60"/>
-              <w:left w:type="dxa" w:w="80"/>
-              <w:bottom w:type="dxa" w:w="60"/>
-              <w:right w:type="dxa" w:w="80"/>
-            </w:tcMar>
-          </w:tcPr>
-          <w:p>
-            <w:r>
-              <w:rPr>
-                <w:rFonts w:ascii="Arial" w:cs="Arial" w:eastAsia="Arial" w:hAnsi="Arial"/>
-                <w:b w:val="false"/>
-                <w:bCs w:val="false"/>
-                <w:sz w:val="18"/>
-                <w:szCs w:val="18"/>
-              </w:rPr>
-              <w:t xml:space="preserve">16</w:t>
-            </w:r>
-          </w:p>
-        </w:tc>
-        <w:tc>
-          <w:tcPr>
-            <w:tcW w:type="dxa" w:w="1000"/>
-            <w:tcMar>
-              <w:top w:type="dxa" w:w="60"/>
-              <w:left w:type="dxa" w:w="80"/>
-              <w:bottom w:type="dxa" w:w="60"/>
-              <w:right w:type="dxa" w:w="80"/>
-            </w:tcMar>
-          </w:tcPr>
-          <w:p>
-            <w:r>
-              <w:rPr>
-                <w:rFonts w:ascii="Arial" w:cs="Arial" w:eastAsia="Arial" w:hAnsi="Arial"/>
-                <w:b w:val="false"/>
-                <w:bCs w:val="false"/>
-                <w:sz w:val="18"/>
-                <w:szCs w:val="18"/>
-              </w:rPr>
-              <w:t xml:space="preserve">ДЗ 6 · блок 2</w:t>
-            </w:r>
-          </w:p>
-        </w:tc>
-        <w:tc>
-          <w:tcPr>
-            <w:tcW w:type="dxa" w:w="900"/>
-            <w:tcMar>
-              <w:top w:type="dxa" w:w="60"/>
-              <w:left w:type="dxa" w:w="80"/>
-              <w:bottom w:type="dxa" w:w="60"/>
-              <w:right w:type="dxa" w:w="80"/>
-            </w:tcMar>
-          </w:tcPr>
-          <w:p>
-            <w:r>
-              <w:rPr>
-                <w:rFonts w:ascii="Arial" w:cs="Arial" w:eastAsia="Arial" w:hAnsi="Arial"/>
-                <w:b w:val="false"/>
-                <w:bCs w:val="false"/>
-                <w:sz w:val="18"/>
-                <w:szCs w:val="18"/>
-              </w:rPr>
-              <w:t xml:space="preserve">🔊 аудио</w:t>
-            </w:r>
-          </w:p>
-        </w:tc>
-        <w:tc>
-          <w:tcPr>
-            <w:tcW w:type="dxa" w:w="4200"/>
-            <w:tcMar>
-              <w:top w:type="dxa" w:w="60"/>
-              <w:left w:type="dxa" w:w="80"/>
-              <w:bottom w:type="dxa" w:w="60"/>
-              <w:right w:type="dxa" w:w="80"/>
-            </w:tcMar>
-          </w:tcPr>
-          <w:p>
-            <w:r>
-              <w:rPr>
-                <w:rFonts w:ascii="Arial" w:cs="Arial" w:eastAsia="Arial" w:hAnsi="Arial"/>
-                <w:b w:val="false"/>
-                <w:bCs w:val="false"/>
-                <w:sz w:val="18"/>
-                <w:szCs w:val="18"/>
-              </w:rPr>
-              <w:t xml:space="preserve">разговор Гарри и Лили о гаджетах (им же пользуются блоки 3–6)</w:t>
-            </w:r>
-          </w:p>
-        </w:tc>
-        <w:tc>
-          <w:tcPr>
-            <w:tcW w:type="dxa" w:w="5200"/>
-            <w:tcMar>
-              <w:top w:type="dxa" w:w="60"/>
-              <w:left w:type="dxa" w:w="80"/>
-              <w:bottom w:type="dxa" w:w="60"/>
-              <w:right w:type="dxa" w:w="80"/>
-            </w:tcMar>
-          </w:tcPr>
-          <w:p>
-            <w:r>
-              <w:rPr>
-                <w:rFonts w:ascii="Arial" w:cs="Arial" w:eastAsia="Arial" w:hAnsi="Arial"/>
-                <w:b w:val="false"/>
-                <w:bCs w:val="false"/>
-                <w:sz w:val="18"/>
-                <w:szCs w:val="18"/>
-              </w:rPr>
-              <w:t xml:space="preserve">это сам блок «Сначала мы с тобой познакомимся с Гарри и Лили. Послушай их разговор и ниже выбери любимый гаджет каждого из…»</w:t>
-            </w:r>
-          </w:p>
-        </w:tc>
-        <w:tc>
-          <w:tcPr>
-            <w:tcW w:type="dxa" w:w="3198"/>
-            <w:tcMar>
-              <w:top w:type="dxa" w:w="60"/>
-              <w:left w:type="dxa" w:w="80"/>
-              <w:bottom w:type="dxa" w:w="60"/>
-              <w:right w:type="dxa" w:w="80"/>
-            </w:tcMar>
-          </w:tcPr>
-          <w:p>
-            <w:r>
-              <w:rPr>
-                <w:rFonts w:ascii="Consolas" w:cs="Consolas" w:eastAsia="Consolas" w:hAnsi="Consolas"/>
-                <w:b w:val="false"/>
-                <w:bCs w:val="false"/>
-                <w:sz w:val="18"/>
-                <w:szCs w:val="18"/>
-              </w:rPr>
-              <w:t xml:space="preserve">gg2_u3_hw6_b2.mp3</w:t>
-            </w:r>
-          </w:p>
-        </w:tc>
-      </w:tr>
-      <w:tr>
-        <w:trPr>
-          <w:cantSplit/>
-        </w:trPr>
-        <w:tc>
-          <w:tcPr>
-            <w:tcW w:type="dxa" w:w="420"/>
-            <w:tcMar>
-              <w:top w:type="dxa" w:w="60"/>
-              <w:left w:type="dxa" w:w="80"/>
-              <w:bottom w:type="dxa" w:w="60"/>
-              <w:right w:type="dxa" w:w="80"/>
-            </w:tcMar>
-          </w:tcPr>
-          <w:p>
-            <w:r>
-              <w:rPr>
-                <w:rFonts w:ascii="Arial" w:cs="Arial" w:eastAsia="Arial" w:hAnsi="Arial"/>
-                <w:b w:val="false"/>
-                <w:bCs w:val="false"/>
-                <w:sz w:val="18"/>
-                <w:szCs w:val="18"/>
-              </w:rPr>
-              <w:t xml:space="preserve">☐</w:t>
-            </w:r>
-          </w:p>
-        </w:tc>
-        <w:tc>
-          <w:tcPr>
-            <w:tcW w:type="dxa" w:w="480"/>
-            <w:tcMar>
-              <w:top w:type="dxa" w:w="60"/>
-              <w:left w:type="dxa" w:w="80"/>
-              <w:bottom w:type="dxa" w:w="60"/>
-              <w:right w:type="dxa" w:w="80"/>
-            </w:tcMar>
-          </w:tcPr>
-          <w:p>
-            <w:r>
-              <w:rPr>
-                <w:rFonts w:ascii="Arial" w:cs="Arial" w:eastAsia="Arial" w:hAnsi="Arial"/>
-                <w:b w:val="false"/>
-                <w:bCs w:val="false"/>
-                <w:sz w:val="18"/>
-                <w:szCs w:val="18"/>
-              </w:rPr>
-              <w:t xml:space="preserve">17</w:t>
-            </w:r>
-          </w:p>
-        </w:tc>
-        <w:tc>
-          <w:tcPr>
-            <w:tcW w:type="dxa" w:w="1000"/>
-            <w:tcMar>
-              <w:top w:type="dxa" w:w="60"/>
-              <w:left w:type="dxa" w:w="80"/>
-              <w:bottom w:type="dxa" w:w="60"/>
-              <w:right w:type="dxa" w:w="80"/>
-            </w:tcMar>
-          </w:tcPr>
-          <w:p>
-            <w:r>
-              <w:rPr>
-                <w:rFonts w:ascii="Arial" w:cs="Arial" w:eastAsia="Arial" w:hAnsi="Arial"/>
-                <w:b w:val="false"/>
-                <w:bCs w:val="false"/>
-                <w:sz w:val="18"/>
-                <w:szCs w:val="18"/>
-              </w:rPr>
-              <w:t xml:space="preserve">ДЗ 6 · блок 5</w:t>
-            </w:r>
-          </w:p>
-        </w:tc>
-        <w:tc>
-          <w:tcPr>
-            <w:tcW w:type="dxa" w:w="900"/>
-            <w:tcMar>
-              <w:top w:type="dxa" w:w="60"/>
-              <w:left w:type="dxa" w:w="80"/>
-              <w:bottom w:type="dxa" w:w="60"/>
-              <w:right w:type="dxa" w:w="80"/>
-            </w:tcMar>
-          </w:tcPr>
-          <w:p>
-            <w:r>
-              <w:rPr>
-                <w:rFonts w:ascii="Arial" w:cs="Arial" w:eastAsia="Arial" w:hAnsi="Arial"/>
-                <w:b w:val="false"/>
-                <w:bCs w:val="false"/>
-                <w:sz w:val="18"/>
-                <w:szCs w:val="18"/>
-              </w:rPr>
-              <w:t xml:space="preserve">🔊 аудио</w:t>
-            </w:r>
-          </w:p>
-        </w:tc>
-        <w:tc>
-          <w:tcPr>
-            <w:tcW w:type="dxa" w:w="4200"/>
-            <w:tcMar>
-              <w:top w:type="dxa" w:w="60"/>
-              <w:left w:type="dxa" w:w="80"/>
-              <w:bottom w:type="dxa" w:w="60"/>
-              <w:right w:type="dxa" w:w="80"/>
-            </w:tcMar>
-          </w:tcPr>
-          <w:p>
-            <w:r>
-              <w:rPr>
-                <w:rFonts w:ascii="Arial" w:cs="Arial" w:eastAsia="Arial" w:hAnsi="Arial"/>
-                <w:b w:val="false"/>
-                <w:bCs w:val="false"/>
-                <w:sz w:val="18"/>
-                <w:szCs w:val="18"/>
-              </w:rPr>
-              <w:t xml:space="preserve">тот же разговор Гарри и Лили, что в блоке 2</w:t>
-            </w:r>
-          </w:p>
-        </w:tc>
-        <w:tc>
-          <w:tcPr>
-            <w:tcW w:type="dxa" w:w="5200"/>
-            <w:tcMar>
-              <w:top w:type="dxa" w:w="60"/>
-              <w:left w:type="dxa" w:w="80"/>
-              <w:bottom w:type="dxa" w:w="60"/>
-              <w:right w:type="dxa" w:w="80"/>
-            </w:tcMar>
-          </w:tcPr>
-          <w:p>
-            <w:r>
-              <w:rPr>
-                <w:rFonts w:ascii="Arial" w:cs="Arial" w:eastAsia="Arial" w:hAnsi="Arial"/>
-                <w:b w:val="false"/>
-                <w:bCs w:val="false"/>
-                <w:sz w:val="18"/>
-                <w:szCs w:val="18"/>
-              </w:rPr>
-              <w:t xml:space="preserve">это сам блок «Послушай разговор Лили и Гарри ещё раз. Дополни предложения пропущенными словами»</w:t>
-            </w:r>
-          </w:p>
-        </w:tc>
-        <w:tc>
-          <w:tcPr>
-            <w:tcW w:type="dxa" w:w="3198"/>
-            <w:tcMar>
-              <w:top w:type="dxa" w:w="60"/>
-              <w:left w:type="dxa" w:w="80"/>
-              <w:bottom w:type="dxa" w:w="60"/>
-              <w:right w:type="dxa" w:w="80"/>
-            </w:tcMar>
-          </w:tcPr>
-          <w:p>
-            <w:r>
-              <w:rPr>
-                <w:rFonts w:ascii="Consolas" w:cs="Consolas" w:eastAsia="Consolas" w:hAnsi="Consolas"/>
-                <w:b w:val="false"/>
-                <w:bCs w:val="false"/>
-                <w:sz w:val="18"/>
-                <w:szCs w:val="18"/>
-              </w:rPr>
-              <w:t xml:space="preserve">gg2_u3_hw6_b5.mp3</w:t>
-            </w:r>
-          </w:p>
-        </w:tc>
-      </w:tr>
-      <w:tr>
-        <w:trPr>
-          <w:cantSplit/>
-        </w:trPr>
-        <w:tc>
-          <w:tcPr>
-            <w:tcW w:type="dxa" w:w="420"/>
-            <w:tcMar>
-              <w:top w:type="dxa" w:w="60"/>
-              <w:left w:type="dxa" w:w="80"/>
-              <w:bottom w:type="dxa" w:w="60"/>
-              <w:right w:type="dxa" w:w="80"/>
-            </w:tcMar>
-          </w:tcPr>
-          <w:p>
-            <w:r>
-              <w:rPr>
-                <w:rFonts w:ascii="Arial" w:cs="Arial" w:eastAsia="Arial" w:hAnsi="Arial"/>
-                <w:b w:val="false"/>
-                <w:bCs w:val="false"/>
-                <w:sz w:val="18"/>
-                <w:szCs w:val="18"/>
-              </w:rPr>
-              <w:t xml:space="preserve">☐</w:t>
-            </w:r>
-          </w:p>
-        </w:tc>
-        <w:tc>
-          <w:tcPr>
-            <w:tcW w:type="dxa" w:w="480"/>
-            <w:tcMar>
-              <w:top w:type="dxa" w:w="60"/>
-              <w:left w:type="dxa" w:w="80"/>
-              <w:bottom w:type="dxa" w:w="60"/>
-              <w:right w:type="dxa" w:w="80"/>
-            </w:tcMar>
-          </w:tcPr>
-          <w:p>
-            <w:r>
-              <w:rPr>
-                <w:rFonts w:ascii="Arial" w:cs="Arial" w:eastAsia="Arial" w:hAnsi="Arial"/>
-                <w:b w:val="false"/>
-                <w:bCs w:val="false"/>
-                <w:sz w:val="18"/>
-                <w:szCs w:val="18"/>
-              </w:rPr>
-              <w:t xml:space="preserve">18</w:t>
-            </w:r>
-          </w:p>
-        </w:tc>
-        <w:tc>
-          <w:tcPr>
-            <w:tcW w:type="dxa" w:w="1000"/>
-            <w:tcMar>
-              <w:top w:type="dxa" w:w="60"/>
-              <w:left w:type="dxa" w:w="80"/>
-              <w:bottom w:type="dxa" w:w="60"/>
-              <w:right w:type="dxa" w:w="80"/>
-            </w:tcMar>
-          </w:tcPr>
-          <w:p>
-            <w:r>
-              <w:rPr>
-                <w:rFonts w:ascii="Arial" w:cs="Arial" w:eastAsia="Arial" w:hAnsi="Arial"/>
-                <w:b w:val="false"/>
-                <w:bCs w:val="false"/>
-                <w:sz w:val="18"/>
-                <w:szCs w:val="18"/>
-              </w:rPr>
-              <w:t xml:space="preserve">ДЗ 6 · блок 10</w:t>
-            </w:r>
-          </w:p>
-        </w:tc>
-        <w:tc>
-          <w:tcPr>
-            <w:tcW w:type="dxa" w:w="900"/>
-            <w:tcMar>
-              <w:top w:type="dxa" w:w="60"/>
-              <w:left w:type="dxa" w:w="80"/>
-              <w:bottom w:type="dxa" w:w="60"/>
-              <w:right w:type="dxa" w:w="80"/>
-            </w:tcMar>
-          </w:tcPr>
-          <w:p>
-            <w:r>
-              <w:rPr>
-                <w:rFonts w:ascii="Arial" w:cs="Arial" w:eastAsia="Arial" w:hAnsi="Arial"/>
-                <w:b w:val="false"/>
-                <w:bCs w:val="false"/>
-                <w:sz w:val="18"/>
-                <w:szCs w:val="18"/>
-              </w:rPr>
-              <w:t xml:space="preserve">🔊 аудио</w:t>
-            </w:r>
-          </w:p>
-        </w:tc>
-        <w:tc>
-          <w:tcPr>
-            <w:tcW w:type="dxa" w:w="4200"/>
-            <w:tcMar>
-              <w:top w:type="dxa" w:w="60"/>
-              <w:left w:type="dxa" w:w="80"/>
-              <w:bottom w:type="dxa" w:w="60"/>
-              <w:right w:type="dxa" w:w="80"/>
-            </w:tcMar>
-          </w:tcPr>
-          <w:p>
-            <w:r>
-              <w:rPr>
-                <w:rFonts w:ascii="Arial" w:cs="Arial" w:eastAsia="Arial" w:hAnsi="Arial"/>
-                <w:b w:val="false"/>
-                <w:bCs w:val="false"/>
-                <w:sz w:val="18"/>
-                <w:szCs w:val="18"/>
-              </w:rPr>
-              <w:t xml:space="preserve">пример рассказа о любимых гаджетах</w:t>
-            </w:r>
-          </w:p>
-        </w:tc>
-        <w:tc>
-          <w:tcPr>
-            <w:tcW w:type="dxa" w:w="5200"/>
-            <w:tcMar>
-              <w:top w:type="dxa" w:w="60"/>
-              <w:left w:type="dxa" w:w="80"/>
-              <w:bottom w:type="dxa" w:w="60"/>
-              <w:right w:type="dxa" w:w="80"/>
-            </w:tcMar>
-          </w:tcPr>
-          <w:p>
-            <w:r>
-              <w:rPr>
-                <w:rFonts w:ascii="Arial" w:cs="Arial" w:eastAsia="Arial" w:hAnsi="Arial"/>
-                <w:b w:val="false"/>
-                <w:bCs w:val="false"/>
-                <w:sz w:val="18"/>
-                <w:szCs w:val="18"/>
-              </w:rPr>
-              <w:t xml:space="preserve">это сам блок «Мой любимый гаджет 🎤»</w:t>
-            </w:r>
-          </w:p>
-        </w:tc>
-        <w:tc>
-          <w:tcPr>
-            <w:tcW w:type="dxa" w:w="3198"/>
-            <w:tcMar>
-              <w:top w:type="dxa" w:w="60"/>
-              <w:left w:type="dxa" w:w="80"/>
-              <w:bottom w:type="dxa" w:w="60"/>
-              <w:right w:type="dxa" w:w="80"/>
-            </w:tcMar>
-          </w:tcPr>
-          <w:p>
-            <w:r>
-              <w:rPr>
-                <w:rFonts w:ascii="Consolas" w:cs="Consolas" w:eastAsia="Consolas" w:hAnsi="Consolas"/>
-                <w:b w:val="false"/>
-                <w:bCs w:val="false"/>
-                <w:sz w:val="18"/>
-                <w:szCs w:val="18"/>
-              </w:rPr>
-              <w:t xml:space="preserve">gg2_u3_hw6_b10.mp3</w:t>
-            </w:r>
-          </w:p>
-        </w:tc>
-      </w:tr>
-      <w:tr>
-        <w:trPr>
-          <w:cantSplit/>
-        </w:trPr>
-        <w:tc>
-          <w:tcPr>
-            <w:tcW w:type="dxa" w:w="420"/>
-            <w:tcMar>
-              <w:top w:type="dxa" w:w="60"/>
-              <w:left w:type="dxa" w:w="80"/>
-              <w:bottom w:type="dxa" w:w="60"/>
-              <w:right w:type="dxa" w:w="80"/>
-            </w:tcMar>
-          </w:tcPr>
-          <w:p>
-            <w:r>
-              <w:rPr>
-                <w:rFonts w:ascii="Arial" w:cs="Arial" w:eastAsia="Arial" w:hAnsi="Arial"/>
-                <w:b w:val="false"/>
-                <w:bCs w:val="false"/>
-                <w:sz w:val="18"/>
-                <w:szCs w:val="18"/>
-              </w:rPr>
-              <w:t xml:space="preserve">☐</w:t>
-            </w:r>
-          </w:p>
-        </w:tc>
-        <w:tc>
-          <w:tcPr>
-            <w:tcW w:type="dxa" w:w="480"/>
-            <w:tcMar>
-              <w:top w:type="dxa" w:w="60"/>
-              <w:left w:type="dxa" w:w="80"/>
-              <w:bottom w:type="dxa" w:w="60"/>
-              <w:right w:type="dxa" w:w="80"/>
-            </w:tcMar>
-          </w:tcPr>
-          <w:p>
-            <w:r>
-              <w:rPr>
-                <w:rFonts w:ascii="Arial" w:cs="Arial" w:eastAsia="Arial" w:hAnsi="Arial"/>
-                <w:b w:val="false"/>
-                <w:bCs w:val="false"/>
-                <w:sz w:val="18"/>
-                <w:szCs w:val="18"/>
-              </w:rPr>
-              <w:t xml:space="preserve">19</w:t>
-            </w:r>
-          </w:p>
-        </w:tc>
-        <w:tc>
-          <w:tcPr>
-            <w:tcW w:type="dxa" w:w="1000"/>
-            <w:tcMar>
-              <w:top w:type="dxa" w:w="60"/>
-              <w:left w:type="dxa" w:w="80"/>
-              <w:bottom w:type="dxa" w:w="60"/>
-              <w:right w:type="dxa" w:w="80"/>
-            </w:tcMar>
-          </w:tcPr>
-          <w:p>
-            <w:r>
-              <w:rPr>
-                <w:rFonts w:ascii="Arial" w:cs="Arial" w:eastAsia="Arial" w:hAnsi="Arial"/>
-                <w:b w:val="false"/>
-                <w:bCs w:val="false"/>
-                <w:sz w:val="18"/>
-                <w:szCs w:val="18"/>
-              </w:rPr>
-              <w:t xml:space="preserve">ДЗ 7 · блок 11</w:t>
-            </w:r>
-          </w:p>
-        </w:tc>
-        <w:tc>
-          <w:tcPr>
-            <w:tcW w:type="dxa" w:w="900"/>
-            <w:tcMar>
-              <w:top w:type="dxa" w:w="60"/>
-              <w:left w:type="dxa" w:w="80"/>
-              <w:bottom w:type="dxa" w:w="60"/>
-              <w:right w:type="dxa" w:w="80"/>
-            </w:tcMar>
-          </w:tcPr>
-          <w:p>
-            <w:r>
-              <w:rPr>
-                <w:rFonts w:ascii="Arial" w:cs="Arial" w:eastAsia="Arial" w:hAnsi="Arial"/>
-                <w:b w:val="false"/>
-                <w:bCs w:val="false"/>
-                <w:sz w:val="18"/>
-                <w:szCs w:val="18"/>
-              </w:rPr>
-              <w:t xml:space="preserve">🎬 видео</w:t>
-            </w:r>
-          </w:p>
-        </w:tc>
-        <w:tc>
-          <w:tcPr>
-            <w:tcW w:type="dxa" w:w="4200"/>
-            <w:tcMar>
-              <w:top w:type="dxa" w:w="60"/>
-              <w:left w:type="dxa" w:w="80"/>
-              <w:bottom w:type="dxa" w:w="60"/>
-              <w:right w:type="dxa" w:w="80"/>
-            </w:tcMar>
-          </w:tcPr>
-          <w:p>
-            <w:r>
-              <w:rPr>
-                <w:rFonts w:ascii="Arial" w:cs="Arial" w:eastAsia="Arial" w:hAnsi="Arial"/>
-                <w:b w:val="false"/>
-                <w:bCs w:val="false"/>
-                <w:sz w:val="18"/>
-                <w:szCs w:val="18"/>
-              </w:rPr>
-              <w:t xml:space="preserve">Хана звонит Салли, они навещают заболевшую Кейт</w:t>
-            </w:r>
-          </w:p>
-        </w:tc>
-        <w:tc>
-          <w:tcPr>
-            <w:tcW w:type="dxa" w:w="5200"/>
-            <w:tcMar>
-              <w:top w:type="dxa" w:w="60"/>
-              <w:left w:type="dxa" w:w="80"/>
-              <w:bottom w:type="dxa" w:w="60"/>
-              <w:right w:type="dxa" w:w="80"/>
-            </w:tcMar>
-          </w:tcPr>
-          <w:p>
-            <w:r>
-              <w:rPr>
-                <w:rFonts w:ascii="Arial" w:cs="Arial" w:eastAsia="Arial" w:hAnsi="Arial"/>
-                <w:b w:val="false"/>
-                <w:bCs w:val="false"/>
-                <w:sz w:val="18"/>
-                <w:szCs w:val="18"/>
-              </w:rPr>
-              <w:t xml:space="preserve">дальше: «Молодец! Очень-очень отличная работа 👍 Представляешь, ты прошёл целый юнит. Теперь ты знаешь всё про…»</w:t>
-            </w:r>
-          </w:p>
-        </w:tc>
-        <w:tc>
-          <w:tcPr>
-            <w:tcW w:type="dxa" w:w="3198"/>
-            <w:tcMar>
-              <w:top w:type="dxa" w:w="60"/>
-              <w:left w:type="dxa" w:w="80"/>
-              <w:bottom w:type="dxa" w:w="60"/>
-              <w:right w:type="dxa" w:w="80"/>
-            </w:tcMar>
-          </w:tcPr>
-          <w:p>
-            <w:r>
-              <w:rPr>
-                <w:rFonts w:ascii="Consolas" w:cs="Consolas" w:eastAsia="Consolas" w:hAnsi="Consolas"/>
-                <w:b w:val="false"/>
-                <w:bCs w:val="false"/>
-                <w:sz w:val="18"/>
-                <w:szCs w:val="18"/>
-              </w:rPr>
-              <w:t xml:space="preserve">gg2_u3_hw7_b11.mp4</w:t>
-            </w:r>
-          </w:p>
-        </w:tc>
-      </w:tr>
-      <w:tr>
-        <w:trPr>
-          <w:cantSplit/>
-        </w:trPr>
-        <w:tc>
-          <w:tcPr>
-            <w:tcW w:type="dxa" w:w="420"/>
-            <w:tcMar>
-              <w:top w:type="dxa" w:w="60"/>
-              <w:left w:type="dxa" w:w="80"/>
-              <w:bottom w:type="dxa" w:w="60"/>
-              <w:right w:type="dxa" w:w="80"/>
-            </w:tcMar>
-          </w:tcPr>
-          <w:p>
-            <w:r>
-              <w:rPr>
-                <w:rFonts w:ascii="Arial" w:cs="Arial" w:eastAsia="Arial" w:hAnsi="Arial"/>
-                <w:b w:val="false"/>
-                <w:bCs w:val="false"/>
-                <w:sz w:val="18"/>
-                <w:szCs w:val="18"/>
-              </w:rPr>
-              <w:t xml:space="preserve">☐</w:t>
-            </w:r>
-          </w:p>
-        </w:tc>
-        <w:tc>
-          <w:tcPr>
-            <w:tcW w:type="dxa" w:w="480"/>
-            <w:tcMar>
-              <w:top w:type="dxa" w:w="60"/>
-              <w:left w:type="dxa" w:w="80"/>
-              <w:bottom w:type="dxa" w:w="60"/>
-              <w:right w:type="dxa" w:w="80"/>
-            </w:tcMar>
-          </w:tcPr>
-          <w:p>
-            <w:r>
-              <w:rPr>
-                <w:rFonts w:ascii="Arial" w:cs="Arial" w:eastAsia="Arial" w:hAnsi="Arial"/>
-                <w:b w:val="false"/>
-                <w:bCs w:val="false"/>
-                <w:sz w:val="18"/>
-                <w:szCs w:val="18"/>
-              </w:rPr>
-              <w:t xml:space="preserve">20</w:t>
-            </w:r>
-          </w:p>
-        </w:tc>
-        <w:tc>
-          <w:tcPr>
-            <w:tcW w:type="dxa" w:w="1000"/>
-            <w:tcMar>
-              <w:top w:type="dxa" w:w="60"/>
-              <w:left w:type="dxa" w:w="80"/>
-              <w:bottom w:type="dxa" w:w="60"/>
-              <w:right w:type="dxa" w:w="80"/>
-            </w:tcMar>
-          </w:tcPr>
-          <w:p>
-            <w:r>
-              <w:rPr>
-                <w:rFonts w:ascii="Arial" w:cs="Arial" w:eastAsia="Arial" w:hAnsi="Arial"/>
-                <w:b w:val="false"/>
-                <w:bCs w:val="false"/>
-                <w:sz w:val="18"/>
-                <w:szCs w:val="18"/>
-              </w:rPr>
-              <w:t xml:space="preserve">Тест · блок 11</w:t>
-            </w:r>
-          </w:p>
-        </w:tc>
-        <w:tc>
-          <w:tcPr>
-            <w:tcW w:type="dxa" w:w="900"/>
-            <w:tcMar>
-              <w:top w:type="dxa" w:w="60"/>
-              <w:left w:type="dxa" w:w="80"/>
-              <w:bottom w:type="dxa" w:w="60"/>
-              <w:right w:type="dxa" w:w="80"/>
-            </w:tcMar>
-          </w:tcPr>
-          <w:p>
-            <w:r>
-              <w:rPr>
-                <w:rFonts w:ascii="Arial" w:cs="Arial" w:eastAsia="Arial" w:hAnsi="Arial"/>
-                <w:b w:val="false"/>
-                <w:bCs w:val="false"/>
-                <w:sz w:val="18"/>
-                <w:szCs w:val="18"/>
-              </w:rPr>
-              <w:t xml:space="preserve">🔊 аудио</w:t>
-            </w:r>
-          </w:p>
-        </w:tc>
-        <w:tc>
-          <w:tcPr>
-            <w:tcW w:type="dxa" w:w="4200"/>
-            <w:tcMar>
-              <w:top w:type="dxa" w:w="60"/>
-              <w:left w:type="dxa" w:w="80"/>
-              <w:bottom w:type="dxa" w:w="60"/>
-              <w:right w:type="dxa" w:w="80"/>
-            </w:tcMar>
-          </w:tcPr>
-          <w:p>
-            <w:r>
-              <w:rPr>
-                <w:rFonts w:ascii="Arial" w:cs="Arial" w:eastAsia="Arial" w:hAnsi="Arial"/>
-                <w:b w:val="false"/>
-                <w:bCs w:val="false"/>
-                <w:sz w:val="18"/>
-                <w:szCs w:val="18"/>
-              </w:rPr>
-              <w:t xml:space="preserve">LISTENING: Эмма звонит маме (от подруги Лили)</w:t>
-            </w:r>
-          </w:p>
-        </w:tc>
-        <w:tc>
-          <w:tcPr>
-            <w:tcW w:type="dxa" w:w="5200"/>
-            <w:tcMar>
-              <w:top w:type="dxa" w:w="60"/>
-              <w:left w:type="dxa" w:w="80"/>
-              <w:bottom w:type="dxa" w:w="60"/>
-              <w:right w:type="dxa" w:w="80"/>
-            </w:tcMar>
-          </w:tcPr>
-          <w:p>
-            <w:r>
-              <w:rPr>
-                <w:rFonts w:ascii="Arial" w:cs="Arial" w:eastAsia="Arial" w:hAnsi="Arial"/>
-                <w:b w:val="false"/>
-                <w:bCs w:val="false"/>
-                <w:sz w:val="18"/>
-                <w:szCs w:val="18"/>
-              </w:rPr>
-              <w:t xml:space="preserve">это сам блок «LISTENING Послушай разговор по телефону между Эммой и её мамой. Потом выбери для каждого предложения: True…»</w:t>
-            </w:r>
-          </w:p>
-        </w:tc>
-        <w:tc>
-          <w:tcPr>
-            <w:tcW w:type="dxa" w:w="3198"/>
-            <w:tcMar>
-              <w:top w:type="dxa" w:w="60"/>
-              <w:left w:type="dxa" w:w="80"/>
-              <w:bottom w:type="dxa" w:w="60"/>
-              <w:right w:type="dxa" w:w="80"/>
-            </w:tcMar>
-          </w:tcPr>
-          <w:p>
-            <w:r>
-              <w:rPr>
-                <w:rFonts w:ascii="Consolas" w:cs="Consolas" w:eastAsia="Consolas" w:hAnsi="Consolas"/>
-                <w:b w:val="false"/>
-                <w:bCs w:val="false"/>
-                <w:sz w:val="18"/>
-                <w:szCs w:val="18"/>
-              </w:rPr>
-              <w:t xml:space="preserve">gg2_u3_test_b11.mp3</w:t>
+              <w:t xml:space="preserve">gg2_u2_test_b12.mp3</w:t>
             </w:r>
           </w:p>
         </w:tc>
@@ -4333,7 +2480,16 @@
           <w:sz w:val="24"/>
           <w:szCs w:val="24"/>
         </w:rPr>
-        <w:t xml:space="preserve">Unit 4</w:t>
+        <w:t xml:space="preserve">Unit 3</w:t>
+      </w:r>
+      <w:r>
+        <w:rPr>
+          <w:rFonts w:ascii="Consolas" w:cs="Consolas" w:eastAsia="Consolas" w:hAnsi="Consolas"/>
+          <w:color w:val="5A6372"/>
+          <w:sz w:val="18"/>
+          <w:szCs w:val="18"/>
+        </w:rPr>
+        <w:t xml:space="preserve">   папка classroom-media/gg2/u3/</w:t>
       </w:r>
     </w:p>
     <w:tbl>
@@ -4576,7 +2732,7 @@
                 <w:sz w:val="18"/>
                 <w:szCs w:val="18"/>
               </w:rPr>
-              <w:t xml:space="preserve">21</w:t>
+              <w:t xml:space="preserve">11</w:t>
             </w:r>
           </w:p>
         </w:tc>
@@ -4599,7 +2755,7 @@
                 <w:sz w:val="18"/>
                 <w:szCs w:val="18"/>
               </w:rPr>
-              <w:t xml:space="preserve">ДЗ 2 · блок 6</w:t>
+              <w:t xml:space="preserve">ДЗ 2 · блок 3</w:t>
             </w:r>
           </w:p>
         </w:tc>
@@ -4645,7 +2801,7 @@
                 <w:sz w:val="18"/>
                 <w:szCs w:val="18"/>
               </w:rPr>
-              <w:t xml:space="preserve">видео с урока: герои сравнивают себя (жонглирование, трюки), в конце правило comparative</w:t>
+              <w:t xml:space="preserve">видео на Present Continuous, в нём есть супергерой</w:t>
             </w:r>
           </w:p>
         </w:tc>
@@ -4668,7 +2824,7 @@
                 <w:sz w:val="18"/>
                 <w:szCs w:val="18"/>
               </w:rPr>
-              <w:t xml:space="preserve">дальше: «Соедини предложения с героем, который их произносил.»</w:t>
+              <w:t xml:space="preserve">дальше: «А теперь давай вспомним, кто что делает. Соедини картинку с предложением»</w:t>
             </w:r>
           </w:p>
         </w:tc>
@@ -4691,7 +2847,7 @@
                 <w:sz w:val="18"/>
                 <w:szCs w:val="18"/>
               </w:rPr>
-              <w:t xml:space="preserve">gg2_u4_hw2_b6.mp4</w:t>
+              <w:t xml:space="preserve">gg2_u3_hw2_b3.mp4</w:t>
             </w:r>
           </w:p>
         </w:tc>
@@ -4742,7 +2898,7 @@
                 <w:sz w:val="18"/>
                 <w:szCs w:val="18"/>
               </w:rPr>
-              <w:t xml:space="preserve">22</w:t>
+              <w:t xml:space="preserve">12</w:t>
             </w:r>
           </w:p>
         </w:tc>
@@ -4765,7 +2921,7 @@
                 <w:sz w:val="18"/>
                 <w:szCs w:val="18"/>
               </w:rPr>
-              <w:t xml:space="preserve">ДЗ 3 · блок 6</w:t>
+              <w:t xml:space="preserve">ДЗ 2 · блок 16</w:t>
             </w:r>
           </w:p>
         </w:tc>
@@ -4788,7 +2944,7 @@
                 <w:sz w:val="18"/>
                 <w:szCs w:val="18"/>
               </w:rPr>
-              <w:t xml:space="preserve">🎬 видео</w:t>
+              <w:t xml:space="preserve">🔊 аудио</w:t>
             </w:r>
           </w:p>
         </w:tc>
@@ -4811,7 +2967,7 @@
                 <w:sz w:val="18"/>
                 <w:szCs w:val="18"/>
               </w:rPr>
-              <w:t xml:space="preserve">видео с урока: superlatives (cat — small, elephant — big, tree — beautiful)</w:t>
+              <w:t xml:space="preserve">пример описания картинки (Present Continuous) к следующему заданию</w:t>
             </w:r>
           </w:p>
         </w:tc>
@@ -4834,7 +2990,7 @@
                 <w:sz w:val="18"/>
                 <w:szCs w:val="18"/>
               </w:rPr>
-              <w:t xml:space="preserve">дальше: «Правило-подсказка:»</w:t>
+              <w:t xml:space="preserve">это сам блок «👏👏👏👏 Это аплодисменты за твои труды! Ты мега крут! Для тебя есть ещё дополнительное задание. Оно выполняется…»</w:t>
             </w:r>
           </w:p>
         </w:tc>
@@ -4857,7 +3013,7 @@
                 <w:sz w:val="18"/>
                 <w:szCs w:val="18"/>
               </w:rPr>
-              <w:t xml:space="preserve">gg2_u4_hw3_b6.mp4</w:t>
+              <w:t xml:space="preserve">gg2_u3_hw2_b16.mp3</w:t>
             </w:r>
           </w:p>
         </w:tc>
@@ -4908,7 +3064,7 @@
                 <w:sz w:val="18"/>
                 <w:szCs w:val="18"/>
               </w:rPr>
-              <w:t xml:space="preserve">23</w:t>
+              <w:t xml:space="preserve">13</w:t>
             </w:r>
           </w:p>
         </w:tc>
@@ -4931,7 +3087,7 @@
                 <w:sz w:val="18"/>
                 <w:szCs w:val="18"/>
               </w:rPr>
-              <w:t xml:space="preserve">ДЗ 3 · блок 16</w:t>
+              <w:t xml:space="preserve">ДЗ 3 · блок 3</w:t>
             </w:r>
           </w:p>
         </w:tc>
@@ -4954,7 +3110,7 @@
                 <w:sz w:val="18"/>
                 <w:szCs w:val="18"/>
               </w:rPr>
-              <w:t xml:space="preserve">🔊 аудио</w:t>
+              <w:t xml:space="preserve">🎬 видео</w:t>
             </w:r>
           </w:p>
         </w:tc>
@@ -4977,7 +3133,7 @@
                 <w:sz w:val="18"/>
                 <w:szCs w:val="18"/>
               </w:rPr>
-              <w:t xml:space="preserve">аудио-образец ответа (в выгрузке пустой)</w:t>
+              <w:t xml:space="preserve">видео с вопросами в Present Continuous (ответы Yes/No)</w:t>
             </w:r>
           </w:p>
         </w:tc>
@@ -5000,7 +3156,7 @@
                 <w:sz w:val="18"/>
                 <w:szCs w:val="18"/>
               </w:rPr>
-              <w:t xml:space="preserve">это сам блок «Сравни картины 🎤»</w:t>
+              <w:t xml:space="preserve">дальше: «Вопросы и краткие ответы Посмотри правило и изучи его. Оно пригодится для следующих заданий.»</w:t>
             </w:r>
           </w:p>
         </w:tc>
@@ -5023,7 +3179,7 @@
                 <w:sz w:val="18"/>
                 <w:szCs w:val="18"/>
               </w:rPr>
-              <w:t xml:space="preserve">gg2_u4_hw3_b16.mp3</w:t>
+              <w:t xml:space="preserve">gg2_u3_hw3_b3.mp4</w:t>
             </w:r>
           </w:p>
         </w:tc>
@@ -5074,7 +3230,7 @@
                 <w:sz w:val="18"/>
                 <w:szCs w:val="18"/>
               </w:rPr>
-              <w:t xml:space="preserve">24</w:t>
+              <w:t xml:space="preserve">14</w:t>
             </w:r>
           </w:p>
         </w:tc>
@@ -5143,7 +3299,7 @@
                 <w:sz w:val="18"/>
                 <w:szCs w:val="18"/>
               </w:rPr>
-              <w:t xml:space="preserve">ребята рассказывают о любимых фильмах</w:t>
+              <w:t xml:space="preserve">телефонный разговор Тони и Саманты</w:t>
             </w:r>
           </w:p>
         </w:tc>
@@ -5166,7 +3322,7 @@
                 <w:sz w:val="18"/>
                 <w:szCs w:val="18"/>
               </w:rPr>
-              <w:t xml:space="preserve">дальше: «Вспомни разговор ребят из видео и расставь реплики по порядку.»</w:t>
+              <w:t xml:space="preserve">дальше: «Вот это круто! Теперь давай соединим вопросы с ответами. Если нужно что-то вспомнить — посмотри видео ещё раз»</w:t>
             </w:r>
           </w:p>
         </w:tc>
@@ -5189,7 +3345,7 @@
                 <w:sz w:val="18"/>
                 <w:szCs w:val="18"/>
               </w:rPr>
-              <w:t xml:space="preserve">gg2_u4_hw4_b3.mp4</w:t>
+              <w:t xml:space="preserve">gg2_u3_hw4_b3.mp4</w:t>
             </w:r>
           </w:p>
         </w:tc>
@@ -5240,7 +3396,7 @@
                 <w:sz w:val="18"/>
                 <w:szCs w:val="18"/>
               </w:rPr>
-              <w:t xml:space="preserve">25</w:t>
+              <w:t xml:space="preserve">15</w:t>
             </w:r>
           </w:p>
         </w:tc>
@@ -5263,7 +3419,7 @@
                 <w:sz w:val="18"/>
                 <w:szCs w:val="18"/>
               </w:rPr>
-              <w:t xml:space="preserve">ДЗ 4 · блок 5</w:t>
+              <w:t xml:space="preserve">ДЗ 4 · блок 6</w:t>
             </w:r>
           </w:p>
         </w:tc>
@@ -5309,7 +3465,7 @@
                 <w:sz w:val="18"/>
                 <w:szCs w:val="18"/>
               </w:rPr>
-              <w:t xml:space="preserve">аудио-образец рассказа о любимом фильме (в выгрузке пустой)</w:t>
+              <w:t xml:space="preserve">реплики Amy и Amy's Dad с паузами для ролевой игры</w:t>
             </w:r>
           </w:p>
         </w:tc>
@@ -5332,7 +3488,7 @@
                 <w:sz w:val="18"/>
                 <w:szCs w:val="18"/>
               </w:rPr>
-              <w:t xml:space="preserve">это сам блок «Мой любимый фильм 🎤»</w:t>
+              <w:t xml:space="preserve">это сам блок «Elena/Misha: Hello? Amy's Dad: Hi, it's Amy's dad. How are you doing? Elena/Misha: Oh, hi! I'm good, thanks.…»</w:t>
             </w:r>
           </w:p>
         </w:tc>
@@ -5355,7 +3511,7 @@
                 <w:sz w:val="18"/>
                 <w:szCs w:val="18"/>
               </w:rPr>
-              <w:t xml:space="preserve">gg2_u4_hw4_b5.mp3</w:t>
+              <w:t xml:space="preserve">gg2_u3_hw4_b6.mp3</w:t>
             </w:r>
           </w:p>
         </w:tc>
@@ -5406,7 +3562,7 @@
                 <w:sz w:val="18"/>
                 <w:szCs w:val="18"/>
               </w:rPr>
-              <w:t xml:space="preserve">26</w:t>
+              <w:t xml:space="preserve">16</w:t>
             </w:r>
           </w:p>
         </w:tc>
@@ -5429,7 +3585,7 @@
                 <w:sz w:val="18"/>
                 <w:szCs w:val="18"/>
               </w:rPr>
-              <w:t xml:space="preserve">ДЗ 5 · блок 9</w:t>
+              <w:t xml:space="preserve">ДЗ 6 · блок 2</w:t>
             </w:r>
           </w:p>
         </w:tc>
@@ -5475,7 +3631,7 @@
                 <w:sz w:val="18"/>
                 <w:szCs w:val="18"/>
               </w:rPr>
-              <w:t xml:space="preserve">аудио-образец рассказа о размерах и возрасте (в выгрузке пустой)</w:t>
+              <w:t xml:space="preserve">разговор Гарри и Лили о гаджетах (им же пользуются блоки 3–6)</w:t>
             </w:r>
           </w:p>
         </w:tc>
@@ -5498,7 +3654,7 @@
                 <w:sz w:val="18"/>
                 <w:szCs w:val="18"/>
               </w:rPr>
-              <w:t xml:space="preserve">это сам блок «Расскажи о своих рисунках 🎤»</w:t>
+              <w:t xml:space="preserve">это сам блок «Сначала мы с тобой познакомимся с Гарри и Лили. Послушай их разговор и ниже выбери любимый гаджет каждого из…»</w:t>
             </w:r>
           </w:p>
         </w:tc>
@@ -5521,7 +3677,7 @@
                 <w:sz w:val="18"/>
                 <w:szCs w:val="18"/>
               </w:rPr>
-              <w:t xml:space="preserve">gg2_u4_hw5_b9.mp3</w:t>
+              <w:t xml:space="preserve">gg2_u3_hw6_b2.mp3</w:t>
             </w:r>
           </w:p>
         </w:tc>
@@ -5572,7 +3728,7 @@
                 <w:sz w:val="18"/>
                 <w:szCs w:val="18"/>
               </w:rPr>
-              <w:t xml:space="preserve">27</w:t>
+              <w:t xml:space="preserve">17</w:t>
             </w:r>
           </w:p>
         </w:tc>
@@ -5595,7 +3751,7 @@
                 <w:sz w:val="18"/>
                 <w:szCs w:val="18"/>
               </w:rPr>
-              <w:t xml:space="preserve">ДЗ 6 · блок 2</w:t>
+              <w:t xml:space="preserve">ДЗ 6 · блок 5</w:t>
             </w:r>
           </w:p>
         </w:tc>
@@ -5641,7 +3797,7 @@
                 <w:sz w:val="18"/>
                 <w:szCs w:val="18"/>
               </w:rPr>
-              <w:t xml:space="preserve">ребята описывают своих друзей (Lenny и Zach, Bella и Fiona, Fred и Dave, Diana и Mary)</w:t>
+              <w:t xml:space="preserve">тот же разговор Гарри и Лили, что в блоке 2</w:t>
             </w:r>
           </w:p>
         </w:tc>
@@ -5664,7 +3820,7 @@
                 <w:sz w:val="18"/>
                 <w:szCs w:val="18"/>
               </w:rPr>
-              <w:t xml:space="preserve">это сам блок «Для начала послушай аудио. Во время прослушивания представляй друзей, которых описывают ребята.»</w:t>
+              <w:t xml:space="preserve">это сам блок «Послушай разговор Лили и Гарри ещё раз. Дополни предложения пропущенными словами»</w:t>
             </w:r>
           </w:p>
         </w:tc>
@@ -5687,7 +3843,7 @@
                 <w:sz w:val="18"/>
                 <w:szCs w:val="18"/>
               </w:rPr>
-              <w:t xml:space="preserve">gg2_u4_hw6_b2.mp3</w:t>
+              <w:t xml:space="preserve">gg2_u3_hw6_b5.mp3</w:t>
             </w:r>
           </w:p>
         </w:tc>
@@ -5738,7 +3894,7 @@
                 <w:sz w:val="18"/>
                 <w:szCs w:val="18"/>
               </w:rPr>
-              <w:t xml:space="preserve">28</w:t>
+              <w:t xml:space="preserve">18</w:t>
             </w:r>
           </w:p>
         </w:tc>
@@ -5761,7 +3917,7 @@
                 <w:sz w:val="18"/>
                 <w:szCs w:val="18"/>
               </w:rPr>
-              <w:t xml:space="preserve">ДЗ 6 · блок 6</w:t>
+              <w:t xml:space="preserve">ДЗ 6 · блок 10</w:t>
             </w:r>
           </w:p>
         </w:tc>
@@ -5784,7 +3940,7 @@
                 <w:sz w:val="18"/>
                 <w:szCs w:val="18"/>
               </w:rPr>
-              <w:t xml:space="preserve">🎬 видео</w:t>
+              <w:t xml:space="preserve">🔊 аудио</w:t>
             </w:r>
           </w:p>
         </w:tc>
@@ -5807,7 +3963,7 @@
                 <w:sz w:val="18"/>
                 <w:szCs w:val="18"/>
               </w:rPr>
-              <w:t xml:space="preserve">видео «что такое абзац (paragraph)»</w:t>
+              <w:t xml:space="preserve">пример рассказа о любимых гаджетах</w:t>
             </w:r>
           </w:p>
         </w:tc>
@@ -5830,7 +3986,7 @@
                 <w:sz w:val="18"/>
                 <w:szCs w:val="18"/>
               </w:rPr>
-              <w:t xml:space="preserve">дальше: «What is a paragraph?»</w:t>
+              <w:t xml:space="preserve">это сам блок «Мой любимый гаджет 🎤»</w:t>
             </w:r>
           </w:p>
         </w:tc>
@@ -5853,7 +4009,7 @@
                 <w:sz w:val="18"/>
                 <w:szCs w:val="18"/>
               </w:rPr>
-              <w:t xml:space="preserve">gg2_u4_hw6_b6.mp4</w:t>
+              <w:t xml:space="preserve">gg2_u3_hw6_b10.mp3</w:t>
             </w:r>
           </w:p>
         </w:tc>
@@ -5904,7 +4060,7 @@
                 <w:sz w:val="18"/>
                 <w:szCs w:val="18"/>
               </w:rPr>
-              <w:t xml:space="preserve">29</w:t>
+              <w:t xml:space="preserve">19</w:t>
             </w:r>
           </w:p>
         </w:tc>
@@ -5927,7 +4083,7 @@
                 <w:sz w:val="18"/>
                 <w:szCs w:val="18"/>
               </w:rPr>
-              <w:t xml:space="preserve">ДЗ 7 · блок 29</w:t>
+              <w:t xml:space="preserve">ДЗ 7 · блок 11</w:t>
             </w:r>
           </w:p>
         </w:tc>
@@ -5950,7 +4106,7 @@
                 <w:sz w:val="18"/>
                 <w:szCs w:val="18"/>
               </w:rPr>
-              <w:t xml:space="preserve">🔊 аудио</w:t>
+              <w:t xml:space="preserve">🎬 видео</w:t>
             </w:r>
           </w:p>
         </w:tc>
@@ -5973,7 +4129,7 @@
                 <w:sz w:val="18"/>
                 <w:szCs w:val="18"/>
               </w:rPr>
-              <w:t xml:space="preserve">разговор Софи и папы о домашке по географии (Ben Nevis, Windermere, вулканы)</w:t>
+              <w:t xml:space="preserve">Хана звонит Салли, они навещают заболевшую Кейт</w:t>
             </w:r>
           </w:p>
         </w:tc>
@@ -5996,7 +4152,7 @@
                 <w:sz w:val="18"/>
                 <w:szCs w:val="18"/>
               </w:rPr>
-              <w:t xml:space="preserve">это сам блок «Послушай разговор Софи и папы и вставь пропущенные слова. Пример: Sophie is doing her Geography homework.»</w:t>
+              <w:t xml:space="preserve">дальше: «Молодец! Очень-очень отличная работа 👍 Представляешь, ты прошёл целый юнит. Теперь ты знаешь всё про…»</w:t>
             </w:r>
           </w:p>
         </w:tc>
@@ -6019,7 +4175,7 @@
                 <w:sz w:val="18"/>
                 <w:szCs w:val="18"/>
               </w:rPr>
-              <w:t xml:space="preserve">gg2_u4_hw7_b29.mp3</w:t>
+              <w:t xml:space="preserve">gg2_u3_hw7_b11.mp4</w:t>
             </w:r>
           </w:p>
         </w:tc>
@@ -6070,7 +4226,7 @@
                 <w:sz w:val="18"/>
                 <w:szCs w:val="18"/>
               </w:rPr>
-              <w:t xml:space="preserve">30</w:t>
+              <w:t xml:space="preserve">20</w:t>
             </w:r>
           </w:p>
         </w:tc>
@@ -6093,7 +4249,7 @@
                 <w:sz w:val="18"/>
                 <w:szCs w:val="18"/>
               </w:rPr>
-              <w:t xml:space="preserve">Тест · блок 13</w:t>
+              <w:t xml:space="preserve">Тест · блок 11</w:t>
             </w:r>
           </w:p>
         </w:tc>
@@ -6139,7 +4295,7 @@
                 <w:sz w:val="18"/>
                 <w:szCs w:val="18"/>
               </w:rPr>
-              <w:t xml:space="preserve">аудио LISTENING: интервью с туристом Марко (вставить в вопрос 1)</w:t>
+              <w:t xml:space="preserve">LISTENING: Эмма звонит маме (от подруги Лили)</w:t>
             </w:r>
           </w:p>
         </w:tc>
@@ -6162,7 +4318,7 @@
                 <w:sz w:val="18"/>
                 <w:szCs w:val="18"/>
               </w:rPr>
-              <w:t xml:space="preserve">это сам блок «&lt;b&gt;LISTENING.&lt;/b&gt; Послушай интервью с туристом и выбери правильный ответ на каждый вопрос.&lt;br&gt;1. What is…»</w:t>
+              <w:t xml:space="preserve">это сам блок «LISTENING Послушай разговор по телефону между Эммой и её мамой. Потом выбери для каждого предложения: True…»</w:t>
             </w:r>
           </w:p>
         </w:tc>
@@ -6185,7 +4341,7 @@
                 <w:sz w:val="18"/>
                 <w:szCs w:val="18"/>
               </w:rPr>
-              <w:t xml:space="preserve">gg2_u4_test_b13.mp3</w:t>
+              <w:t xml:space="preserve">gg2_u3_test_b11.mp3</w:t>
             </w:r>
           </w:p>
         </w:tc>
@@ -6204,7 +4360,16 @@
           <w:sz w:val="24"/>
           <w:szCs w:val="24"/>
         </w:rPr>
-        <w:t xml:space="preserve">Unit 5</w:t>
+        <w:t xml:space="preserve">Unit 4</w:t>
+      </w:r>
+      <w:r>
+        <w:rPr>
+          <w:rFonts w:ascii="Consolas" w:cs="Consolas" w:eastAsia="Consolas" w:hAnsi="Consolas"/>
+          <w:color w:val="5A6372"/>
+          <w:sz w:val="18"/>
+          <w:szCs w:val="18"/>
+        </w:rPr>
+        <w:t xml:space="preserve">   папка classroom-media/gg2/u4/</w:t>
       </w:r>
     </w:p>
     <w:tbl>
@@ -6447,7 +4612,7 @@
                 <w:sz w:val="18"/>
                 <w:szCs w:val="18"/>
               </w:rPr>
-              <w:t xml:space="preserve">31</w:t>
+              <w:t xml:space="preserve">21</w:t>
             </w:r>
           </w:p>
         </w:tc>
@@ -6470,7 +4635,7 @@
                 <w:sz w:val="18"/>
                 <w:szCs w:val="18"/>
               </w:rPr>
-              <w:t xml:space="preserve">ДЗ 2 · блок 2</w:t>
+              <w:t xml:space="preserve">ДЗ 2 · блок 6</w:t>
             </w:r>
           </w:p>
         </w:tc>
@@ -6516,7 +4681,7 @@
                 <w:sz w:val="18"/>
                 <w:szCs w:val="18"/>
               </w:rPr>
-              <w:t xml:space="preserve">видео с урока: Лукас опоздал в кино, его ждут Elena, Tom и Amy</w:t>
+              <w:t xml:space="preserve">видео с урока: герои сравнивают себя (жонглирование, трюки), в конце правило comparative</w:t>
             </w:r>
           </w:p>
         </w:tc>
@@ -6539,7 +4704,7 @@
                 <w:sz w:val="18"/>
                 <w:szCs w:val="18"/>
               </w:rPr>
-              <w:t xml:space="preserve">дальше: «Заполни пропуски в диалоге»</w:t>
+              <w:t xml:space="preserve">дальше: «Соедини предложения с героем, который их произносил.»</w:t>
             </w:r>
           </w:p>
         </w:tc>
@@ -6562,7 +4727,7 @@
                 <w:sz w:val="18"/>
                 <w:szCs w:val="18"/>
               </w:rPr>
-              <w:t xml:space="preserve">gg2_u5_hw2_b2.mp4</w:t>
+              <w:t xml:space="preserve">gg2_u4_hw2_b6.mp4</w:t>
             </w:r>
           </w:p>
         </w:tc>
@@ -6613,7 +4778,7 @@
                 <w:sz w:val="18"/>
                 <w:szCs w:val="18"/>
               </w:rPr>
-              <w:t xml:space="preserve">32</w:t>
+              <w:t xml:space="preserve">22</w:t>
             </w:r>
           </w:p>
         </w:tc>
@@ -6636,7 +4801,7 @@
                 <w:sz w:val="18"/>
                 <w:szCs w:val="18"/>
               </w:rPr>
-              <w:t xml:space="preserve">ДЗ 2 · блок 7</w:t>
+              <w:t xml:space="preserve">ДЗ 3 · блок 6</w:t>
             </w:r>
           </w:p>
         </w:tc>
@@ -6682,7 +4847,7 @@
                 <w:sz w:val="18"/>
                 <w:szCs w:val="18"/>
               </w:rPr>
-              <w:t xml:space="preserve">видео Max &amp; Hammy: школьная поездка, парусные лодки (It was really hot! / I was completely wet!)</w:t>
+              <w:t xml:space="preserve">видео с урока: superlatives (cat — small, elephant — big, tree — beautiful)</w:t>
             </w:r>
           </w:p>
         </w:tc>
@@ -6705,7 +4870,7 @@
                 <w:sz w:val="18"/>
                 <w:szCs w:val="18"/>
               </w:rPr>
-              <w:t xml:space="preserve">дальше: «Потренируем грамматику: выбери правильный вариант»</w:t>
+              <w:t xml:space="preserve">дальше: «Правило-подсказка:»</w:t>
             </w:r>
           </w:p>
         </w:tc>
@@ -6728,7 +4893,7 @@
                 <w:sz w:val="18"/>
                 <w:szCs w:val="18"/>
               </w:rPr>
-              <w:t xml:space="preserve">gg2_u5_hw2_b7.mp4</w:t>
+              <w:t xml:space="preserve">gg2_u4_hw3_b6.mp4</w:t>
             </w:r>
           </w:p>
         </w:tc>
@@ -6779,7 +4944,7 @@
                 <w:sz w:val="18"/>
                 <w:szCs w:val="18"/>
               </w:rPr>
-              <w:t xml:space="preserve">33</w:t>
+              <w:t xml:space="preserve">23</w:t>
             </w:r>
           </w:p>
         </w:tc>
@@ -6802,7 +4967,7 @@
                 <w:sz w:val="18"/>
                 <w:szCs w:val="18"/>
               </w:rPr>
-              <w:t xml:space="preserve">ДЗ 3 · блок 2</w:t>
+              <w:t xml:space="preserve">ДЗ 3 · блок 16</w:t>
             </w:r>
           </w:p>
         </w:tc>
@@ -6825,7 +4990,7 @@
                 <w:sz w:val="18"/>
                 <w:szCs w:val="18"/>
               </w:rPr>
-              <w:t xml:space="preserve">🎬 видео</w:t>
+              <w:t xml:space="preserve">🔊 аудио</w:t>
             </w:r>
           </w:p>
         </w:tc>
@@ -6848,7 +5013,7 @@
                 <w:sz w:val="18"/>
                 <w:szCs w:val="18"/>
               </w:rPr>
-              <w:t xml:space="preserve">видео с вопросами Were you in the garden / park / kitchen?</w:t>
+              <w:t xml:space="preserve">аудио-образец ответа (в выгрузке пустой)</w:t>
             </w:r>
           </w:p>
         </w:tc>
@@ -6871,7 +5036,7 @@
                 <w:sz w:val="18"/>
                 <w:szCs w:val="18"/>
               </w:rPr>
-              <w:t xml:space="preserve">дальше: «Время серьёзной практики! Прочитай и выбери правильный ответ»</w:t>
+              <w:t xml:space="preserve">это сам блок «Сравни картины 🎤»</w:t>
             </w:r>
           </w:p>
         </w:tc>
@@ -6894,7 +5059,7 @@
                 <w:sz w:val="18"/>
                 <w:szCs w:val="18"/>
               </w:rPr>
-              <w:t xml:space="preserve">gg2_u5_hw3_b2.mp4</w:t>
+              <w:t xml:space="preserve">gg2_u4_hw3_b16.mp3</w:t>
             </w:r>
           </w:p>
         </w:tc>
@@ -6945,7 +5110,7 @@
                 <w:sz w:val="18"/>
                 <w:szCs w:val="18"/>
               </w:rPr>
-              <w:t xml:space="preserve">34</w:t>
+              <w:t xml:space="preserve">24</w:t>
             </w:r>
           </w:p>
         </w:tc>
@@ -6968,7 +5133,7 @@
                 <w:sz w:val="18"/>
                 <w:szCs w:val="18"/>
               </w:rPr>
-              <w:t xml:space="preserve">ДЗ 6 · блок 2</w:t>
+              <w:t xml:space="preserve">ДЗ 4 · блок 3</w:t>
             </w:r>
           </w:p>
         </w:tc>
@@ -6991,7 +5156,7 @@
                 <w:sz w:val="18"/>
                 <w:szCs w:val="18"/>
               </w:rPr>
-              <w:t xml:space="preserve">🔊 аудио</w:t>
+              <w:t xml:space="preserve">🎬 видео</w:t>
             </w:r>
           </w:p>
         </w:tc>
@@ -7014,7 +5179,7 @@
                 <w:sz w:val="18"/>
                 <w:szCs w:val="18"/>
               </w:rPr>
-              <w:t xml:space="preserve">Джимми с мамой смотрят старые фото (library, bank, supermarket, train station)</w:t>
+              <w:t xml:space="preserve">ребята рассказывают о любимых фильмах</w:t>
             </w:r>
           </w:p>
         </w:tc>
@@ -7037,7 +5202,7 @@
                 <w:sz w:val="18"/>
                 <w:szCs w:val="18"/>
               </w:rPr>
-              <w:t xml:space="preserve">это сам блок «Послушай аудио и впиши названия мест в городе, о которых Джимми говорит с мамой»</w:t>
+              <w:t xml:space="preserve">дальше: «Вспомни разговор ребят из видео и расставь реплики по порядку.»</w:t>
             </w:r>
           </w:p>
         </w:tc>
@@ -7060,7 +5225,7 @@
                 <w:sz w:val="18"/>
                 <w:szCs w:val="18"/>
               </w:rPr>
-              <w:t xml:space="preserve">gg2_u5_hw6_b2.mp3</w:t>
+              <w:t xml:space="preserve">gg2_u4_hw4_b3.mp4</w:t>
             </w:r>
           </w:p>
         </w:tc>
@@ -7111,7 +5276,7 @@
                 <w:sz w:val="18"/>
                 <w:szCs w:val="18"/>
               </w:rPr>
-              <w:t xml:space="preserve">35</w:t>
+              <w:t xml:space="preserve">25</w:t>
             </w:r>
           </w:p>
         </w:tc>
@@ -7134,7 +5299,7 @@
                 <w:sz w:val="18"/>
                 <w:szCs w:val="18"/>
               </w:rPr>
-              <w:t xml:space="preserve">Тест · блок 11</w:t>
+              <w:t xml:space="preserve">ДЗ 4 · блок 5</w:t>
             </w:r>
           </w:p>
         </w:tc>
@@ -7180,7 +5345,7 @@
                 <w:sz w:val="18"/>
                 <w:szCs w:val="18"/>
               </w:rPr>
-              <w:t xml:space="preserve">Лиам объясняет туристу дорогу до Royal Hotel</w:t>
+              <w:t xml:space="preserve">аудио-образец рассказа о любимом фильме (в выгрузке пустой)</w:t>
             </w:r>
           </w:p>
         </w:tc>
@@ -7203,7 +5368,7 @@
                 <w:sz w:val="18"/>
                 <w:szCs w:val="18"/>
               </w:rPr>
-              <w:t xml:space="preserve">это сам блок «Послушай, как Лиам объясняет туристу дорогу до его отеля. Расставь места в том порядке, в котором турист…»</w:t>
+              <w:t xml:space="preserve">это сам блок «Мой любимый фильм 🎤»</w:t>
             </w:r>
           </w:p>
         </w:tc>
@@ -7226,7 +5391,837 @@
                 <w:sz w:val="18"/>
                 <w:szCs w:val="18"/>
               </w:rPr>
-              <w:t xml:space="preserve">gg2_u5_test_b11.mp3</w:t>
+              <w:t xml:space="preserve">gg2_u4_hw4_b5.mp3</w:t>
+            </w:r>
+          </w:p>
+        </w:tc>
+      </w:tr>
+      <w:tr>
+        <w:trPr>
+          <w:cantSplit/>
+        </w:trPr>
+        <w:tc>
+          <w:tcPr>
+            <w:tcW w:type="dxa" w:w="420"/>
+            <w:tcMar>
+              <w:top w:type="dxa" w:w="60"/>
+              <w:left w:type="dxa" w:w="80"/>
+              <w:bottom w:type="dxa" w:w="60"/>
+              <w:right w:type="dxa" w:w="80"/>
+            </w:tcMar>
+          </w:tcPr>
+          <w:p>
+            <w:r>
+              <w:rPr>
+                <w:rFonts w:ascii="Arial" w:cs="Arial" w:eastAsia="Arial" w:hAnsi="Arial"/>
+                <w:b w:val="false"/>
+                <w:bCs w:val="false"/>
+                <w:sz w:val="18"/>
+                <w:szCs w:val="18"/>
+              </w:rPr>
+              <w:t xml:space="preserve">☐</w:t>
+            </w:r>
+          </w:p>
+        </w:tc>
+        <w:tc>
+          <w:tcPr>
+            <w:tcW w:type="dxa" w:w="480"/>
+            <w:tcMar>
+              <w:top w:type="dxa" w:w="60"/>
+              <w:left w:type="dxa" w:w="80"/>
+              <w:bottom w:type="dxa" w:w="60"/>
+              <w:right w:type="dxa" w:w="80"/>
+            </w:tcMar>
+          </w:tcPr>
+          <w:p>
+            <w:r>
+              <w:rPr>
+                <w:rFonts w:ascii="Arial" w:cs="Arial" w:eastAsia="Arial" w:hAnsi="Arial"/>
+                <w:b w:val="false"/>
+                <w:bCs w:val="false"/>
+                <w:sz w:val="18"/>
+                <w:szCs w:val="18"/>
+              </w:rPr>
+              <w:t xml:space="preserve">26</w:t>
+            </w:r>
+          </w:p>
+        </w:tc>
+        <w:tc>
+          <w:tcPr>
+            <w:tcW w:type="dxa" w:w="1000"/>
+            <w:tcMar>
+              <w:top w:type="dxa" w:w="60"/>
+              <w:left w:type="dxa" w:w="80"/>
+              <w:bottom w:type="dxa" w:w="60"/>
+              <w:right w:type="dxa" w:w="80"/>
+            </w:tcMar>
+          </w:tcPr>
+          <w:p>
+            <w:r>
+              <w:rPr>
+                <w:rFonts w:ascii="Arial" w:cs="Arial" w:eastAsia="Arial" w:hAnsi="Arial"/>
+                <w:b w:val="false"/>
+                <w:bCs w:val="false"/>
+                <w:sz w:val="18"/>
+                <w:szCs w:val="18"/>
+              </w:rPr>
+              <w:t xml:space="preserve">ДЗ 5 · блок 9</w:t>
+            </w:r>
+          </w:p>
+        </w:tc>
+        <w:tc>
+          <w:tcPr>
+            <w:tcW w:type="dxa" w:w="900"/>
+            <w:tcMar>
+              <w:top w:type="dxa" w:w="60"/>
+              <w:left w:type="dxa" w:w="80"/>
+              <w:bottom w:type="dxa" w:w="60"/>
+              <w:right w:type="dxa" w:w="80"/>
+            </w:tcMar>
+          </w:tcPr>
+          <w:p>
+            <w:r>
+              <w:rPr>
+                <w:rFonts w:ascii="Arial" w:cs="Arial" w:eastAsia="Arial" w:hAnsi="Arial"/>
+                <w:b w:val="false"/>
+                <w:bCs w:val="false"/>
+                <w:sz w:val="18"/>
+                <w:szCs w:val="18"/>
+              </w:rPr>
+              <w:t xml:space="preserve">🔊 аудио</w:t>
+            </w:r>
+          </w:p>
+        </w:tc>
+        <w:tc>
+          <w:tcPr>
+            <w:tcW w:type="dxa" w:w="4200"/>
+            <w:tcMar>
+              <w:top w:type="dxa" w:w="60"/>
+              <w:left w:type="dxa" w:w="80"/>
+              <w:bottom w:type="dxa" w:w="60"/>
+              <w:right w:type="dxa" w:w="80"/>
+            </w:tcMar>
+          </w:tcPr>
+          <w:p>
+            <w:r>
+              <w:rPr>
+                <w:rFonts w:ascii="Arial" w:cs="Arial" w:eastAsia="Arial" w:hAnsi="Arial"/>
+                <w:b w:val="false"/>
+                <w:bCs w:val="false"/>
+                <w:sz w:val="18"/>
+                <w:szCs w:val="18"/>
+              </w:rPr>
+              <w:t xml:space="preserve">аудио-образец рассказа о размерах и возрасте (в выгрузке пустой)</w:t>
+            </w:r>
+          </w:p>
+        </w:tc>
+        <w:tc>
+          <w:tcPr>
+            <w:tcW w:type="dxa" w:w="5200"/>
+            <w:tcMar>
+              <w:top w:type="dxa" w:w="60"/>
+              <w:left w:type="dxa" w:w="80"/>
+              <w:bottom w:type="dxa" w:w="60"/>
+              <w:right w:type="dxa" w:w="80"/>
+            </w:tcMar>
+          </w:tcPr>
+          <w:p>
+            <w:r>
+              <w:rPr>
+                <w:rFonts w:ascii="Arial" w:cs="Arial" w:eastAsia="Arial" w:hAnsi="Arial"/>
+                <w:b w:val="false"/>
+                <w:bCs w:val="false"/>
+                <w:sz w:val="18"/>
+                <w:szCs w:val="18"/>
+              </w:rPr>
+              <w:t xml:space="preserve">это сам блок «Расскажи о своих рисунках 🎤»</w:t>
+            </w:r>
+          </w:p>
+        </w:tc>
+        <w:tc>
+          <w:tcPr>
+            <w:tcW w:type="dxa" w:w="3198"/>
+            <w:tcMar>
+              <w:top w:type="dxa" w:w="60"/>
+              <w:left w:type="dxa" w:w="80"/>
+              <w:bottom w:type="dxa" w:w="60"/>
+              <w:right w:type="dxa" w:w="80"/>
+            </w:tcMar>
+          </w:tcPr>
+          <w:p>
+            <w:r>
+              <w:rPr>
+                <w:rFonts w:ascii="Consolas" w:cs="Consolas" w:eastAsia="Consolas" w:hAnsi="Consolas"/>
+                <w:b w:val="false"/>
+                <w:bCs w:val="false"/>
+                <w:sz w:val="18"/>
+                <w:szCs w:val="18"/>
+              </w:rPr>
+              <w:t xml:space="preserve">gg2_u4_hw5_b9.mp3</w:t>
+            </w:r>
+          </w:p>
+        </w:tc>
+      </w:tr>
+      <w:tr>
+        <w:trPr>
+          <w:cantSplit/>
+        </w:trPr>
+        <w:tc>
+          <w:tcPr>
+            <w:tcW w:type="dxa" w:w="420"/>
+            <w:tcMar>
+              <w:top w:type="dxa" w:w="60"/>
+              <w:left w:type="dxa" w:w="80"/>
+              <w:bottom w:type="dxa" w:w="60"/>
+              <w:right w:type="dxa" w:w="80"/>
+            </w:tcMar>
+          </w:tcPr>
+          <w:p>
+            <w:r>
+              <w:rPr>
+                <w:rFonts w:ascii="Arial" w:cs="Arial" w:eastAsia="Arial" w:hAnsi="Arial"/>
+                <w:b w:val="false"/>
+                <w:bCs w:val="false"/>
+                <w:sz w:val="18"/>
+                <w:szCs w:val="18"/>
+              </w:rPr>
+              <w:t xml:space="preserve">☐</w:t>
+            </w:r>
+          </w:p>
+        </w:tc>
+        <w:tc>
+          <w:tcPr>
+            <w:tcW w:type="dxa" w:w="480"/>
+            <w:tcMar>
+              <w:top w:type="dxa" w:w="60"/>
+              <w:left w:type="dxa" w:w="80"/>
+              <w:bottom w:type="dxa" w:w="60"/>
+              <w:right w:type="dxa" w:w="80"/>
+            </w:tcMar>
+          </w:tcPr>
+          <w:p>
+            <w:r>
+              <w:rPr>
+                <w:rFonts w:ascii="Arial" w:cs="Arial" w:eastAsia="Arial" w:hAnsi="Arial"/>
+                <w:b w:val="false"/>
+                <w:bCs w:val="false"/>
+                <w:sz w:val="18"/>
+                <w:szCs w:val="18"/>
+              </w:rPr>
+              <w:t xml:space="preserve">27</w:t>
+            </w:r>
+          </w:p>
+        </w:tc>
+        <w:tc>
+          <w:tcPr>
+            <w:tcW w:type="dxa" w:w="1000"/>
+            <w:tcMar>
+              <w:top w:type="dxa" w:w="60"/>
+              <w:left w:type="dxa" w:w="80"/>
+              <w:bottom w:type="dxa" w:w="60"/>
+              <w:right w:type="dxa" w:w="80"/>
+            </w:tcMar>
+          </w:tcPr>
+          <w:p>
+            <w:r>
+              <w:rPr>
+                <w:rFonts w:ascii="Arial" w:cs="Arial" w:eastAsia="Arial" w:hAnsi="Arial"/>
+                <w:b w:val="false"/>
+                <w:bCs w:val="false"/>
+                <w:sz w:val="18"/>
+                <w:szCs w:val="18"/>
+              </w:rPr>
+              <w:t xml:space="preserve">ДЗ 6 · блок 2</w:t>
+            </w:r>
+          </w:p>
+        </w:tc>
+        <w:tc>
+          <w:tcPr>
+            <w:tcW w:type="dxa" w:w="900"/>
+            <w:tcMar>
+              <w:top w:type="dxa" w:w="60"/>
+              <w:left w:type="dxa" w:w="80"/>
+              <w:bottom w:type="dxa" w:w="60"/>
+              <w:right w:type="dxa" w:w="80"/>
+            </w:tcMar>
+          </w:tcPr>
+          <w:p>
+            <w:r>
+              <w:rPr>
+                <w:rFonts w:ascii="Arial" w:cs="Arial" w:eastAsia="Arial" w:hAnsi="Arial"/>
+                <w:b w:val="false"/>
+                <w:bCs w:val="false"/>
+                <w:sz w:val="18"/>
+                <w:szCs w:val="18"/>
+              </w:rPr>
+              <w:t xml:space="preserve">🔊 аудио</w:t>
+            </w:r>
+          </w:p>
+        </w:tc>
+        <w:tc>
+          <w:tcPr>
+            <w:tcW w:type="dxa" w:w="4200"/>
+            <w:tcMar>
+              <w:top w:type="dxa" w:w="60"/>
+              <w:left w:type="dxa" w:w="80"/>
+              <w:bottom w:type="dxa" w:w="60"/>
+              <w:right w:type="dxa" w:w="80"/>
+            </w:tcMar>
+          </w:tcPr>
+          <w:p>
+            <w:r>
+              <w:rPr>
+                <w:rFonts w:ascii="Arial" w:cs="Arial" w:eastAsia="Arial" w:hAnsi="Arial"/>
+                <w:b w:val="false"/>
+                <w:bCs w:val="false"/>
+                <w:sz w:val="18"/>
+                <w:szCs w:val="18"/>
+              </w:rPr>
+              <w:t xml:space="preserve">ребята описывают своих друзей (Lenny и Zach, Bella и Fiona, Fred и Dave, Diana и Mary)</w:t>
+            </w:r>
+          </w:p>
+        </w:tc>
+        <w:tc>
+          <w:tcPr>
+            <w:tcW w:type="dxa" w:w="5200"/>
+            <w:tcMar>
+              <w:top w:type="dxa" w:w="60"/>
+              <w:left w:type="dxa" w:w="80"/>
+              <w:bottom w:type="dxa" w:w="60"/>
+              <w:right w:type="dxa" w:w="80"/>
+            </w:tcMar>
+          </w:tcPr>
+          <w:p>
+            <w:r>
+              <w:rPr>
+                <w:rFonts w:ascii="Arial" w:cs="Arial" w:eastAsia="Arial" w:hAnsi="Arial"/>
+                <w:b w:val="false"/>
+                <w:bCs w:val="false"/>
+                <w:sz w:val="18"/>
+                <w:szCs w:val="18"/>
+              </w:rPr>
+              <w:t xml:space="preserve">это сам блок «Для начала послушай аудио. Во время прослушивания представляй друзей, которых описывают ребята.»</w:t>
+            </w:r>
+          </w:p>
+        </w:tc>
+        <w:tc>
+          <w:tcPr>
+            <w:tcW w:type="dxa" w:w="3198"/>
+            <w:tcMar>
+              <w:top w:type="dxa" w:w="60"/>
+              <w:left w:type="dxa" w:w="80"/>
+              <w:bottom w:type="dxa" w:w="60"/>
+              <w:right w:type="dxa" w:w="80"/>
+            </w:tcMar>
+          </w:tcPr>
+          <w:p>
+            <w:r>
+              <w:rPr>
+                <w:rFonts w:ascii="Consolas" w:cs="Consolas" w:eastAsia="Consolas" w:hAnsi="Consolas"/>
+                <w:b w:val="false"/>
+                <w:bCs w:val="false"/>
+                <w:sz w:val="18"/>
+                <w:szCs w:val="18"/>
+              </w:rPr>
+              <w:t xml:space="preserve">gg2_u4_hw6_b2.mp3</w:t>
+            </w:r>
+          </w:p>
+        </w:tc>
+      </w:tr>
+      <w:tr>
+        <w:trPr>
+          <w:cantSplit/>
+        </w:trPr>
+        <w:tc>
+          <w:tcPr>
+            <w:tcW w:type="dxa" w:w="420"/>
+            <w:tcMar>
+              <w:top w:type="dxa" w:w="60"/>
+              <w:left w:type="dxa" w:w="80"/>
+              <w:bottom w:type="dxa" w:w="60"/>
+              <w:right w:type="dxa" w:w="80"/>
+            </w:tcMar>
+          </w:tcPr>
+          <w:p>
+            <w:r>
+              <w:rPr>
+                <w:rFonts w:ascii="Arial" w:cs="Arial" w:eastAsia="Arial" w:hAnsi="Arial"/>
+                <w:b w:val="false"/>
+                <w:bCs w:val="false"/>
+                <w:sz w:val="18"/>
+                <w:szCs w:val="18"/>
+              </w:rPr>
+              <w:t xml:space="preserve">☐</w:t>
+            </w:r>
+          </w:p>
+        </w:tc>
+        <w:tc>
+          <w:tcPr>
+            <w:tcW w:type="dxa" w:w="480"/>
+            <w:tcMar>
+              <w:top w:type="dxa" w:w="60"/>
+              <w:left w:type="dxa" w:w="80"/>
+              <w:bottom w:type="dxa" w:w="60"/>
+              <w:right w:type="dxa" w:w="80"/>
+            </w:tcMar>
+          </w:tcPr>
+          <w:p>
+            <w:r>
+              <w:rPr>
+                <w:rFonts w:ascii="Arial" w:cs="Arial" w:eastAsia="Arial" w:hAnsi="Arial"/>
+                <w:b w:val="false"/>
+                <w:bCs w:val="false"/>
+                <w:sz w:val="18"/>
+                <w:szCs w:val="18"/>
+              </w:rPr>
+              <w:t xml:space="preserve">28</w:t>
+            </w:r>
+          </w:p>
+        </w:tc>
+        <w:tc>
+          <w:tcPr>
+            <w:tcW w:type="dxa" w:w="1000"/>
+            <w:tcMar>
+              <w:top w:type="dxa" w:w="60"/>
+              <w:left w:type="dxa" w:w="80"/>
+              <w:bottom w:type="dxa" w:w="60"/>
+              <w:right w:type="dxa" w:w="80"/>
+            </w:tcMar>
+          </w:tcPr>
+          <w:p>
+            <w:r>
+              <w:rPr>
+                <w:rFonts w:ascii="Arial" w:cs="Arial" w:eastAsia="Arial" w:hAnsi="Arial"/>
+                <w:b w:val="false"/>
+                <w:bCs w:val="false"/>
+                <w:sz w:val="18"/>
+                <w:szCs w:val="18"/>
+              </w:rPr>
+              <w:t xml:space="preserve">ДЗ 6 · блок 6</w:t>
+            </w:r>
+          </w:p>
+        </w:tc>
+        <w:tc>
+          <w:tcPr>
+            <w:tcW w:type="dxa" w:w="900"/>
+            <w:tcMar>
+              <w:top w:type="dxa" w:w="60"/>
+              <w:left w:type="dxa" w:w="80"/>
+              <w:bottom w:type="dxa" w:w="60"/>
+              <w:right w:type="dxa" w:w="80"/>
+            </w:tcMar>
+          </w:tcPr>
+          <w:p>
+            <w:r>
+              <w:rPr>
+                <w:rFonts w:ascii="Arial" w:cs="Arial" w:eastAsia="Arial" w:hAnsi="Arial"/>
+                <w:b w:val="false"/>
+                <w:bCs w:val="false"/>
+                <w:sz w:val="18"/>
+                <w:szCs w:val="18"/>
+              </w:rPr>
+              <w:t xml:space="preserve">🎬 видео</w:t>
+            </w:r>
+          </w:p>
+        </w:tc>
+        <w:tc>
+          <w:tcPr>
+            <w:tcW w:type="dxa" w:w="4200"/>
+            <w:tcMar>
+              <w:top w:type="dxa" w:w="60"/>
+              <w:left w:type="dxa" w:w="80"/>
+              <w:bottom w:type="dxa" w:w="60"/>
+              <w:right w:type="dxa" w:w="80"/>
+            </w:tcMar>
+          </w:tcPr>
+          <w:p>
+            <w:r>
+              <w:rPr>
+                <w:rFonts w:ascii="Arial" w:cs="Arial" w:eastAsia="Arial" w:hAnsi="Arial"/>
+                <w:b w:val="false"/>
+                <w:bCs w:val="false"/>
+                <w:sz w:val="18"/>
+                <w:szCs w:val="18"/>
+              </w:rPr>
+              <w:t xml:space="preserve">видео «что такое абзац (paragraph)»</w:t>
+            </w:r>
+          </w:p>
+        </w:tc>
+        <w:tc>
+          <w:tcPr>
+            <w:tcW w:type="dxa" w:w="5200"/>
+            <w:tcMar>
+              <w:top w:type="dxa" w:w="60"/>
+              <w:left w:type="dxa" w:w="80"/>
+              <w:bottom w:type="dxa" w:w="60"/>
+              <w:right w:type="dxa" w:w="80"/>
+            </w:tcMar>
+          </w:tcPr>
+          <w:p>
+            <w:r>
+              <w:rPr>
+                <w:rFonts w:ascii="Arial" w:cs="Arial" w:eastAsia="Arial" w:hAnsi="Arial"/>
+                <w:b w:val="false"/>
+                <w:bCs w:val="false"/>
+                <w:sz w:val="18"/>
+                <w:szCs w:val="18"/>
+              </w:rPr>
+              <w:t xml:space="preserve">дальше: «What is a paragraph?»</w:t>
+            </w:r>
+          </w:p>
+        </w:tc>
+        <w:tc>
+          <w:tcPr>
+            <w:tcW w:type="dxa" w:w="3198"/>
+            <w:tcMar>
+              <w:top w:type="dxa" w:w="60"/>
+              <w:left w:type="dxa" w:w="80"/>
+              <w:bottom w:type="dxa" w:w="60"/>
+              <w:right w:type="dxa" w:w="80"/>
+            </w:tcMar>
+          </w:tcPr>
+          <w:p>
+            <w:r>
+              <w:rPr>
+                <w:rFonts w:ascii="Consolas" w:cs="Consolas" w:eastAsia="Consolas" w:hAnsi="Consolas"/>
+                <w:b w:val="false"/>
+                <w:bCs w:val="false"/>
+                <w:sz w:val="18"/>
+                <w:szCs w:val="18"/>
+              </w:rPr>
+              <w:t xml:space="preserve">gg2_u4_hw6_b6.mp4</w:t>
+            </w:r>
+          </w:p>
+        </w:tc>
+      </w:tr>
+      <w:tr>
+        <w:trPr>
+          <w:cantSplit/>
+        </w:trPr>
+        <w:tc>
+          <w:tcPr>
+            <w:tcW w:type="dxa" w:w="420"/>
+            <w:tcMar>
+              <w:top w:type="dxa" w:w="60"/>
+              <w:left w:type="dxa" w:w="80"/>
+              <w:bottom w:type="dxa" w:w="60"/>
+              <w:right w:type="dxa" w:w="80"/>
+            </w:tcMar>
+          </w:tcPr>
+          <w:p>
+            <w:r>
+              <w:rPr>
+                <w:rFonts w:ascii="Arial" w:cs="Arial" w:eastAsia="Arial" w:hAnsi="Arial"/>
+                <w:b w:val="false"/>
+                <w:bCs w:val="false"/>
+                <w:sz w:val="18"/>
+                <w:szCs w:val="18"/>
+              </w:rPr>
+              <w:t xml:space="preserve">☐</w:t>
+            </w:r>
+          </w:p>
+        </w:tc>
+        <w:tc>
+          <w:tcPr>
+            <w:tcW w:type="dxa" w:w="480"/>
+            <w:tcMar>
+              <w:top w:type="dxa" w:w="60"/>
+              <w:left w:type="dxa" w:w="80"/>
+              <w:bottom w:type="dxa" w:w="60"/>
+              <w:right w:type="dxa" w:w="80"/>
+            </w:tcMar>
+          </w:tcPr>
+          <w:p>
+            <w:r>
+              <w:rPr>
+                <w:rFonts w:ascii="Arial" w:cs="Arial" w:eastAsia="Arial" w:hAnsi="Arial"/>
+                <w:b w:val="false"/>
+                <w:bCs w:val="false"/>
+                <w:sz w:val="18"/>
+                <w:szCs w:val="18"/>
+              </w:rPr>
+              <w:t xml:space="preserve">29</w:t>
+            </w:r>
+          </w:p>
+        </w:tc>
+        <w:tc>
+          <w:tcPr>
+            <w:tcW w:type="dxa" w:w="1000"/>
+            <w:tcMar>
+              <w:top w:type="dxa" w:w="60"/>
+              <w:left w:type="dxa" w:w="80"/>
+              <w:bottom w:type="dxa" w:w="60"/>
+              <w:right w:type="dxa" w:w="80"/>
+            </w:tcMar>
+          </w:tcPr>
+          <w:p>
+            <w:r>
+              <w:rPr>
+                <w:rFonts w:ascii="Arial" w:cs="Arial" w:eastAsia="Arial" w:hAnsi="Arial"/>
+                <w:b w:val="false"/>
+                <w:bCs w:val="false"/>
+                <w:sz w:val="18"/>
+                <w:szCs w:val="18"/>
+              </w:rPr>
+              <w:t xml:space="preserve">ДЗ 7 · блок 29</w:t>
+            </w:r>
+          </w:p>
+        </w:tc>
+        <w:tc>
+          <w:tcPr>
+            <w:tcW w:type="dxa" w:w="900"/>
+            <w:tcMar>
+              <w:top w:type="dxa" w:w="60"/>
+              <w:left w:type="dxa" w:w="80"/>
+              <w:bottom w:type="dxa" w:w="60"/>
+              <w:right w:type="dxa" w:w="80"/>
+            </w:tcMar>
+          </w:tcPr>
+          <w:p>
+            <w:r>
+              <w:rPr>
+                <w:rFonts w:ascii="Arial" w:cs="Arial" w:eastAsia="Arial" w:hAnsi="Arial"/>
+                <w:b w:val="false"/>
+                <w:bCs w:val="false"/>
+                <w:sz w:val="18"/>
+                <w:szCs w:val="18"/>
+              </w:rPr>
+              <w:t xml:space="preserve">🔊 аудио</w:t>
+            </w:r>
+          </w:p>
+        </w:tc>
+        <w:tc>
+          <w:tcPr>
+            <w:tcW w:type="dxa" w:w="4200"/>
+            <w:tcMar>
+              <w:top w:type="dxa" w:w="60"/>
+              <w:left w:type="dxa" w:w="80"/>
+              <w:bottom w:type="dxa" w:w="60"/>
+              <w:right w:type="dxa" w:w="80"/>
+            </w:tcMar>
+          </w:tcPr>
+          <w:p>
+            <w:r>
+              <w:rPr>
+                <w:rFonts w:ascii="Arial" w:cs="Arial" w:eastAsia="Arial" w:hAnsi="Arial"/>
+                <w:b w:val="false"/>
+                <w:bCs w:val="false"/>
+                <w:sz w:val="18"/>
+                <w:szCs w:val="18"/>
+              </w:rPr>
+              <w:t xml:space="preserve">разговор Софи и папы о домашке по географии (Ben Nevis, Windermere, вулканы)</w:t>
+            </w:r>
+          </w:p>
+        </w:tc>
+        <w:tc>
+          <w:tcPr>
+            <w:tcW w:type="dxa" w:w="5200"/>
+            <w:tcMar>
+              <w:top w:type="dxa" w:w="60"/>
+              <w:left w:type="dxa" w:w="80"/>
+              <w:bottom w:type="dxa" w:w="60"/>
+              <w:right w:type="dxa" w:w="80"/>
+            </w:tcMar>
+          </w:tcPr>
+          <w:p>
+            <w:r>
+              <w:rPr>
+                <w:rFonts w:ascii="Arial" w:cs="Arial" w:eastAsia="Arial" w:hAnsi="Arial"/>
+                <w:b w:val="false"/>
+                <w:bCs w:val="false"/>
+                <w:sz w:val="18"/>
+                <w:szCs w:val="18"/>
+              </w:rPr>
+              <w:t xml:space="preserve">это сам блок «Послушай разговор Софи и папы и вставь пропущенные слова. Пример: Sophie is doing her Geography homework.»</w:t>
+            </w:r>
+          </w:p>
+        </w:tc>
+        <w:tc>
+          <w:tcPr>
+            <w:tcW w:type="dxa" w:w="3198"/>
+            <w:tcMar>
+              <w:top w:type="dxa" w:w="60"/>
+              <w:left w:type="dxa" w:w="80"/>
+              <w:bottom w:type="dxa" w:w="60"/>
+              <w:right w:type="dxa" w:w="80"/>
+            </w:tcMar>
+          </w:tcPr>
+          <w:p>
+            <w:r>
+              <w:rPr>
+                <w:rFonts w:ascii="Consolas" w:cs="Consolas" w:eastAsia="Consolas" w:hAnsi="Consolas"/>
+                <w:b w:val="false"/>
+                <w:bCs w:val="false"/>
+                <w:sz w:val="18"/>
+                <w:szCs w:val="18"/>
+              </w:rPr>
+              <w:t xml:space="preserve">gg2_u4_hw7_b29.mp3</w:t>
+            </w:r>
+          </w:p>
+        </w:tc>
+      </w:tr>
+      <w:tr>
+        <w:trPr>
+          <w:cantSplit/>
+        </w:trPr>
+        <w:tc>
+          <w:tcPr>
+            <w:tcW w:type="dxa" w:w="420"/>
+            <w:tcMar>
+              <w:top w:type="dxa" w:w="60"/>
+              <w:left w:type="dxa" w:w="80"/>
+              <w:bottom w:type="dxa" w:w="60"/>
+              <w:right w:type="dxa" w:w="80"/>
+            </w:tcMar>
+          </w:tcPr>
+          <w:p>
+            <w:r>
+              <w:rPr>
+                <w:rFonts w:ascii="Arial" w:cs="Arial" w:eastAsia="Arial" w:hAnsi="Arial"/>
+                <w:b w:val="false"/>
+                <w:bCs w:val="false"/>
+                <w:sz w:val="18"/>
+                <w:szCs w:val="18"/>
+              </w:rPr>
+              <w:t xml:space="preserve">☐</w:t>
+            </w:r>
+          </w:p>
+        </w:tc>
+        <w:tc>
+          <w:tcPr>
+            <w:tcW w:type="dxa" w:w="480"/>
+            <w:tcMar>
+              <w:top w:type="dxa" w:w="60"/>
+              <w:left w:type="dxa" w:w="80"/>
+              <w:bottom w:type="dxa" w:w="60"/>
+              <w:right w:type="dxa" w:w="80"/>
+            </w:tcMar>
+          </w:tcPr>
+          <w:p>
+            <w:r>
+              <w:rPr>
+                <w:rFonts w:ascii="Arial" w:cs="Arial" w:eastAsia="Arial" w:hAnsi="Arial"/>
+                <w:b w:val="false"/>
+                <w:bCs w:val="false"/>
+                <w:sz w:val="18"/>
+                <w:szCs w:val="18"/>
+              </w:rPr>
+              <w:t xml:space="preserve">30</w:t>
+            </w:r>
+          </w:p>
+        </w:tc>
+        <w:tc>
+          <w:tcPr>
+            <w:tcW w:type="dxa" w:w="1000"/>
+            <w:tcMar>
+              <w:top w:type="dxa" w:w="60"/>
+              <w:left w:type="dxa" w:w="80"/>
+              <w:bottom w:type="dxa" w:w="60"/>
+              <w:right w:type="dxa" w:w="80"/>
+            </w:tcMar>
+          </w:tcPr>
+          <w:p>
+            <w:r>
+              <w:rPr>
+                <w:rFonts w:ascii="Arial" w:cs="Arial" w:eastAsia="Arial" w:hAnsi="Arial"/>
+                <w:b w:val="false"/>
+                <w:bCs w:val="false"/>
+                <w:sz w:val="18"/>
+                <w:szCs w:val="18"/>
+              </w:rPr>
+              <w:t xml:space="preserve">Тест · блок 13</w:t>
+            </w:r>
+          </w:p>
+        </w:tc>
+        <w:tc>
+          <w:tcPr>
+            <w:tcW w:type="dxa" w:w="900"/>
+            <w:tcMar>
+              <w:top w:type="dxa" w:w="60"/>
+              <w:left w:type="dxa" w:w="80"/>
+              <w:bottom w:type="dxa" w:w="60"/>
+              <w:right w:type="dxa" w:w="80"/>
+            </w:tcMar>
+          </w:tcPr>
+          <w:p>
+            <w:r>
+              <w:rPr>
+                <w:rFonts w:ascii="Arial" w:cs="Arial" w:eastAsia="Arial" w:hAnsi="Arial"/>
+                <w:b w:val="false"/>
+                <w:bCs w:val="false"/>
+                <w:sz w:val="18"/>
+                <w:szCs w:val="18"/>
+              </w:rPr>
+              <w:t xml:space="preserve">🔊 аудио</w:t>
+            </w:r>
+          </w:p>
+        </w:tc>
+        <w:tc>
+          <w:tcPr>
+            <w:tcW w:type="dxa" w:w="4200"/>
+            <w:tcMar>
+              <w:top w:type="dxa" w:w="60"/>
+              <w:left w:type="dxa" w:w="80"/>
+              <w:bottom w:type="dxa" w:w="60"/>
+              <w:right w:type="dxa" w:w="80"/>
+            </w:tcMar>
+          </w:tcPr>
+          <w:p>
+            <w:r>
+              <w:rPr>
+                <w:rFonts w:ascii="Arial" w:cs="Arial" w:eastAsia="Arial" w:hAnsi="Arial"/>
+                <w:b w:val="false"/>
+                <w:bCs w:val="false"/>
+                <w:sz w:val="18"/>
+                <w:szCs w:val="18"/>
+              </w:rPr>
+              <w:t xml:space="preserve">аудио LISTENING: интервью с туристом Марко (вставить в вопрос 1)</w:t>
+            </w:r>
+          </w:p>
+        </w:tc>
+        <w:tc>
+          <w:tcPr>
+            <w:tcW w:type="dxa" w:w="5200"/>
+            <w:tcMar>
+              <w:top w:type="dxa" w:w="60"/>
+              <w:left w:type="dxa" w:w="80"/>
+              <w:bottom w:type="dxa" w:w="60"/>
+              <w:right w:type="dxa" w:w="80"/>
+            </w:tcMar>
+          </w:tcPr>
+          <w:p>
+            <w:r>
+              <w:rPr>
+                <w:rFonts w:ascii="Arial" w:cs="Arial" w:eastAsia="Arial" w:hAnsi="Arial"/>
+                <w:b w:val="false"/>
+                <w:bCs w:val="false"/>
+                <w:sz w:val="18"/>
+                <w:szCs w:val="18"/>
+              </w:rPr>
+              <w:t xml:space="preserve">это сам блок «&lt;b&gt;LISTENING.&lt;/b&gt; Послушай интервью с туристом и выбери правильный ответ на каждый вопрос.&lt;br&gt;1. What is…»</w:t>
+            </w:r>
+          </w:p>
+        </w:tc>
+        <w:tc>
+          <w:tcPr>
+            <w:tcW w:type="dxa" w:w="3198"/>
+            <w:tcMar>
+              <w:top w:type="dxa" w:w="60"/>
+              <w:left w:type="dxa" w:w="80"/>
+              <w:bottom w:type="dxa" w:w="60"/>
+              <w:right w:type="dxa" w:w="80"/>
+            </w:tcMar>
+          </w:tcPr>
+          <w:p>
+            <w:r>
+              <w:rPr>
+                <w:rFonts w:ascii="Consolas" w:cs="Consolas" w:eastAsia="Consolas" w:hAnsi="Consolas"/>
+                <w:b w:val="false"/>
+                <w:bCs w:val="false"/>
+                <w:sz w:val="18"/>
+                <w:szCs w:val="18"/>
+              </w:rPr>
+              <w:t xml:space="preserve">gg2_u4_test_b13.mp3</w:t>
             </w:r>
           </w:p>
         </w:tc>
@@ -7245,7 +6240,16 @@
           <w:sz w:val="24"/>
           <w:szCs w:val="24"/>
         </w:rPr>
-        <w:t xml:space="preserve">Unit 6</w:t>
+        <w:t xml:space="preserve">Unit 5</w:t>
+      </w:r>
+      <w:r>
+        <w:rPr>
+          <w:rFonts w:ascii="Consolas" w:cs="Consolas" w:eastAsia="Consolas" w:hAnsi="Consolas"/>
+          <w:color w:val="5A6372"/>
+          <w:sz w:val="18"/>
+          <w:szCs w:val="18"/>
+        </w:rPr>
+        <w:t xml:space="preserve">   папка classroom-media/gg2/u5/</w:t>
       </w:r>
     </w:p>
     <w:tbl>
@@ -7488,7 +6492,7 @@
                 <w:sz w:val="18"/>
                 <w:szCs w:val="18"/>
               </w:rPr>
-              <w:t xml:space="preserve">36</w:t>
+              <w:t xml:space="preserve">31</w:t>
             </w:r>
           </w:p>
         </w:tc>
@@ -7557,7 +6561,7 @@
                 <w:sz w:val="18"/>
                 <w:szCs w:val="18"/>
               </w:rPr>
-              <w:t xml:space="preserve">семья хотела стать поп-звёздами (mum played the drums, dad danced, they tried hard)</w:t>
+              <w:t xml:space="preserve">видео с урока: Лукас опоздал в кино, его ждут Elena, Tom и Amy</w:t>
             </w:r>
           </w:p>
         </w:tc>
@@ -7580,7 +6584,7 @@
                 <w:sz w:val="18"/>
                 <w:szCs w:val="18"/>
               </w:rPr>
-              <w:t xml:space="preserve">дальше: «Супер! Посмотри видео ещё раз и соедини глаголы по парам»</w:t>
+              <w:t xml:space="preserve">дальше: «Заполни пропуски в диалоге»</w:t>
             </w:r>
           </w:p>
         </w:tc>
@@ -7603,7 +6607,7 @@
                 <w:sz w:val="18"/>
                 <w:szCs w:val="18"/>
               </w:rPr>
-              <w:t xml:space="preserve">gg2_u6_hw2_b2.mp4</w:t>
+              <w:t xml:space="preserve">gg2_u5_hw2_b2.mp4</w:t>
             </w:r>
           </w:p>
         </w:tc>
@@ -7654,7 +6658,7 @@
                 <w:sz w:val="18"/>
                 <w:szCs w:val="18"/>
               </w:rPr>
-              <w:t xml:space="preserve">37</w:t>
+              <w:t xml:space="preserve">32</w:t>
             </w:r>
           </w:p>
         </w:tc>
@@ -7677,7 +6681,7 @@
                 <w:sz w:val="18"/>
                 <w:szCs w:val="18"/>
               </w:rPr>
-              <w:t xml:space="preserve">ДЗ 3 · блок 3</w:t>
+              <w:t xml:space="preserve">ДЗ 2 · блок 7</w:t>
             </w:r>
           </w:p>
         </w:tc>
@@ -7723,7 +6727,7 @@
                 <w:sz w:val="18"/>
                 <w:szCs w:val="18"/>
               </w:rPr>
-              <w:t xml:space="preserve">Hammy в школе (went to school, drank, ate my Maths book, cookery class, chocolate cakes)</w:t>
+              <w:t xml:space="preserve">видео Max &amp; Hammy: школьная поездка, парусные лодки (It was really hot! / I was completely wet!)</w:t>
             </w:r>
           </w:p>
         </w:tc>
@@ -7746,7 +6750,7 @@
                 <w:sz w:val="18"/>
                 <w:szCs w:val="18"/>
               </w:rPr>
-              <w:t xml:space="preserve">дальше: «Здорово! Давай ещё немного потренируемся! Впиши глагол в прошедшем времени»</w:t>
+              <w:t xml:space="preserve">дальше: «Потренируем грамматику: выбери правильный вариант»</w:t>
             </w:r>
           </w:p>
         </w:tc>
@@ -7769,7 +6773,7 @@
                 <w:sz w:val="18"/>
                 <w:szCs w:val="18"/>
               </w:rPr>
-              <w:t xml:space="preserve">gg2_u6_hw3_b3.mp4</w:t>
+              <w:t xml:space="preserve">gg2_u5_hw2_b7.mp4</w:t>
             </w:r>
           </w:p>
         </w:tc>
@@ -7820,7 +6824,7 @@
                 <w:sz w:val="18"/>
                 <w:szCs w:val="18"/>
               </w:rPr>
-              <w:t xml:space="preserve">38</w:t>
+              <w:t xml:space="preserve">33</w:t>
             </w:r>
           </w:p>
         </w:tc>
@@ -7843,7 +6847,7 @@
                 <w:sz w:val="18"/>
                 <w:szCs w:val="18"/>
               </w:rPr>
-              <w:t xml:space="preserve">ДЗ 6 · блок 2</w:t>
+              <w:t xml:space="preserve">ДЗ 3 · блок 2</w:t>
             </w:r>
           </w:p>
         </w:tc>
@@ -7866,7 +6870,7 @@
                 <w:sz w:val="18"/>
                 <w:szCs w:val="18"/>
               </w:rPr>
-              <w:t xml:space="preserve">🔊 аудио</w:t>
+              <w:t xml:space="preserve">🎬 видео</w:t>
             </w:r>
           </w:p>
         </w:tc>
@@ -7889,7 +6893,7 @@
                 <w:sz w:val="18"/>
                 <w:szCs w:val="18"/>
               </w:rPr>
-              <w:t xml:space="preserve">рассказ Ника о весёлом дне (Ted, Gary; парк, футбол, ресторан, кино)</w:t>
+              <w:t xml:space="preserve">видео с вопросами Were you in the garden / park / kitchen?</w:t>
             </w:r>
           </w:p>
         </w:tc>
@@ -7912,7 +6916,7 @@
                 <w:sz w:val="18"/>
                 <w:szCs w:val="18"/>
               </w:rPr>
-              <w:t xml:space="preserve">дальше: «Послушай аудио и выбери правильный вариант ответа»</w:t>
+              <w:t xml:space="preserve">дальше: «Время серьёзной практики! Прочитай и выбери правильный ответ»</w:t>
             </w:r>
           </w:p>
         </w:tc>
@@ -7935,7 +6939,7 @@
                 <w:sz w:val="18"/>
                 <w:szCs w:val="18"/>
               </w:rPr>
-              <w:t xml:space="preserve">gg2_u6_hw6_b2.mp3</w:t>
+              <w:t xml:space="preserve">gg2_u5_hw3_b2.mp4</w:t>
             </w:r>
           </w:p>
         </w:tc>
@@ -7986,7 +6990,7 @@
                 <w:sz w:val="18"/>
                 <w:szCs w:val="18"/>
               </w:rPr>
-              <w:t xml:space="preserve">39</w:t>
+              <w:t xml:space="preserve">34</w:t>
             </w:r>
           </w:p>
         </w:tc>
@@ -8009,6 +7013,172 @@
                 <w:sz w:val="18"/>
                 <w:szCs w:val="18"/>
               </w:rPr>
+              <w:t xml:space="preserve">ДЗ 6 · блок 2</w:t>
+            </w:r>
+          </w:p>
+        </w:tc>
+        <w:tc>
+          <w:tcPr>
+            <w:tcW w:type="dxa" w:w="900"/>
+            <w:tcMar>
+              <w:top w:type="dxa" w:w="60"/>
+              <w:left w:type="dxa" w:w="80"/>
+              <w:bottom w:type="dxa" w:w="60"/>
+              <w:right w:type="dxa" w:w="80"/>
+            </w:tcMar>
+          </w:tcPr>
+          <w:p>
+            <w:r>
+              <w:rPr>
+                <w:rFonts w:ascii="Arial" w:cs="Arial" w:eastAsia="Arial" w:hAnsi="Arial"/>
+                <w:b w:val="false"/>
+                <w:bCs w:val="false"/>
+                <w:sz w:val="18"/>
+                <w:szCs w:val="18"/>
+              </w:rPr>
+              <w:t xml:space="preserve">🔊 аудио</w:t>
+            </w:r>
+          </w:p>
+        </w:tc>
+        <w:tc>
+          <w:tcPr>
+            <w:tcW w:type="dxa" w:w="4200"/>
+            <w:tcMar>
+              <w:top w:type="dxa" w:w="60"/>
+              <w:left w:type="dxa" w:w="80"/>
+              <w:bottom w:type="dxa" w:w="60"/>
+              <w:right w:type="dxa" w:w="80"/>
+            </w:tcMar>
+          </w:tcPr>
+          <w:p>
+            <w:r>
+              <w:rPr>
+                <w:rFonts w:ascii="Arial" w:cs="Arial" w:eastAsia="Arial" w:hAnsi="Arial"/>
+                <w:b w:val="false"/>
+                <w:bCs w:val="false"/>
+                <w:sz w:val="18"/>
+                <w:szCs w:val="18"/>
+              </w:rPr>
+              <w:t xml:space="preserve">Джимми с мамой смотрят старые фото (library, bank, supermarket, train station)</w:t>
+            </w:r>
+          </w:p>
+        </w:tc>
+        <w:tc>
+          <w:tcPr>
+            <w:tcW w:type="dxa" w:w="5200"/>
+            <w:tcMar>
+              <w:top w:type="dxa" w:w="60"/>
+              <w:left w:type="dxa" w:w="80"/>
+              <w:bottom w:type="dxa" w:w="60"/>
+              <w:right w:type="dxa" w:w="80"/>
+            </w:tcMar>
+          </w:tcPr>
+          <w:p>
+            <w:r>
+              <w:rPr>
+                <w:rFonts w:ascii="Arial" w:cs="Arial" w:eastAsia="Arial" w:hAnsi="Arial"/>
+                <w:b w:val="false"/>
+                <w:bCs w:val="false"/>
+                <w:sz w:val="18"/>
+                <w:szCs w:val="18"/>
+              </w:rPr>
+              <w:t xml:space="preserve">это сам блок «Послушай аудио и впиши названия мест в городе, о которых Джимми говорит с мамой»</w:t>
+            </w:r>
+          </w:p>
+        </w:tc>
+        <w:tc>
+          <w:tcPr>
+            <w:tcW w:type="dxa" w:w="3198"/>
+            <w:tcMar>
+              <w:top w:type="dxa" w:w="60"/>
+              <w:left w:type="dxa" w:w="80"/>
+              <w:bottom w:type="dxa" w:w="60"/>
+              <w:right w:type="dxa" w:w="80"/>
+            </w:tcMar>
+          </w:tcPr>
+          <w:p>
+            <w:r>
+              <w:rPr>
+                <w:rFonts w:ascii="Consolas" w:cs="Consolas" w:eastAsia="Consolas" w:hAnsi="Consolas"/>
+                <w:b w:val="false"/>
+                <w:bCs w:val="false"/>
+                <w:sz w:val="18"/>
+                <w:szCs w:val="18"/>
+              </w:rPr>
+              <w:t xml:space="preserve">gg2_u5_hw6_b2.mp3</w:t>
+            </w:r>
+          </w:p>
+        </w:tc>
+      </w:tr>
+      <w:tr>
+        <w:trPr>
+          <w:cantSplit/>
+        </w:trPr>
+        <w:tc>
+          <w:tcPr>
+            <w:tcW w:type="dxa" w:w="420"/>
+            <w:tcMar>
+              <w:top w:type="dxa" w:w="60"/>
+              <w:left w:type="dxa" w:w="80"/>
+              <w:bottom w:type="dxa" w:w="60"/>
+              <w:right w:type="dxa" w:w="80"/>
+            </w:tcMar>
+          </w:tcPr>
+          <w:p>
+            <w:r>
+              <w:rPr>
+                <w:rFonts w:ascii="Arial" w:cs="Arial" w:eastAsia="Arial" w:hAnsi="Arial"/>
+                <w:b w:val="false"/>
+                <w:bCs w:val="false"/>
+                <w:sz w:val="18"/>
+                <w:szCs w:val="18"/>
+              </w:rPr>
+              <w:t xml:space="preserve">☐</w:t>
+            </w:r>
+          </w:p>
+        </w:tc>
+        <w:tc>
+          <w:tcPr>
+            <w:tcW w:type="dxa" w:w="480"/>
+            <w:tcMar>
+              <w:top w:type="dxa" w:w="60"/>
+              <w:left w:type="dxa" w:w="80"/>
+              <w:bottom w:type="dxa" w:w="60"/>
+              <w:right w:type="dxa" w:w="80"/>
+            </w:tcMar>
+          </w:tcPr>
+          <w:p>
+            <w:r>
+              <w:rPr>
+                <w:rFonts w:ascii="Arial" w:cs="Arial" w:eastAsia="Arial" w:hAnsi="Arial"/>
+                <w:b w:val="false"/>
+                <w:bCs w:val="false"/>
+                <w:sz w:val="18"/>
+                <w:szCs w:val="18"/>
+              </w:rPr>
+              <w:t xml:space="preserve">35</w:t>
+            </w:r>
+          </w:p>
+        </w:tc>
+        <w:tc>
+          <w:tcPr>
+            <w:tcW w:type="dxa" w:w="1000"/>
+            <w:tcMar>
+              <w:top w:type="dxa" w:w="60"/>
+              <w:left w:type="dxa" w:w="80"/>
+              <w:bottom w:type="dxa" w:w="60"/>
+              <w:right w:type="dxa" w:w="80"/>
+            </w:tcMar>
+          </w:tcPr>
+          <w:p>
+            <w:r>
+              <w:rPr>
+                <w:rFonts w:ascii="Arial" w:cs="Arial" w:eastAsia="Arial" w:hAnsi="Arial"/>
+                <w:b w:val="false"/>
+                <w:bCs w:val="false"/>
+                <w:sz w:val="18"/>
+                <w:szCs w:val="18"/>
+              </w:rPr>
               <w:t xml:space="preserve">Тест · блок 11</w:t>
             </w:r>
           </w:p>
@@ -8055,7 +7225,7 @@
                 <w:sz w:val="18"/>
                 <w:szCs w:val="18"/>
               </w:rPr>
-              <w:t xml:space="preserve">LISTENING теста: четыре человека рассказывают, что делали вчера (Speaker 1–4)</w:t>
+              <w:t xml:space="preserve">Лиам объясняет туристу дорогу до Royal Hotel</w:t>
             </w:r>
           </w:p>
         </w:tc>
@@ -8078,7 +7248,7 @@
                 <w:sz w:val="18"/>
                 <w:szCs w:val="18"/>
               </w:rPr>
-              <w:t xml:space="preserve">дальше: «LISTENING. Соедини каждого человека с двумя фактами о том, что он делал»</w:t>
+              <w:t xml:space="preserve">это сам блок «Послушай, как Лиам объясняет туристу дорогу до его отеля. Расставь места в том порядке, в котором турист…»</w:t>
             </w:r>
           </w:p>
         </w:tc>
@@ -8101,7 +7271,7 @@
                 <w:sz w:val="18"/>
                 <w:szCs w:val="18"/>
               </w:rPr>
-              <w:t xml:space="preserve">gg2_u6_test_b11.mp3</w:t>
+              <w:t xml:space="preserve">gg2_u5_test_b11.mp3</w:t>
             </w:r>
           </w:p>
         </w:tc>
@@ -8120,7 +7290,16 @@
           <w:sz w:val="24"/>
           <w:szCs w:val="24"/>
         </w:rPr>
-        <w:t xml:space="preserve">Unit 7</w:t>
+        <w:t xml:space="preserve">Unit 6</w:t>
+      </w:r>
+      <w:r>
+        <w:rPr>
+          <w:rFonts w:ascii="Consolas" w:cs="Consolas" w:eastAsia="Consolas" w:hAnsi="Consolas"/>
+          <w:color w:val="5A6372"/>
+          <w:sz w:val="18"/>
+          <w:szCs w:val="18"/>
+        </w:rPr>
+        <w:t xml:space="preserve">   папка classroom-media/gg2/u6/</w:t>
       </w:r>
     </w:p>
     <w:tbl>
@@ -8363,7 +7542,7 @@
                 <w:sz w:val="18"/>
                 <w:szCs w:val="18"/>
               </w:rPr>
-              <w:t xml:space="preserve">40</w:t>
+              <w:t xml:space="preserve">36</w:t>
             </w:r>
           </w:p>
         </w:tc>
@@ -8386,7 +7565,7 @@
                 <w:sz w:val="18"/>
                 <w:szCs w:val="18"/>
               </w:rPr>
-              <w:t xml:space="preserve">ДЗ 2 · блок 3</w:t>
+              <w:t xml:space="preserve">ДЗ 2 · блок 2</w:t>
             </w:r>
           </w:p>
         </w:tc>
@@ -8432,7 +7611,7 @@
                 <w:sz w:val="18"/>
                 <w:szCs w:val="18"/>
               </w:rPr>
-              <w:t xml:space="preserve">видео учебника: Хэмми и друзья не попали в кино — автобус не пришёл, пошёл дождь</w:t>
+              <w:t xml:space="preserve">семья хотела стать поп-звёздами (mum played the drums, dad danced, they tried hard)</w:t>
             </w:r>
           </w:p>
         </w:tc>
@@ -8455,7 +7634,7 @@
                 <w:sz w:val="18"/>
                 <w:szCs w:val="18"/>
               </w:rPr>
-              <w:t xml:space="preserve">дальше: «Отлично, ты посмотрел видео и выполнил задание! А теперь практика: расставь слова в правильном порядке.»</w:t>
+              <w:t xml:space="preserve">дальше: «Супер! Посмотри видео ещё раз и соедини глаголы по парам»</w:t>
             </w:r>
           </w:p>
         </w:tc>
@@ -8478,7 +7657,7 @@
                 <w:sz w:val="18"/>
                 <w:szCs w:val="18"/>
               </w:rPr>
-              <w:t xml:space="preserve">gg2_u7_hw2_b3.mp4</w:t>
+              <w:t xml:space="preserve">gg2_u6_hw2_b2.mp4</w:t>
             </w:r>
           </w:p>
         </w:tc>
@@ -8529,7 +7708,7 @@
                 <w:sz w:val="18"/>
                 <w:szCs w:val="18"/>
               </w:rPr>
-              <w:t xml:space="preserve">41</w:t>
+              <w:t xml:space="preserve">37</w:t>
             </w:r>
           </w:p>
         </w:tc>
@@ -8598,7 +7777,7 @@
                 <w:sz w:val="18"/>
                 <w:szCs w:val="18"/>
               </w:rPr>
-              <w:t xml:space="preserve">видео учебника: Anna, Max и Hammy на каникулах, обезьяна с фотоаппаратом</w:t>
+              <w:t xml:space="preserve">Hammy в школе (went to school, drank, ate my Maths book, cookery class, chocolate cakes)</w:t>
             </w:r>
           </w:p>
         </w:tc>
@@ -8621,7 +7800,7 @@
                 <w:sz w:val="18"/>
                 <w:szCs w:val="18"/>
               </w:rPr>
-              <w:t xml:space="preserve">дальше: «Отлично! А теперь настало время потрудиться: расставь слова в вопросах в правильном порядке.»</w:t>
+              <w:t xml:space="preserve">дальше: «Здорово! Давай ещё немного потренируемся! Впиши глагол в прошедшем времени»</w:t>
             </w:r>
           </w:p>
         </w:tc>
@@ -8644,7 +7823,7 @@
                 <w:sz w:val="18"/>
                 <w:szCs w:val="18"/>
               </w:rPr>
-              <w:t xml:space="preserve">gg2_u7_hw3_b3.mp4</w:t>
+              <w:t xml:space="preserve">gg2_u6_hw3_b3.mp4</w:t>
             </w:r>
           </w:p>
         </w:tc>
@@ -8695,7 +7874,7 @@
                 <w:sz w:val="18"/>
                 <w:szCs w:val="18"/>
               </w:rPr>
-              <w:t xml:space="preserve">42</w:t>
+              <w:t xml:space="preserve">38</w:t>
             </w:r>
           </w:p>
         </w:tc>
@@ -8718,7 +7897,7 @@
                 <w:sz w:val="18"/>
                 <w:szCs w:val="18"/>
               </w:rPr>
-              <w:t xml:space="preserve">ДЗ 4 · блок 3</w:t>
+              <w:t xml:space="preserve">ДЗ 6 · блок 2</w:t>
             </w:r>
           </w:p>
         </w:tc>
@@ -8741,7 +7920,7 @@
                 <w:sz w:val="18"/>
                 <w:szCs w:val="18"/>
               </w:rPr>
-              <w:t xml:space="preserve">🎬 видео</w:t>
+              <w:t xml:space="preserve">🔊 аудио</w:t>
             </w:r>
           </w:p>
         </w:tc>
@@ -8764,7 +7943,7 @@
                 <w:sz w:val="18"/>
                 <w:szCs w:val="18"/>
               </w:rPr>
-              <w:t xml:space="preserve">покупка билета на поезд в Калифорнию (How much is it? Which platform?)</w:t>
+              <w:t xml:space="preserve">рассказ Ника о весёлом дне (Ted, Gary; парк, футбол, ресторан, кино)</w:t>
             </w:r>
           </w:p>
         </w:tc>
@@ -8787,7 +7966,7 @@
                 <w:sz w:val="18"/>
                 <w:szCs w:val="18"/>
               </w:rPr>
-              <w:t xml:space="preserve">дальше: «Соедини вопросы с ответами»</w:t>
+              <w:t xml:space="preserve">дальше: «Послушай аудио и выбери правильный вариант ответа»</w:t>
             </w:r>
           </w:p>
         </w:tc>
@@ -8810,7 +7989,7 @@
                 <w:sz w:val="18"/>
                 <w:szCs w:val="18"/>
               </w:rPr>
-              <w:t xml:space="preserve">gg2_u7_hw4_b3.mp4</w:t>
+              <w:t xml:space="preserve">gg2_u6_hw6_b2.mp3</w:t>
             </w:r>
           </w:p>
         </w:tc>
@@ -8861,7 +8040,7 @@
                 <w:sz w:val="18"/>
                 <w:szCs w:val="18"/>
               </w:rPr>
-              <w:t xml:space="preserve">43</w:t>
+              <w:t xml:space="preserve">39</w:t>
             </w:r>
           </w:p>
         </w:tc>
@@ -8884,7 +8063,7 @@
                 <w:sz w:val="18"/>
                 <w:szCs w:val="18"/>
               </w:rPr>
-              <w:t xml:space="preserve">ДЗ 6 · блок 3</w:t>
+              <w:t xml:space="preserve">Тест · блок 11</w:t>
             </w:r>
           </w:p>
         </w:tc>
@@ -8930,7 +8109,7 @@
                 <w:sz w:val="18"/>
                 <w:szCs w:val="18"/>
               </w:rPr>
-              <w:t xml:space="preserve">аудио учебника: Penny рассказывает David про свой отпуск</w:t>
+              <w:t xml:space="preserve">LISTENING теста: четыре человека рассказывают, что делали вчера (Speaker 1–4)</w:t>
             </w:r>
           </w:p>
         </w:tc>
@@ -8953,7 +8132,7 @@
                 <w:sz w:val="18"/>
                 <w:szCs w:val="18"/>
               </w:rPr>
-              <w:t xml:space="preserve">дальше: «Послушай аудио и выбери правильный ответ»</w:t>
+              <w:t xml:space="preserve">дальше: «LISTENING. Соедини каждого человека с двумя фактами о том, что он делал»</w:t>
             </w:r>
           </w:p>
         </w:tc>
@@ -8976,173 +8155,7 @@
                 <w:sz w:val="18"/>
                 <w:szCs w:val="18"/>
               </w:rPr>
-              <w:t xml:space="preserve">gg2_u7_hw6_b3.mp3</w:t>
-            </w:r>
-          </w:p>
-        </w:tc>
-      </w:tr>
-      <w:tr>
-        <w:trPr>
-          <w:cantSplit/>
-        </w:trPr>
-        <w:tc>
-          <w:tcPr>
-            <w:tcW w:type="dxa" w:w="420"/>
-            <w:tcMar>
-              <w:top w:type="dxa" w:w="60"/>
-              <w:left w:type="dxa" w:w="80"/>
-              <w:bottom w:type="dxa" w:w="60"/>
-              <w:right w:type="dxa" w:w="80"/>
-            </w:tcMar>
-          </w:tcPr>
-          <w:p>
-            <w:r>
-              <w:rPr>
-                <w:rFonts w:ascii="Arial" w:cs="Arial" w:eastAsia="Arial" w:hAnsi="Arial"/>
-                <w:b w:val="false"/>
-                <w:bCs w:val="false"/>
-                <w:sz w:val="18"/>
-                <w:szCs w:val="18"/>
-              </w:rPr>
-              <w:t xml:space="preserve">☐</w:t>
-            </w:r>
-          </w:p>
-        </w:tc>
-        <w:tc>
-          <w:tcPr>
-            <w:tcW w:type="dxa" w:w="480"/>
-            <w:tcMar>
-              <w:top w:type="dxa" w:w="60"/>
-              <w:left w:type="dxa" w:w="80"/>
-              <w:bottom w:type="dxa" w:w="60"/>
-              <w:right w:type="dxa" w:w="80"/>
-            </w:tcMar>
-          </w:tcPr>
-          <w:p>
-            <w:r>
-              <w:rPr>
-                <w:rFonts w:ascii="Arial" w:cs="Arial" w:eastAsia="Arial" w:hAnsi="Arial"/>
-                <w:b w:val="false"/>
-                <w:bCs w:val="false"/>
-                <w:sz w:val="18"/>
-                <w:szCs w:val="18"/>
-              </w:rPr>
-              <w:t xml:space="preserve">44</w:t>
-            </w:r>
-          </w:p>
-        </w:tc>
-        <w:tc>
-          <w:tcPr>
-            <w:tcW w:type="dxa" w:w="1000"/>
-            <w:tcMar>
-              <w:top w:type="dxa" w:w="60"/>
-              <w:left w:type="dxa" w:w="80"/>
-              <w:bottom w:type="dxa" w:w="60"/>
-              <w:right w:type="dxa" w:w="80"/>
-            </w:tcMar>
-          </w:tcPr>
-          <w:p>
-            <w:r>
-              <w:rPr>
-                <w:rFonts w:ascii="Arial" w:cs="Arial" w:eastAsia="Arial" w:hAnsi="Arial"/>
-                <w:b w:val="false"/>
-                <w:bCs w:val="false"/>
-                <w:sz w:val="18"/>
-                <w:szCs w:val="18"/>
-              </w:rPr>
-              <w:t xml:space="preserve">Тест · блок 11</w:t>
-            </w:r>
-          </w:p>
-        </w:tc>
-        <w:tc>
-          <w:tcPr>
-            <w:tcW w:type="dxa" w:w="900"/>
-            <w:tcMar>
-              <w:top w:type="dxa" w:w="60"/>
-              <w:left w:type="dxa" w:w="80"/>
-              <w:bottom w:type="dxa" w:w="60"/>
-              <w:right w:type="dxa" w:w="80"/>
-            </w:tcMar>
-          </w:tcPr>
-          <w:p>
-            <w:r>
-              <w:rPr>
-                <w:rFonts w:ascii="Arial" w:cs="Arial" w:eastAsia="Arial" w:hAnsi="Arial"/>
-                <w:b w:val="false"/>
-                <w:bCs w:val="false"/>
-                <w:sz w:val="18"/>
-                <w:szCs w:val="18"/>
-              </w:rPr>
-              <w:t xml:space="preserve">🔊 аудио</w:t>
-            </w:r>
-          </w:p>
-        </w:tc>
-        <w:tc>
-          <w:tcPr>
-            <w:tcW w:type="dxa" w:w="4200"/>
-            <w:tcMar>
-              <w:top w:type="dxa" w:w="60"/>
-              <w:left w:type="dxa" w:w="80"/>
-              <w:bottom w:type="dxa" w:w="60"/>
-              <w:right w:type="dxa" w:w="80"/>
-            </w:tcMar>
-          </w:tcPr>
-          <w:p>
-            <w:r>
-              <w:rPr>
-                <w:rFonts w:ascii="Arial" w:cs="Arial" w:eastAsia="Arial" w:hAnsi="Arial"/>
-                <w:b w:val="false"/>
-                <w:bCs w:val="false"/>
-                <w:sz w:val="18"/>
-                <w:szCs w:val="18"/>
-              </w:rPr>
-              <w:t xml:space="preserve">аудио теста: разговор в кассе вокзала (билет до Эдинбурга, return, обратно в воскресенье вечером, поезд 11:30, £85, платформа 6)</w:t>
-            </w:r>
-          </w:p>
-        </w:tc>
-        <w:tc>
-          <w:tcPr>
-            <w:tcW w:type="dxa" w:w="5200"/>
-            <w:tcMar>
-              <w:top w:type="dxa" w:w="60"/>
-              <w:left w:type="dxa" w:w="80"/>
-              <w:bottom w:type="dxa" w:w="60"/>
-              <w:right w:type="dxa" w:w="80"/>
-            </w:tcMar>
-          </w:tcPr>
-          <w:p>
-            <w:r>
-              <w:rPr>
-                <w:rFonts w:ascii="Arial" w:cs="Arial" w:eastAsia="Arial" w:hAnsi="Arial"/>
-                <w:b w:val="false"/>
-                <w:bCs w:val="false"/>
-                <w:sz w:val="18"/>
-                <w:szCs w:val="18"/>
-              </w:rPr>
-              <w:t xml:space="preserve">дальше: «Послушай аудио и выбери правильный ответ на каждый вопрос»</w:t>
-            </w:r>
-          </w:p>
-        </w:tc>
-        <w:tc>
-          <w:tcPr>
-            <w:tcW w:type="dxa" w:w="3198"/>
-            <w:tcMar>
-              <w:top w:type="dxa" w:w="60"/>
-              <w:left w:type="dxa" w:w="80"/>
-              <w:bottom w:type="dxa" w:w="60"/>
-              <w:right w:type="dxa" w:w="80"/>
-            </w:tcMar>
-          </w:tcPr>
-          <w:p>
-            <w:r>
-              <w:rPr>
-                <w:rFonts w:ascii="Consolas" w:cs="Consolas" w:eastAsia="Consolas" w:hAnsi="Consolas"/>
-                <w:b w:val="false"/>
-                <w:bCs w:val="false"/>
-                <w:sz w:val="18"/>
-                <w:szCs w:val="18"/>
-              </w:rPr>
-              <w:t xml:space="preserve">gg2_u7_test_b11.mp3</w:t>
+              <w:t xml:space="preserve">gg2_u6_test_b11.mp3</w:t>
             </w:r>
           </w:p>
         </w:tc>
@@ -9161,7 +8174,16 @@
           <w:sz w:val="24"/>
           <w:szCs w:val="24"/>
         </w:rPr>
-        <w:t xml:space="preserve">Unit 8</w:t>
+        <w:t xml:space="preserve">Unit 7</w:t>
+      </w:r>
+      <w:r>
+        <w:rPr>
+          <w:rFonts w:ascii="Consolas" w:cs="Consolas" w:eastAsia="Consolas" w:hAnsi="Consolas"/>
+          <w:color w:val="5A6372"/>
+          <w:sz w:val="18"/>
+          <w:szCs w:val="18"/>
+        </w:rPr>
+        <w:t xml:space="preserve">   папка classroom-media/gg2/u7/</w:t>
       </w:r>
     </w:p>
     <w:tbl>
@@ -9404,6 +8426,1056 @@
                 <w:sz w:val="18"/>
                 <w:szCs w:val="18"/>
               </w:rPr>
+              <w:t xml:space="preserve">40</w:t>
+            </w:r>
+          </w:p>
+        </w:tc>
+        <w:tc>
+          <w:tcPr>
+            <w:tcW w:type="dxa" w:w="1000"/>
+            <w:tcMar>
+              <w:top w:type="dxa" w:w="60"/>
+              <w:left w:type="dxa" w:w="80"/>
+              <w:bottom w:type="dxa" w:w="60"/>
+              <w:right w:type="dxa" w:w="80"/>
+            </w:tcMar>
+          </w:tcPr>
+          <w:p>
+            <w:r>
+              <w:rPr>
+                <w:rFonts w:ascii="Arial" w:cs="Arial" w:eastAsia="Arial" w:hAnsi="Arial"/>
+                <w:b w:val="false"/>
+                <w:bCs w:val="false"/>
+                <w:sz w:val="18"/>
+                <w:szCs w:val="18"/>
+              </w:rPr>
+              <w:t xml:space="preserve">ДЗ 2 · блок 3</w:t>
+            </w:r>
+          </w:p>
+        </w:tc>
+        <w:tc>
+          <w:tcPr>
+            <w:tcW w:type="dxa" w:w="900"/>
+            <w:tcMar>
+              <w:top w:type="dxa" w:w="60"/>
+              <w:left w:type="dxa" w:w="80"/>
+              <w:bottom w:type="dxa" w:w="60"/>
+              <w:right w:type="dxa" w:w="80"/>
+            </w:tcMar>
+          </w:tcPr>
+          <w:p>
+            <w:r>
+              <w:rPr>
+                <w:rFonts w:ascii="Arial" w:cs="Arial" w:eastAsia="Arial" w:hAnsi="Arial"/>
+                <w:b w:val="false"/>
+                <w:bCs w:val="false"/>
+                <w:sz w:val="18"/>
+                <w:szCs w:val="18"/>
+              </w:rPr>
+              <w:t xml:space="preserve">🎬 видео</w:t>
+            </w:r>
+          </w:p>
+        </w:tc>
+        <w:tc>
+          <w:tcPr>
+            <w:tcW w:type="dxa" w:w="4200"/>
+            <w:tcMar>
+              <w:top w:type="dxa" w:w="60"/>
+              <w:left w:type="dxa" w:w="80"/>
+              <w:bottom w:type="dxa" w:w="60"/>
+              <w:right w:type="dxa" w:w="80"/>
+            </w:tcMar>
+          </w:tcPr>
+          <w:p>
+            <w:r>
+              <w:rPr>
+                <w:rFonts w:ascii="Arial" w:cs="Arial" w:eastAsia="Arial" w:hAnsi="Arial"/>
+                <w:b w:val="false"/>
+                <w:bCs w:val="false"/>
+                <w:sz w:val="18"/>
+                <w:szCs w:val="18"/>
+              </w:rPr>
+              <w:t xml:space="preserve">видео учебника: Хэмми и друзья не попали в кино — автобус не пришёл, пошёл дождь</w:t>
+            </w:r>
+          </w:p>
+        </w:tc>
+        <w:tc>
+          <w:tcPr>
+            <w:tcW w:type="dxa" w:w="5200"/>
+            <w:tcMar>
+              <w:top w:type="dxa" w:w="60"/>
+              <w:left w:type="dxa" w:w="80"/>
+              <w:bottom w:type="dxa" w:w="60"/>
+              <w:right w:type="dxa" w:w="80"/>
+            </w:tcMar>
+          </w:tcPr>
+          <w:p>
+            <w:r>
+              <w:rPr>
+                <w:rFonts w:ascii="Arial" w:cs="Arial" w:eastAsia="Arial" w:hAnsi="Arial"/>
+                <w:b w:val="false"/>
+                <w:bCs w:val="false"/>
+                <w:sz w:val="18"/>
+                <w:szCs w:val="18"/>
+              </w:rPr>
+              <w:t xml:space="preserve">дальше: «Отлично, ты посмотрел видео и выполнил задание! А теперь практика: расставь слова в правильном порядке.»</w:t>
+            </w:r>
+          </w:p>
+        </w:tc>
+        <w:tc>
+          <w:tcPr>
+            <w:tcW w:type="dxa" w:w="3198"/>
+            <w:tcMar>
+              <w:top w:type="dxa" w:w="60"/>
+              <w:left w:type="dxa" w:w="80"/>
+              <w:bottom w:type="dxa" w:w="60"/>
+              <w:right w:type="dxa" w:w="80"/>
+            </w:tcMar>
+          </w:tcPr>
+          <w:p>
+            <w:r>
+              <w:rPr>
+                <w:rFonts w:ascii="Consolas" w:cs="Consolas" w:eastAsia="Consolas" w:hAnsi="Consolas"/>
+                <w:b w:val="false"/>
+                <w:bCs w:val="false"/>
+                <w:sz w:val="18"/>
+                <w:szCs w:val="18"/>
+              </w:rPr>
+              <w:t xml:space="preserve">gg2_u7_hw2_b3.mp4</w:t>
+            </w:r>
+          </w:p>
+        </w:tc>
+      </w:tr>
+      <w:tr>
+        <w:trPr>
+          <w:cantSplit/>
+        </w:trPr>
+        <w:tc>
+          <w:tcPr>
+            <w:tcW w:type="dxa" w:w="420"/>
+            <w:tcMar>
+              <w:top w:type="dxa" w:w="60"/>
+              <w:left w:type="dxa" w:w="80"/>
+              <w:bottom w:type="dxa" w:w="60"/>
+              <w:right w:type="dxa" w:w="80"/>
+            </w:tcMar>
+          </w:tcPr>
+          <w:p>
+            <w:r>
+              <w:rPr>
+                <w:rFonts w:ascii="Arial" w:cs="Arial" w:eastAsia="Arial" w:hAnsi="Arial"/>
+                <w:b w:val="false"/>
+                <w:bCs w:val="false"/>
+                <w:sz w:val="18"/>
+                <w:szCs w:val="18"/>
+              </w:rPr>
+              <w:t xml:space="preserve">☐</w:t>
+            </w:r>
+          </w:p>
+        </w:tc>
+        <w:tc>
+          <w:tcPr>
+            <w:tcW w:type="dxa" w:w="480"/>
+            <w:tcMar>
+              <w:top w:type="dxa" w:w="60"/>
+              <w:left w:type="dxa" w:w="80"/>
+              <w:bottom w:type="dxa" w:w="60"/>
+              <w:right w:type="dxa" w:w="80"/>
+            </w:tcMar>
+          </w:tcPr>
+          <w:p>
+            <w:r>
+              <w:rPr>
+                <w:rFonts w:ascii="Arial" w:cs="Arial" w:eastAsia="Arial" w:hAnsi="Arial"/>
+                <w:b w:val="false"/>
+                <w:bCs w:val="false"/>
+                <w:sz w:val="18"/>
+                <w:szCs w:val="18"/>
+              </w:rPr>
+              <w:t xml:space="preserve">41</w:t>
+            </w:r>
+          </w:p>
+        </w:tc>
+        <w:tc>
+          <w:tcPr>
+            <w:tcW w:type="dxa" w:w="1000"/>
+            <w:tcMar>
+              <w:top w:type="dxa" w:w="60"/>
+              <w:left w:type="dxa" w:w="80"/>
+              <w:bottom w:type="dxa" w:w="60"/>
+              <w:right w:type="dxa" w:w="80"/>
+            </w:tcMar>
+          </w:tcPr>
+          <w:p>
+            <w:r>
+              <w:rPr>
+                <w:rFonts w:ascii="Arial" w:cs="Arial" w:eastAsia="Arial" w:hAnsi="Arial"/>
+                <w:b w:val="false"/>
+                <w:bCs w:val="false"/>
+                <w:sz w:val="18"/>
+                <w:szCs w:val="18"/>
+              </w:rPr>
+              <w:t xml:space="preserve">ДЗ 3 · блок 3</w:t>
+            </w:r>
+          </w:p>
+        </w:tc>
+        <w:tc>
+          <w:tcPr>
+            <w:tcW w:type="dxa" w:w="900"/>
+            <w:tcMar>
+              <w:top w:type="dxa" w:w="60"/>
+              <w:left w:type="dxa" w:w="80"/>
+              <w:bottom w:type="dxa" w:w="60"/>
+              <w:right w:type="dxa" w:w="80"/>
+            </w:tcMar>
+          </w:tcPr>
+          <w:p>
+            <w:r>
+              <w:rPr>
+                <w:rFonts w:ascii="Arial" w:cs="Arial" w:eastAsia="Arial" w:hAnsi="Arial"/>
+                <w:b w:val="false"/>
+                <w:bCs w:val="false"/>
+                <w:sz w:val="18"/>
+                <w:szCs w:val="18"/>
+              </w:rPr>
+              <w:t xml:space="preserve">🎬 видео</w:t>
+            </w:r>
+          </w:p>
+        </w:tc>
+        <w:tc>
+          <w:tcPr>
+            <w:tcW w:type="dxa" w:w="4200"/>
+            <w:tcMar>
+              <w:top w:type="dxa" w:w="60"/>
+              <w:left w:type="dxa" w:w="80"/>
+              <w:bottom w:type="dxa" w:w="60"/>
+              <w:right w:type="dxa" w:w="80"/>
+            </w:tcMar>
+          </w:tcPr>
+          <w:p>
+            <w:r>
+              <w:rPr>
+                <w:rFonts w:ascii="Arial" w:cs="Arial" w:eastAsia="Arial" w:hAnsi="Arial"/>
+                <w:b w:val="false"/>
+                <w:bCs w:val="false"/>
+                <w:sz w:val="18"/>
+                <w:szCs w:val="18"/>
+              </w:rPr>
+              <w:t xml:space="preserve">видео учебника: Anna, Max и Hammy на каникулах, обезьяна с фотоаппаратом</w:t>
+            </w:r>
+          </w:p>
+        </w:tc>
+        <w:tc>
+          <w:tcPr>
+            <w:tcW w:type="dxa" w:w="5200"/>
+            <w:tcMar>
+              <w:top w:type="dxa" w:w="60"/>
+              <w:left w:type="dxa" w:w="80"/>
+              <w:bottom w:type="dxa" w:w="60"/>
+              <w:right w:type="dxa" w:w="80"/>
+            </w:tcMar>
+          </w:tcPr>
+          <w:p>
+            <w:r>
+              <w:rPr>
+                <w:rFonts w:ascii="Arial" w:cs="Arial" w:eastAsia="Arial" w:hAnsi="Arial"/>
+                <w:b w:val="false"/>
+                <w:bCs w:val="false"/>
+                <w:sz w:val="18"/>
+                <w:szCs w:val="18"/>
+              </w:rPr>
+              <w:t xml:space="preserve">дальше: «Отлично! А теперь настало время потрудиться: расставь слова в вопросах в правильном порядке.»</w:t>
+            </w:r>
+          </w:p>
+        </w:tc>
+        <w:tc>
+          <w:tcPr>
+            <w:tcW w:type="dxa" w:w="3198"/>
+            <w:tcMar>
+              <w:top w:type="dxa" w:w="60"/>
+              <w:left w:type="dxa" w:w="80"/>
+              <w:bottom w:type="dxa" w:w="60"/>
+              <w:right w:type="dxa" w:w="80"/>
+            </w:tcMar>
+          </w:tcPr>
+          <w:p>
+            <w:r>
+              <w:rPr>
+                <w:rFonts w:ascii="Consolas" w:cs="Consolas" w:eastAsia="Consolas" w:hAnsi="Consolas"/>
+                <w:b w:val="false"/>
+                <w:bCs w:val="false"/>
+                <w:sz w:val="18"/>
+                <w:szCs w:val="18"/>
+              </w:rPr>
+              <w:t xml:space="preserve">gg2_u7_hw3_b3.mp4</w:t>
+            </w:r>
+          </w:p>
+        </w:tc>
+      </w:tr>
+      <w:tr>
+        <w:trPr>
+          <w:cantSplit/>
+        </w:trPr>
+        <w:tc>
+          <w:tcPr>
+            <w:tcW w:type="dxa" w:w="420"/>
+            <w:tcMar>
+              <w:top w:type="dxa" w:w="60"/>
+              <w:left w:type="dxa" w:w="80"/>
+              <w:bottom w:type="dxa" w:w="60"/>
+              <w:right w:type="dxa" w:w="80"/>
+            </w:tcMar>
+          </w:tcPr>
+          <w:p>
+            <w:r>
+              <w:rPr>
+                <w:rFonts w:ascii="Arial" w:cs="Arial" w:eastAsia="Arial" w:hAnsi="Arial"/>
+                <w:b w:val="false"/>
+                <w:bCs w:val="false"/>
+                <w:sz w:val="18"/>
+                <w:szCs w:val="18"/>
+              </w:rPr>
+              <w:t xml:space="preserve">☐</w:t>
+            </w:r>
+          </w:p>
+        </w:tc>
+        <w:tc>
+          <w:tcPr>
+            <w:tcW w:type="dxa" w:w="480"/>
+            <w:tcMar>
+              <w:top w:type="dxa" w:w="60"/>
+              <w:left w:type="dxa" w:w="80"/>
+              <w:bottom w:type="dxa" w:w="60"/>
+              <w:right w:type="dxa" w:w="80"/>
+            </w:tcMar>
+          </w:tcPr>
+          <w:p>
+            <w:r>
+              <w:rPr>
+                <w:rFonts w:ascii="Arial" w:cs="Arial" w:eastAsia="Arial" w:hAnsi="Arial"/>
+                <w:b w:val="false"/>
+                <w:bCs w:val="false"/>
+                <w:sz w:val="18"/>
+                <w:szCs w:val="18"/>
+              </w:rPr>
+              <w:t xml:space="preserve">42</w:t>
+            </w:r>
+          </w:p>
+        </w:tc>
+        <w:tc>
+          <w:tcPr>
+            <w:tcW w:type="dxa" w:w="1000"/>
+            <w:tcMar>
+              <w:top w:type="dxa" w:w="60"/>
+              <w:left w:type="dxa" w:w="80"/>
+              <w:bottom w:type="dxa" w:w="60"/>
+              <w:right w:type="dxa" w:w="80"/>
+            </w:tcMar>
+          </w:tcPr>
+          <w:p>
+            <w:r>
+              <w:rPr>
+                <w:rFonts w:ascii="Arial" w:cs="Arial" w:eastAsia="Arial" w:hAnsi="Arial"/>
+                <w:b w:val="false"/>
+                <w:bCs w:val="false"/>
+                <w:sz w:val="18"/>
+                <w:szCs w:val="18"/>
+              </w:rPr>
+              <w:t xml:space="preserve">ДЗ 4 · блок 3</w:t>
+            </w:r>
+          </w:p>
+        </w:tc>
+        <w:tc>
+          <w:tcPr>
+            <w:tcW w:type="dxa" w:w="900"/>
+            <w:tcMar>
+              <w:top w:type="dxa" w:w="60"/>
+              <w:left w:type="dxa" w:w="80"/>
+              <w:bottom w:type="dxa" w:w="60"/>
+              <w:right w:type="dxa" w:w="80"/>
+            </w:tcMar>
+          </w:tcPr>
+          <w:p>
+            <w:r>
+              <w:rPr>
+                <w:rFonts w:ascii="Arial" w:cs="Arial" w:eastAsia="Arial" w:hAnsi="Arial"/>
+                <w:b w:val="false"/>
+                <w:bCs w:val="false"/>
+                <w:sz w:val="18"/>
+                <w:szCs w:val="18"/>
+              </w:rPr>
+              <w:t xml:space="preserve">🎬 видео</w:t>
+            </w:r>
+          </w:p>
+        </w:tc>
+        <w:tc>
+          <w:tcPr>
+            <w:tcW w:type="dxa" w:w="4200"/>
+            <w:tcMar>
+              <w:top w:type="dxa" w:w="60"/>
+              <w:left w:type="dxa" w:w="80"/>
+              <w:bottom w:type="dxa" w:w="60"/>
+              <w:right w:type="dxa" w:w="80"/>
+            </w:tcMar>
+          </w:tcPr>
+          <w:p>
+            <w:r>
+              <w:rPr>
+                <w:rFonts w:ascii="Arial" w:cs="Arial" w:eastAsia="Arial" w:hAnsi="Arial"/>
+                <w:b w:val="false"/>
+                <w:bCs w:val="false"/>
+                <w:sz w:val="18"/>
+                <w:szCs w:val="18"/>
+              </w:rPr>
+              <w:t xml:space="preserve">покупка билета на поезд в Калифорнию (How much is it? Which platform?)</w:t>
+            </w:r>
+          </w:p>
+        </w:tc>
+        <w:tc>
+          <w:tcPr>
+            <w:tcW w:type="dxa" w:w="5200"/>
+            <w:tcMar>
+              <w:top w:type="dxa" w:w="60"/>
+              <w:left w:type="dxa" w:w="80"/>
+              <w:bottom w:type="dxa" w:w="60"/>
+              <w:right w:type="dxa" w:w="80"/>
+            </w:tcMar>
+          </w:tcPr>
+          <w:p>
+            <w:r>
+              <w:rPr>
+                <w:rFonts w:ascii="Arial" w:cs="Arial" w:eastAsia="Arial" w:hAnsi="Arial"/>
+                <w:b w:val="false"/>
+                <w:bCs w:val="false"/>
+                <w:sz w:val="18"/>
+                <w:szCs w:val="18"/>
+              </w:rPr>
+              <w:t xml:space="preserve">дальше: «Соедини вопросы с ответами»</w:t>
+            </w:r>
+          </w:p>
+        </w:tc>
+        <w:tc>
+          <w:tcPr>
+            <w:tcW w:type="dxa" w:w="3198"/>
+            <w:tcMar>
+              <w:top w:type="dxa" w:w="60"/>
+              <w:left w:type="dxa" w:w="80"/>
+              <w:bottom w:type="dxa" w:w="60"/>
+              <w:right w:type="dxa" w:w="80"/>
+            </w:tcMar>
+          </w:tcPr>
+          <w:p>
+            <w:r>
+              <w:rPr>
+                <w:rFonts w:ascii="Consolas" w:cs="Consolas" w:eastAsia="Consolas" w:hAnsi="Consolas"/>
+                <w:b w:val="false"/>
+                <w:bCs w:val="false"/>
+                <w:sz w:val="18"/>
+                <w:szCs w:val="18"/>
+              </w:rPr>
+              <w:t xml:space="preserve">gg2_u7_hw4_b3.mp4</w:t>
+            </w:r>
+          </w:p>
+        </w:tc>
+      </w:tr>
+      <w:tr>
+        <w:trPr>
+          <w:cantSplit/>
+        </w:trPr>
+        <w:tc>
+          <w:tcPr>
+            <w:tcW w:type="dxa" w:w="420"/>
+            <w:tcMar>
+              <w:top w:type="dxa" w:w="60"/>
+              <w:left w:type="dxa" w:w="80"/>
+              <w:bottom w:type="dxa" w:w="60"/>
+              <w:right w:type="dxa" w:w="80"/>
+            </w:tcMar>
+          </w:tcPr>
+          <w:p>
+            <w:r>
+              <w:rPr>
+                <w:rFonts w:ascii="Arial" w:cs="Arial" w:eastAsia="Arial" w:hAnsi="Arial"/>
+                <w:b w:val="false"/>
+                <w:bCs w:val="false"/>
+                <w:sz w:val="18"/>
+                <w:szCs w:val="18"/>
+              </w:rPr>
+              <w:t xml:space="preserve">☐</w:t>
+            </w:r>
+          </w:p>
+        </w:tc>
+        <w:tc>
+          <w:tcPr>
+            <w:tcW w:type="dxa" w:w="480"/>
+            <w:tcMar>
+              <w:top w:type="dxa" w:w="60"/>
+              <w:left w:type="dxa" w:w="80"/>
+              <w:bottom w:type="dxa" w:w="60"/>
+              <w:right w:type="dxa" w:w="80"/>
+            </w:tcMar>
+          </w:tcPr>
+          <w:p>
+            <w:r>
+              <w:rPr>
+                <w:rFonts w:ascii="Arial" w:cs="Arial" w:eastAsia="Arial" w:hAnsi="Arial"/>
+                <w:b w:val="false"/>
+                <w:bCs w:val="false"/>
+                <w:sz w:val="18"/>
+                <w:szCs w:val="18"/>
+              </w:rPr>
+              <w:t xml:space="preserve">43</w:t>
+            </w:r>
+          </w:p>
+        </w:tc>
+        <w:tc>
+          <w:tcPr>
+            <w:tcW w:type="dxa" w:w="1000"/>
+            <w:tcMar>
+              <w:top w:type="dxa" w:w="60"/>
+              <w:left w:type="dxa" w:w="80"/>
+              <w:bottom w:type="dxa" w:w="60"/>
+              <w:right w:type="dxa" w:w="80"/>
+            </w:tcMar>
+          </w:tcPr>
+          <w:p>
+            <w:r>
+              <w:rPr>
+                <w:rFonts w:ascii="Arial" w:cs="Arial" w:eastAsia="Arial" w:hAnsi="Arial"/>
+                <w:b w:val="false"/>
+                <w:bCs w:val="false"/>
+                <w:sz w:val="18"/>
+                <w:szCs w:val="18"/>
+              </w:rPr>
+              <w:t xml:space="preserve">ДЗ 6 · блок 3</w:t>
+            </w:r>
+          </w:p>
+        </w:tc>
+        <w:tc>
+          <w:tcPr>
+            <w:tcW w:type="dxa" w:w="900"/>
+            <w:tcMar>
+              <w:top w:type="dxa" w:w="60"/>
+              <w:left w:type="dxa" w:w="80"/>
+              <w:bottom w:type="dxa" w:w="60"/>
+              <w:right w:type="dxa" w:w="80"/>
+            </w:tcMar>
+          </w:tcPr>
+          <w:p>
+            <w:r>
+              <w:rPr>
+                <w:rFonts w:ascii="Arial" w:cs="Arial" w:eastAsia="Arial" w:hAnsi="Arial"/>
+                <w:b w:val="false"/>
+                <w:bCs w:val="false"/>
+                <w:sz w:val="18"/>
+                <w:szCs w:val="18"/>
+              </w:rPr>
+              <w:t xml:space="preserve">🔊 аудио</w:t>
+            </w:r>
+          </w:p>
+        </w:tc>
+        <w:tc>
+          <w:tcPr>
+            <w:tcW w:type="dxa" w:w="4200"/>
+            <w:tcMar>
+              <w:top w:type="dxa" w:w="60"/>
+              <w:left w:type="dxa" w:w="80"/>
+              <w:bottom w:type="dxa" w:w="60"/>
+              <w:right w:type="dxa" w:w="80"/>
+            </w:tcMar>
+          </w:tcPr>
+          <w:p>
+            <w:r>
+              <w:rPr>
+                <w:rFonts w:ascii="Arial" w:cs="Arial" w:eastAsia="Arial" w:hAnsi="Arial"/>
+                <w:b w:val="false"/>
+                <w:bCs w:val="false"/>
+                <w:sz w:val="18"/>
+                <w:szCs w:val="18"/>
+              </w:rPr>
+              <w:t xml:space="preserve">аудио учебника: Penny рассказывает David про свой отпуск</w:t>
+            </w:r>
+          </w:p>
+        </w:tc>
+        <w:tc>
+          <w:tcPr>
+            <w:tcW w:type="dxa" w:w="5200"/>
+            <w:tcMar>
+              <w:top w:type="dxa" w:w="60"/>
+              <w:left w:type="dxa" w:w="80"/>
+              <w:bottom w:type="dxa" w:w="60"/>
+              <w:right w:type="dxa" w:w="80"/>
+            </w:tcMar>
+          </w:tcPr>
+          <w:p>
+            <w:r>
+              <w:rPr>
+                <w:rFonts w:ascii="Arial" w:cs="Arial" w:eastAsia="Arial" w:hAnsi="Arial"/>
+                <w:b w:val="false"/>
+                <w:bCs w:val="false"/>
+                <w:sz w:val="18"/>
+                <w:szCs w:val="18"/>
+              </w:rPr>
+              <w:t xml:space="preserve">дальше: «Послушай аудио и выбери правильный ответ»</w:t>
+            </w:r>
+          </w:p>
+        </w:tc>
+        <w:tc>
+          <w:tcPr>
+            <w:tcW w:type="dxa" w:w="3198"/>
+            <w:tcMar>
+              <w:top w:type="dxa" w:w="60"/>
+              <w:left w:type="dxa" w:w="80"/>
+              <w:bottom w:type="dxa" w:w="60"/>
+              <w:right w:type="dxa" w:w="80"/>
+            </w:tcMar>
+          </w:tcPr>
+          <w:p>
+            <w:r>
+              <w:rPr>
+                <w:rFonts w:ascii="Consolas" w:cs="Consolas" w:eastAsia="Consolas" w:hAnsi="Consolas"/>
+                <w:b w:val="false"/>
+                <w:bCs w:val="false"/>
+                <w:sz w:val="18"/>
+                <w:szCs w:val="18"/>
+              </w:rPr>
+              <w:t xml:space="preserve">gg2_u7_hw6_b3.mp3</w:t>
+            </w:r>
+          </w:p>
+        </w:tc>
+      </w:tr>
+      <w:tr>
+        <w:trPr>
+          <w:cantSplit/>
+        </w:trPr>
+        <w:tc>
+          <w:tcPr>
+            <w:tcW w:type="dxa" w:w="420"/>
+            <w:tcMar>
+              <w:top w:type="dxa" w:w="60"/>
+              <w:left w:type="dxa" w:w="80"/>
+              <w:bottom w:type="dxa" w:w="60"/>
+              <w:right w:type="dxa" w:w="80"/>
+            </w:tcMar>
+          </w:tcPr>
+          <w:p>
+            <w:r>
+              <w:rPr>
+                <w:rFonts w:ascii="Arial" w:cs="Arial" w:eastAsia="Arial" w:hAnsi="Arial"/>
+                <w:b w:val="false"/>
+                <w:bCs w:val="false"/>
+                <w:sz w:val="18"/>
+                <w:szCs w:val="18"/>
+              </w:rPr>
+              <w:t xml:space="preserve">☐</w:t>
+            </w:r>
+          </w:p>
+        </w:tc>
+        <w:tc>
+          <w:tcPr>
+            <w:tcW w:type="dxa" w:w="480"/>
+            <w:tcMar>
+              <w:top w:type="dxa" w:w="60"/>
+              <w:left w:type="dxa" w:w="80"/>
+              <w:bottom w:type="dxa" w:w="60"/>
+              <w:right w:type="dxa" w:w="80"/>
+            </w:tcMar>
+          </w:tcPr>
+          <w:p>
+            <w:r>
+              <w:rPr>
+                <w:rFonts w:ascii="Arial" w:cs="Arial" w:eastAsia="Arial" w:hAnsi="Arial"/>
+                <w:b w:val="false"/>
+                <w:bCs w:val="false"/>
+                <w:sz w:val="18"/>
+                <w:szCs w:val="18"/>
+              </w:rPr>
+              <w:t xml:space="preserve">44</w:t>
+            </w:r>
+          </w:p>
+        </w:tc>
+        <w:tc>
+          <w:tcPr>
+            <w:tcW w:type="dxa" w:w="1000"/>
+            <w:tcMar>
+              <w:top w:type="dxa" w:w="60"/>
+              <w:left w:type="dxa" w:w="80"/>
+              <w:bottom w:type="dxa" w:w="60"/>
+              <w:right w:type="dxa" w:w="80"/>
+            </w:tcMar>
+          </w:tcPr>
+          <w:p>
+            <w:r>
+              <w:rPr>
+                <w:rFonts w:ascii="Arial" w:cs="Arial" w:eastAsia="Arial" w:hAnsi="Arial"/>
+                <w:b w:val="false"/>
+                <w:bCs w:val="false"/>
+                <w:sz w:val="18"/>
+                <w:szCs w:val="18"/>
+              </w:rPr>
+              <w:t xml:space="preserve">Тест · блок 11</w:t>
+            </w:r>
+          </w:p>
+        </w:tc>
+        <w:tc>
+          <w:tcPr>
+            <w:tcW w:type="dxa" w:w="900"/>
+            <w:tcMar>
+              <w:top w:type="dxa" w:w="60"/>
+              <w:left w:type="dxa" w:w="80"/>
+              <w:bottom w:type="dxa" w:w="60"/>
+              <w:right w:type="dxa" w:w="80"/>
+            </w:tcMar>
+          </w:tcPr>
+          <w:p>
+            <w:r>
+              <w:rPr>
+                <w:rFonts w:ascii="Arial" w:cs="Arial" w:eastAsia="Arial" w:hAnsi="Arial"/>
+                <w:b w:val="false"/>
+                <w:bCs w:val="false"/>
+                <w:sz w:val="18"/>
+                <w:szCs w:val="18"/>
+              </w:rPr>
+              <w:t xml:space="preserve">🔊 аудио</w:t>
+            </w:r>
+          </w:p>
+        </w:tc>
+        <w:tc>
+          <w:tcPr>
+            <w:tcW w:type="dxa" w:w="4200"/>
+            <w:tcMar>
+              <w:top w:type="dxa" w:w="60"/>
+              <w:left w:type="dxa" w:w="80"/>
+              <w:bottom w:type="dxa" w:w="60"/>
+              <w:right w:type="dxa" w:w="80"/>
+            </w:tcMar>
+          </w:tcPr>
+          <w:p>
+            <w:r>
+              <w:rPr>
+                <w:rFonts w:ascii="Arial" w:cs="Arial" w:eastAsia="Arial" w:hAnsi="Arial"/>
+                <w:b w:val="false"/>
+                <w:bCs w:val="false"/>
+                <w:sz w:val="18"/>
+                <w:szCs w:val="18"/>
+              </w:rPr>
+              <w:t xml:space="preserve">аудио теста: разговор в кассе вокзала (билет до Эдинбурга, return, обратно в воскресенье вечером, поезд 11:30, £85, платформа 6)</w:t>
+            </w:r>
+          </w:p>
+        </w:tc>
+        <w:tc>
+          <w:tcPr>
+            <w:tcW w:type="dxa" w:w="5200"/>
+            <w:tcMar>
+              <w:top w:type="dxa" w:w="60"/>
+              <w:left w:type="dxa" w:w="80"/>
+              <w:bottom w:type="dxa" w:w="60"/>
+              <w:right w:type="dxa" w:w="80"/>
+            </w:tcMar>
+          </w:tcPr>
+          <w:p>
+            <w:r>
+              <w:rPr>
+                <w:rFonts w:ascii="Arial" w:cs="Arial" w:eastAsia="Arial" w:hAnsi="Arial"/>
+                <w:b w:val="false"/>
+                <w:bCs w:val="false"/>
+                <w:sz w:val="18"/>
+                <w:szCs w:val="18"/>
+              </w:rPr>
+              <w:t xml:space="preserve">дальше: «Послушай аудио и выбери правильный ответ на каждый вопрос»</w:t>
+            </w:r>
+          </w:p>
+        </w:tc>
+        <w:tc>
+          <w:tcPr>
+            <w:tcW w:type="dxa" w:w="3198"/>
+            <w:tcMar>
+              <w:top w:type="dxa" w:w="60"/>
+              <w:left w:type="dxa" w:w="80"/>
+              <w:bottom w:type="dxa" w:w="60"/>
+              <w:right w:type="dxa" w:w="80"/>
+            </w:tcMar>
+          </w:tcPr>
+          <w:p>
+            <w:r>
+              <w:rPr>
+                <w:rFonts w:ascii="Consolas" w:cs="Consolas" w:eastAsia="Consolas" w:hAnsi="Consolas"/>
+                <w:b w:val="false"/>
+                <w:bCs w:val="false"/>
+                <w:sz w:val="18"/>
+                <w:szCs w:val="18"/>
+              </w:rPr>
+              <w:t xml:space="preserve">gg2_u7_test_b11.mp3</w:t>
+            </w:r>
+          </w:p>
+        </w:tc>
+      </w:tr>
+    </w:tbl>
+    <w:p>
+      <w:pPr>
+        <w:pStyle w:val="Heading2"/>
+        <w:spacing w:after="80" w:before="200"/>
+      </w:pPr>
+      <w:r>
+        <w:rPr>
+          <w:rFonts w:ascii="Arial" w:cs="Arial" w:eastAsia="Arial" w:hAnsi="Arial"/>
+          <w:b/>
+          <w:bCs/>
+          <w:sz w:val="24"/>
+          <w:szCs w:val="24"/>
+        </w:rPr>
+        <w:t xml:space="preserve">Unit 8</w:t>
+      </w:r>
+      <w:r>
+        <w:rPr>
+          <w:rFonts w:ascii="Consolas" w:cs="Consolas" w:eastAsia="Consolas" w:hAnsi="Consolas"/>
+          <w:color w:val="5A6372"/>
+          <w:sz w:val="18"/>
+          <w:szCs w:val="18"/>
+        </w:rPr>
+        <w:t xml:space="preserve">   папка classroom-media/gg2/u8/</w:t>
+      </w:r>
+    </w:p>
+    <w:tbl>
+      <w:tblPr>
+        <w:tblW w:type="dxa" w:w="15398"/>
+        <w:tblBorders>
+          <w:top w:val="single" w:color="auto" w:sz="4"/>
+          <w:left w:val="single" w:color="auto" w:sz="4"/>
+          <w:bottom w:val="single" w:color="auto" w:sz="4"/>
+          <w:right w:val="single" w:color="auto" w:sz="4"/>
+          <w:insideH w:val="single" w:color="auto" w:sz="4"/>
+          <w:insideV w:val="single" w:color="auto" w:sz="4"/>
+        </w:tblBorders>
+      </w:tblPr>
+      <w:tblGrid>
+        <w:gridCol w:w="420"/>
+        <w:gridCol w:w="480"/>
+        <w:gridCol w:w="1000"/>
+        <w:gridCol w:w="900"/>
+        <w:gridCol w:w="4200"/>
+        <w:gridCol w:w="5200"/>
+        <w:gridCol w:w="3198"/>
+      </w:tblGrid>
+      <w:tr>
+        <w:trPr>
+          <w:tblHeader/>
+        </w:trPr>
+        <w:tc>
+          <w:tcPr>
+            <w:tcW w:type="dxa" w:w="420"/>
+            <w:shd w:fill="E8EEF7" w:color="auto" w:val="clear"/>
+            <w:tcMar>
+              <w:top w:type="dxa" w:w="60"/>
+              <w:left w:type="dxa" w:w="80"/>
+              <w:bottom w:type="dxa" w:w="60"/>
+              <w:right w:type="dxa" w:w="80"/>
+            </w:tcMar>
+          </w:tcPr>
+          <w:p>
+            <w:r>
+              <w:rPr>
+                <w:rFonts w:ascii="Arial" w:cs="Arial" w:eastAsia="Arial" w:hAnsi="Arial"/>
+                <w:b/>
+                <w:bCs/>
+                <w:sz w:val="18"/>
+                <w:szCs w:val="18"/>
+              </w:rPr>
+              <w:t xml:space="preserve">✔</w:t>
+            </w:r>
+          </w:p>
+        </w:tc>
+        <w:tc>
+          <w:tcPr>
+            <w:tcW w:type="dxa" w:w="480"/>
+            <w:shd w:fill="E8EEF7" w:color="auto" w:val="clear"/>
+            <w:tcMar>
+              <w:top w:type="dxa" w:w="60"/>
+              <w:left w:type="dxa" w:w="80"/>
+              <w:bottom w:type="dxa" w:w="60"/>
+              <w:right w:type="dxa" w:w="80"/>
+            </w:tcMar>
+          </w:tcPr>
+          <w:p>
+            <w:r>
+              <w:rPr>
+                <w:rFonts w:ascii="Arial" w:cs="Arial" w:eastAsia="Arial" w:hAnsi="Arial"/>
+                <w:b/>
+                <w:bCs/>
+                <w:sz w:val="18"/>
+                <w:szCs w:val="18"/>
+              </w:rPr>
+              <w:t xml:space="preserve">№</w:t>
+            </w:r>
+          </w:p>
+        </w:tc>
+        <w:tc>
+          <w:tcPr>
+            <w:tcW w:type="dxa" w:w="1000"/>
+            <w:shd w:fill="E8EEF7" w:color="auto" w:val="clear"/>
+            <w:tcMar>
+              <w:top w:type="dxa" w:w="60"/>
+              <w:left w:type="dxa" w:w="80"/>
+              <w:bottom w:type="dxa" w:w="60"/>
+              <w:right w:type="dxa" w:w="80"/>
+            </w:tcMar>
+          </w:tcPr>
+          <w:p>
+            <w:r>
+              <w:rPr>
+                <w:rFonts w:ascii="Arial" w:cs="Arial" w:eastAsia="Arial" w:hAnsi="Arial"/>
+                <w:b/>
+                <w:bCs/>
+                <w:sz w:val="18"/>
+                <w:szCs w:val="18"/>
+              </w:rPr>
+              <w:t xml:space="preserve">Урок</w:t>
+            </w:r>
+          </w:p>
+        </w:tc>
+        <w:tc>
+          <w:tcPr>
+            <w:tcW w:type="dxa" w:w="900"/>
+            <w:shd w:fill="E8EEF7" w:color="auto" w:val="clear"/>
+            <w:tcMar>
+              <w:top w:type="dxa" w:w="60"/>
+              <w:left w:type="dxa" w:w="80"/>
+              <w:bottom w:type="dxa" w:w="60"/>
+              <w:right w:type="dxa" w:w="80"/>
+            </w:tcMar>
+          </w:tcPr>
+          <w:p>
+            <w:r>
+              <w:rPr>
+                <w:rFonts w:ascii="Arial" w:cs="Arial" w:eastAsia="Arial" w:hAnsi="Arial"/>
+                <w:b/>
+                <w:bCs/>
+                <w:sz w:val="18"/>
+                <w:szCs w:val="18"/>
+              </w:rPr>
+              <w:t xml:space="preserve">Тип</w:t>
+            </w:r>
+          </w:p>
+        </w:tc>
+        <w:tc>
+          <w:tcPr>
+            <w:tcW w:type="dxa" w:w="4200"/>
+            <w:shd w:fill="E8EEF7" w:color="auto" w:val="clear"/>
+            <w:tcMar>
+              <w:top w:type="dxa" w:w="60"/>
+              <w:left w:type="dxa" w:w="80"/>
+              <w:bottom w:type="dxa" w:w="60"/>
+              <w:right w:type="dxa" w:w="80"/>
+            </w:tcMar>
+          </w:tcPr>
+          <w:p>
+            <w:r>
+              <w:rPr>
+                <w:rFonts w:ascii="Arial" w:cs="Arial" w:eastAsia="Arial" w:hAnsi="Arial"/>
+                <w:b/>
+                <w:bCs/>
+                <w:sz w:val="18"/>
+                <w:szCs w:val="18"/>
+              </w:rPr>
+              <w:t xml:space="preserve">Что это</w:t>
+            </w:r>
+          </w:p>
+        </w:tc>
+        <w:tc>
+          <w:tcPr>
+            <w:tcW w:type="dxa" w:w="5200"/>
+            <w:shd w:fill="E8EEF7" w:color="auto" w:val="clear"/>
+            <w:tcMar>
+              <w:top w:type="dxa" w:w="60"/>
+              <w:left w:type="dxa" w:w="80"/>
+              <w:bottom w:type="dxa" w:w="60"/>
+              <w:right w:type="dxa" w:w="80"/>
+            </w:tcMar>
+          </w:tcPr>
+          <w:p>
+            <w:r>
+              <w:rPr>
+                <w:rFonts w:ascii="Arial" w:cs="Arial" w:eastAsia="Arial" w:hAnsi="Arial"/>
+                <w:b/>
+                <w:bCs/>
+                <w:sz w:val="18"/>
+                <w:szCs w:val="18"/>
+              </w:rPr>
+              <w:t xml:space="preserve">Как найти на «Взнания»</w:t>
+            </w:r>
+          </w:p>
+        </w:tc>
+        <w:tc>
+          <w:tcPr>
+            <w:tcW w:type="dxa" w:w="3198"/>
+            <w:shd w:fill="E8EEF7" w:color="auto" w:val="clear"/>
+            <w:tcMar>
+              <w:top w:type="dxa" w:w="60"/>
+              <w:left w:type="dxa" w:w="80"/>
+              <w:bottom w:type="dxa" w:w="60"/>
+              <w:right w:type="dxa" w:w="80"/>
+            </w:tcMar>
+          </w:tcPr>
+          <w:p>
+            <w:r>
+              <w:rPr>
+                <w:rFonts w:ascii="Arial" w:cs="Arial" w:eastAsia="Arial" w:hAnsi="Arial"/>
+                <w:b/>
+                <w:bCs/>
+                <w:sz w:val="18"/>
+                <w:szCs w:val="18"/>
+              </w:rPr>
+              <w:t xml:space="preserve">Как назвать файл</w:t>
+            </w:r>
+          </w:p>
+        </w:tc>
+      </w:tr>
+      <w:tr>
+        <w:trPr>
+          <w:cantSplit/>
+        </w:trPr>
+        <w:tc>
+          <w:tcPr>
+            <w:tcW w:type="dxa" w:w="420"/>
+            <w:tcMar>
+              <w:top w:type="dxa" w:w="60"/>
+              <w:left w:type="dxa" w:w="80"/>
+              <w:bottom w:type="dxa" w:w="60"/>
+              <w:right w:type="dxa" w:w="80"/>
+            </w:tcMar>
+          </w:tcPr>
+          <w:p>
+            <w:r>
+              <w:rPr>
+                <w:rFonts w:ascii="Arial" w:cs="Arial" w:eastAsia="Arial" w:hAnsi="Arial"/>
+                <w:b w:val="false"/>
+                <w:bCs w:val="false"/>
+                <w:sz w:val="18"/>
+                <w:szCs w:val="18"/>
+              </w:rPr>
+              <w:t xml:space="preserve">☐</w:t>
+            </w:r>
+          </w:p>
+        </w:tc>
+        <w:tc>
+          <w:tcPr>
+            <w:tcW w:type="dxa" w:w="480"/>
+            <w:tcMar>
+              <w:top w:type="dxa" w:w="60"/>
+              <w:left w:type="dxa" w:w="80"/>
+              <w:bottom w:type="dxa" w:w="60"/>
+              <w:right w:type="dxa" w:w="80"/>
+            </w:tcMar>
+          </w:tcPr>
+          <w:p>
+            <w:r>
+              <w:rPr>
+                <w:rFonts w:ascii="Arial" w:cs="Arial" w:eastAsia="Arial" w:hAnsi="Arial"/>
+                <w:b w:val="false"/>
+                <w:bCs w:val="false"/>
+                <w:sz w:val="18"/>
+                <w:szCs w:val="18"/>
+              </w:rPr>
               <w:t xml:space="preserve">45</w:t>
             </w:r>
           </w:p>
@@ -10203,6 +10275,15 @@
           <w:szCs w:val="24"/>
         </w:rPr>
         <w:t xml:space="preserve">Final Test</w:t>
+      </w:r>
+      <w:r>
+        <w:rPr>
+          <w:rFonts w:ascii="Consolas" w:cs="Consolas" w:eastAsia="Consolas" w:hAnsi="Consolas"/>
+          <w:color w:val="5A6372"/>
+          <w:sz w:val="18"/>
+          <w:szCs w:val="18"/>
+        </w:rPr>
+        <w:t xml:space="preserve">   папка classroom-media/gg2/u8/</w:t>
       </w:r>
     </w:p>
     <w:tbl>
@@ -10596,6 +10677,15 @@
           <w:szCs w:val="24"/>
         </w:rPr>
         <w:t xml:space="preserve">Final Test</w:t>
+      </w:r>
+      <w:r>
+        <w:rPr>
+          <w:rFonts w:ascii="Consolas" w:cs="Consolas" w:eastAsia="Consolas" w:hAnsi="Consolas"/>
+          <w:color w:val="5A6372"/>
+          <w:sz w:val="18"/>
+          <w:szCs w:val="18"/>
+        </w:rPr>
+        <w:t xml:space="preserve">   папка classroom-media/gg3/u8/</w:t>
       </w:r>
     </w:p>
     <w:tbl>
